--- a/GenAbu_report.docx
+++ b/GenAbu_report.docx
@@ -1,6 +1,6 @@
 
 <file path=word/document.xml><?xml version="1.0" encoding="utf-8"?>
-<w:document xmlns:wpc="http://schemas.microsoft.com/office/word/2010/wordprocessingCanvas" xmlns:cx="http://schemas.microsoft.com/office/drawing/2014/chartex" xmlns:cx1="http://schemas.microsoft.com/office/drawing/2015/9/8/chartex" xmlns:cx2="http://schemas.microsoft.com/office/drawing/2015/10/21/chartex" xmlns:cx3="http://schemas.microsoft.com/office/drawing/2016/5/9/chartex" xmlns:cx4="http://schemas.microsoft.com/office/drawing/2016/5/10/chartex" xmlns:cx5="http://schemas.microsoft.com/office/drawing/2016/5/11/chartex" xmlns:cx6="http://schemas.microsoft.com/office/drawing/2016/5/12/chartex" xmlns:cx7="http://schemas.microsoft.com/office/drawing/2016/5/13/chartex" xmlns:cx8="http://schemas.microsoft.com/office/drawing/2016/5/14/chartex" xmlns:mc="http://schemas.openxmlformats.org/markup-compatibility/2006" xmlns:aink="http://schemas.microsoft.com/office/drawing/2016/ink" xmlns:am3d="http://schemas.microsoft.com/office/drawing/2017/model3d" xmlns:o="urn:schemas-microsoft-com:office:office" xmlns:oel="http://schemas.microsoft.com/office/2019/extlst" xmlns:r="http://schemas.openxmlformats.org/officeDocument/2006/relationships" xmlns:m="http://schemas.openxmlformats.org/officeDocument/2006/math" xmlns:v="urn:schemas-microsoft-com:vml" xmlns:wp14="http://schemas.microsoft.com/office/word/2010/wordprocessingDrawing" xmlns:wp="http://schemas.openxmlformats.org/drawingml/2006/wordprocessingDrawing" xmlns:w10="urn:schemas-microsoft-com:office:word" xmlns:w="http://schemas.openxmlformats.org/wordprocessingml/2006/main" xmlns:w14="http://schemas.microsoft.com/office/word/2010/wordml" xmlns:w15="http://schemas.microsoft.com/office/word/2012/wordml" xmlns:w16cex="http://schemas.microsoft.com/office/word/2018/wordml/cex" xmlns:w16cid="http://schemas.microsoft.com/office/word/2016/wordml/cid" xmlns:w16="http://schemas.microsoft.com/office/word/2018/wordml" xmlns:w16du="http://schemas.microsoft.com/office/word/2023/wordml/word16du" xmlns:w16sdtdh="http://schemas.microsoft.com/office/word/2020/wordml/sdtdatahash" xmlns:w16sdtfl="http://schemas.microsoft.com/office/word/2024/wordml/sdtformatlock" xmlns:w16se="http://schemas.microsoft.com/office/word/2015/wordml/symex" xmlns:wpg="http://schemas.microsoft.com/office/word/2010/wordprocessingGroup" xmlns:wpi="http://schemas.microsoft.com/office/word/2010/wordprocessingInk" xmlns:wne="http://schemas.microsoft.com/office/word/2006/wordml" xmlns:wps="http://schemas.microsoft.com/office/word/2010/wordprocessingShape" mc:Ignorable="w14 w15 w16se w16cid w16 w16cex w16sdtdh w16sdtfl w16du wp14">
+<w:document xmlns:wpc="http://schemas.microsoft.com/office/word/2010/wordprocessingCanvas" xmlns:cx="http://schemas.microsoft.com/office/drawing/2014/chartex" xmlns:cx1="http://schemas.microsoft.com/office/drawing/2015/9/8/chartex" xmlns:cx2="http://schemas.microsoft.com/office/drawing/2015/10/21/chartex" xmlns:cx3="http://schemas.microsoft.com/office/drawing/2016/5/9/chartex" xmlns:cx4="http://schemas.microsoft.com/office/drawing/2016/5/10/chartex" xmlns:cx5="http://schemas.microsoft.com/office/drawing/2016/5/11/chartex" xmlns:cx6="http://schemas.microsoft.com/office/drawing/2016/5/12/chartex" xmlns:cx7="http://schemas.microsoft.com/office/drawing/2016/5/13/chartex" xmlns:cx8="http://schemas.microsoft.com/office/drawing/2016/5/14/chartex" xmlns:mc="http://schemas.openxmlformats.org/markup-compatibility/2006" xmlns:aink="http://schemas.microsoft.com/office/drawing/2016/ink" xmlns:am3d="http://schemas.microsoft.com/office/drawing/2017/model3d" xmlns:o="urn:schemas-microsoft-com:office:office" xmlns:r="http://schemas.openxmlformats.org/officeDocument/2006/relationships" xmlns:m="http://schemas.openxmlformats.org/officeDocument/2006/math" xmlns:v="urn:schemas-microsoft-com:vml" xmlns:wp14="http://schemas.microsoft.com/office/word/2010/wordprocessingDrawing" xmlns:wp="http://schemas.openxmlformats.org/drawingml/2006/wordprocessingDrawing" xmlns:w10="urn:schemas-microsoft-com:office:word" xmlns:w="http://schemas.openxmlformats.org/wordprocessingml/2006/main" xmlns:w14="http://schemas.microsoft.com/office/word/2010/wordml" xmlns:w15="http://schemas.microsoft.com/office/word/2012/wordml" xmlns:w16cex="http://schemas.microsoft.com/office/word/2018/wordml/cex" xmlns:w16cid="http://schemas.microsoft.com/office/word/2016/wordml/cid" xmlns:w16="http://schemas.microsoft.com/office/word/2018/wordml" xmlns:w16sdtdh="http://schemas.microsoft.com/office/word/2020/wordml/sdtdatahash" xmlns:w16se="http://schemas.microsoft.com/office/word/2015/wordml/symex" xmlns:wpg="http://schemas.microsoft.com/office/word/2010/wordprocessingGroup" xmlns:wpi="http://schemas.microsoft.com/office/word/2010/wordprocessingInk" xmlns:wne="http://schemas.microsoft.com/office/word/2006/wordml" xmlns:wps="http://schemas.microsoft.com/office/word/2010/wordprocessingShape" mc:Ignorable="w14 w15 w16se w16cid w16 w16cex w16sdtdh wp14">
   <w:body>
     <w:p>
       <w:pPr>
@@ -10,128 +10,277 @@
           <w:bCs/>
           <w:sz w:val="32"/>
           <w:szCs w:val="32"/>
-        </w:rPr>
-      </w:pPr>
+          <w:lang w:val="en-US"/>
+        </w:rPr>
+      </w:pPr>
+      <w:proofErr w:type="spellStart"/>
       <w:r>
         <w:rPr>
           <w:b/>
           <w:bCs/>
           <w:sz w:val="32"/>
           <w:szCs w:val="32"/>
-        </w:rPr>
-        <w:t>GenAbu: A modular and reproducible Nextflow workflow for RNA-seq quality control and gene abundance quantification</w:t>
-      </w:r>
-    </w:p>
-    <w:p>
-      <w:pPr>
-        <w:jc w:val="both"/>
-      </w:pPr>
-      <w:r>
-        <w:t>Computational Workflows for Bi</w:t>
-      </w:r>
-      <w:r>
-        <w:t>o</w:t>
-      </w:r>
-      <w:r>
-        <w:t>medical Data</w:t>
-      </w:r>
-      <w:r>
-        <w:t>,</w:t>
-      </w:r>
-      <w:r>
-        <w:t xml:space="preserve"> 2026</w:t>
-      </w:r>
-    </w:p>
-    <w:p>
-      <w:pPr>
-        <w:jc w:val="both"/>
-      </w:pPr>
-      <w:r>
-        <w:t>Matthias Lang, Laura Fahrer</w:t>
-      </w:r>
-    </w:p>
-    <w:p>
-      <w:pPr>
-        <w:rPr>
-          <w:b/>
-          <w:bCs/>
-        </w:rPr>
-      </w:pPr>
-    </w:p>
-    <w:p>
-      <w:pPr>
-        <w:ind w:firstLine="708"/>
+          <w:lang w:val="en-US"/>
+        </w:rPr>
+        <w:t>GenAbu</w:t>
+      </w:r>
+      <w:proofErr w:type="spellEnd"/>
+      <w:r>
         <w:rPr>
           <w:b/>
           <w:bCs/>
           <w:sz w:val="32"/>
           <w:szCs w:val="32"/>
-        </w:rPr>
-      </w:pPr>
+          <w:lang w:val="en-US"/>
+        </w:rPr>
+        <w:t xml:space="preserve">: A modular and reproducible </w:t>
+      </w:r>
+      <w:proofErr w:type="spellStart"/>
       <w:r>
         <w:rPr>
           <w:b/>
           <w:bCs/>
           <w:sz w:val="32"/>
           <w:szCs w:val="32"/>
-        </w:rPr>
-        <w:t>Abstract</w:t>
+          <w:lang w:val="en-US"/>
+        </w:rPr>
+        <w:t>Nextflow</w:t>
+      </w:r>
+      <w:proofErr w:type="spellEnd"/>
+      <w:r>
+        <w:rPr>
+          <w:b/>
+          <w:bCs/>
+          <w:sz w:val="32"/>
+          <w:szCs w:val="32"/>
+          <w:lang w:val="en-US"/>
+        </w:rPr>
+        <w:t xml:space="preserve"> workflow for RNA-seq quality control and gene abundance quantification</w:t>
       </w:r>
     </w:p>
     <w:p>
       <w:pPr>
         <w:jc w:val="both"/>
-      </w:pPr>
-      <w:r>
-        <w:t>RNA sequencing (RNA-seq) is widely used to investigate gene expression, but the reliability of its results depends on reproducible</w:t>
-      </w:r>
-      <w:r>
-        <w:t xml:space="preserve"> and transparent data processing and appropriate quality control steps. </w:t>
-      </w:r>
-      <w:r>
-        <w:t>This project describes the development of GenAbu, a modular Nextflow workflow</w:t>
-      </w:r>
-      <w:r>
-        <w:t xml:space="preserve"> designed to generate gene abundance tables from bulk RNA-seq data. </w:t>
-      </w:r>
-      <w:r>
-        <w:t>The workflow follows principles and development practices promoted by nf-core, a community-driven framework for reproducible bioinformatics pipelines. GenAbu supports</w:t>
-      </w:r>
-      <w:r>
-        <w:t xml:space="preserve"> three different</w:t>
-      </w:r>
-      <w:r>
-        <w:t xml:space="preserve"> input routes, including user-provided FASTQ files, sequencing data identified by Sequence Read Archive (SRA) accession</w:t>
-      </w:r>
-      <w:r>
-        <w:t xml:space="preserve"> codes</w:t>
-      </w:r>
-      <w:r>
-        <w:t xml:space="preserve"> </w:t>
-      </w:r>
-      <w:r>
-        <w:t>and accession information extracted from scientific publications. Its processing steps include input validation, sequence quality control with Falco, adapter and quality trimming with Cutadapt, transcript quantification with Salmon, gene-level abundance calculation and report aggregation with MultiQC.</w:t>
-      </w:r>
-      <w:r>
-        <w:t xml:space="preserve"> Gene</w:t>
-      </w:r>
-      <w:r>
-        <w:t xml:space="preserve"> annotation mapping support the conversion of transcript-level results into more interpretable gene-level outputs.</w:t>
+        <w:rPr>
+          <w:lang w:val="en-US"/>
+        </w:rPr>
+      </w:pPr>
+      <w:r>
+        <w:rPr>
+          <w:lang w:val="en-US"/>
+        </w:rPr>
+        <w:t>Computational Workflows for Bi</w:t>
+      </w:r>
+      <w:r>
+        <w:rPr>
+          <w:lang w:val="en-US"/>
+        </w:rPr>
+        <w:t>o</w:t>
+      </w:r>
+      <w:r>
+        <w:rPr>
+          <w:lang w:val="en-US"/>
+        </w:rPr>
+        <w:t>medical Data</w:t>
+      </w:r>
+      <w:r>
+        <w:rPr>
+          <w:lang w:val="en-US"/>
+        </w:rPr>
+        <w:t>,</w:t>
+      </w:r>
+      <w:r>
+        <w:rPr>
+          <w:lang w:val="en-US"/>
+        </w:rPr>
+        <w:t xml:space="preserve"> 2026</w:t>
       </w:r>
     </w:p>
     <w:p>
       <w:pPr>
         <w:jc w:val="both"/>
-      </w:pPr>
+        <w:rPr>
+          <w:lang w:val="en-US"/>
+        </w:rPr>
+      </w:pPr>
+      <w:r>
+        <w:rPr>
+          <w:lang w:val="en-US"/>
+        </w:rPr>
+        <w:t xml:space="preserve">Matthias Lang, Laura </w:t>
+      </w:r>
+      <w:proofErr w:type="spellStart"/>
+      <w:r>
+        <w:rPr>
+          <w:lang w:val="en-US"/>
+        </w:rPr>
+        <w:t>Fahrer</w:t>
+      </w:r>
+      <w:proofErr w:type="spellEnd"/>
     </w:p>
     <w:p>
       <w:pPr>
-        <w:jc w:val="both"/>
+        <w:rPr>
+          <w:b/>
+          <w:bCs/>
+          <w:lang w:val="en-US"/>
+        </w:rPr>
       </w:pPr>
     </w:p>
     <w:p>
       <w:pPr>
+        <w:ind w:firstLine="708"/>
+        <w:rPr>
+          <w:b/>
+          <w:bCs/>
+          <w:sz w:val="32"/>
+          <w:szCs w:val="32"/>
+          <w:lang w:val="en-US"/>
+        </w:rPr>
+      </w:pPr>
+      <w:r>
+        <w:rPr>
+          <w:b/>
+          <w:bCs/>
+          <w:sz w:val="32"/>
+          <w:szCs w:val="32"/>
+          <w:lang w:val="en-US"/>
+        </w:rPr>
+        <w:t>Abstract</w:t>
+      </w:r>
+    </w:p>
+    <w:p>
+      <w:pPr>
         <w:jc w:val="both"/>
+        <w:rPr>
+          <w:lang w:val="en-US"/>
+        </w:rPr>
+      </w:pPr>
+      <w:r>
+        <w:rPr>
+          <w:lang w:val="en-US"/>
+        </w:rPr>
+        <w:t xml:space="preserve">RNA sequencing (RNA-seq) is widely used to investigate gene expression, but the reliability of its results depends on reproducible and transparent data processing and appropriate quality control steps. This project describes the development of </w:t>
+      </w:r>
+      <w:proofErr w:type="spellStart"/>
+      <w:r>
+        <w:rPr>
+          <w:lang w:val="en-US"/>
+        </w:rPr>
+        <w:t>GenAbu</w:t>
+      </w:r>
+      <w:proofErr w:type="spellEnd"/>
+      <w:r>
+        <w:rPr>
+          <w:lang w:val="en-US"/>
+        </w:rPr>
+        <w:t xml:space="preserve">, a modular </w:t>
+      </w:r>
+      <w:proofErr w:type="spellStart"/>
+      <w:r>
+        <w:rPr>
+          <w:lang w:val="en-US"/>
+        </w:rPr>
+        <w:t>Nextflow</w:t>
+      </w:r>
+      <w:proofErr w:type="spellEnd"/>
+      <w:r>
+        <w:rPr>
+          <w:lang w:val="en-US"/>
+        </w:rPr>
+        <w:t xml:space="preserve"> workflow designed to generate gene abundance tables from bulk RNA-seq data. The workflow follows principles and development practices promoted by </w:t>
+      </w:r>
+      <w:proofErr w:type="spellStart"/>
+      <w:r>
+        <w:rPr>
+          <w:lang w:val="en-US"/>
+        </w:rPr>
+        <w:t>nf</w:t>
+      </w:r>
+      <w:proofErr w:type="spellEnd"/>
+      <w:r>
+        <w:rPr>
+          <w:lang w:val="en-US"/>
+        </w:rPr>
+        <w:t xml:space="preserve">-core, a community-driven framework for reproducible bioinformatics pipelines. </w:t>
+      </w:r>
+      <w:proofErr w:type="spellStart"/>
+      <w:r>
+        <w:rPr>
+          <w:lang w:val="en-US"/>
+        </w:rPr>
+        <w:t>GenAbu</w:t>
+      </w:r>
+      <w:proofErr w:type="spellEnd"/>
+      <w:r>
+        <w:rPr>
+          <w:lang w:val="en-US"/>
+        </w:rPr>
+        <w:t xml:space="preserve"> supports three different input routes, including user-provided FASTQ files, sequencing data identified by Sequence Read Archive (SRA) accession codes</w:t>
+      </w:r>
+      <w:r>
+        <w:rPr>
+          <w:lang w:val="en-US"/>
+        </w:rPr>
+        <w:t xml:space="preserve"> and accession information extracted from scientific publications. Its processing steps include input validation, sequence quality control with Falco, adapter and quality trimming with </w:t>
+      </w:r>
+      <w:proofErr w:type="spellStart"/>
+      <w:r>
+        <w:rPr>
+          <w:lang w:val="en-US"/>
+        </w:rPr>
+        <w:t>Cutadapt</w:t>
+      </w:r>
+      <w:proofErr w:type="spellEnd"/>
+      <w:r>
+        <w:rPr>
+          <w:lang w:val="en-US"/>
+        </w:rPr>
+        <w:t xml:space="preserve">, transcript quantification with Salmon, gene-level abundance calculation and report aggregation with </w:t>
+      </w:r>
+      <w:proofErr w:type="spellStart"/>
+      <w:r>
+        <w:rPr>
+          <w:lang w:val="en-US"/>
+        </w:rPr>
+        <w:t>MultiQC</w:t>
+      </w:r>
+      <w:proofErr w:type="spellEnd"/>
+      <w:r>
+        <w:rPr>
+          <w:lang w:val="en-US"/>
+        </w:rPr>
+        <w:t>.</w:t>
+      </w:r>
+      <w:r>
+        <w:rPr>
+          <w:lang w:val="en-US"/>
+        </w:rPr>
+        <w:t xml:space="preserve"> Gene annotation mapping support the conversion of transcript-level results into more interpretable gene-level outputs.</w:t>
+      </w:r>
+    </w:p>
+    <w:p>
+      <w:pPr>
+        <w:jc w:val="both"/>
+        <w:rPr>
+          <w:lang w:val="en-US"/>
+        </w:rPr>
+      </w:pPr>
+    </w:p>
+    <w:p>
+      <w:pPr>
+        <w:jc w:val="both"/>
+        <w:rPr>
+          <w:lang w:val="en-US"/>
+        </w:rPr>
+      </w:pPr>
+    </w:p>
+    <w:p>
+      <w:pPr>
+        <w:jc w:val="both"/>
+        <w:rPr>
+          <w:lang w:val="en-US"/>
+        </w:rPr>
       </w:pPr>
     </w:p>
     <w:p>
@@ -149,6 +298,7 @@
           <w:szCs w:val="32"/>
         </w:rPr>
       </w:pPr>
+      <w:proofErr w:type="spellStart"/>
       <w:r>
         <w:rPr>
           <w:b/>
@@ -158,98 +308,190 @@
         </w:rPr>
         <w:t>Introduction</w:t>
       </w:r>
+      <w:proofErr w:type="spellEnd"/>
     </w:p>
     <w:p>
       <w:pPr>
         <w:jc w:val="both"/>
-      </w:pPr>
-      <w:r>
+        <w:rPr>
+          <w:lang w:val="en-US"/>
+        </w:rPr>
+      </w:pPr>
+      <w:r>
+        <w:rPr>
+          <w:lang w:val="en-US"/>
+        </w:rPr>
         <w:t xml:space="preserve">Modern high-throughput sequencing technologies can process DNA as well as RNA molecules and generate large amount of sequencing data. </w:t>
       </w:r>
       <w:r>
-        <w:t>RNA-seq</w:t>
-      </w:r>
-      <w:r>
-        <w:t xml:space="preserve"> is a next-generation sequencing technique used to profile the transcriptome, detect RNA variants</w:t>
-      </w:r>
-      <w:r>
+        <w:rPr>
+          <w:lang w:val="en-US"/>
+        </w:rPr>
+        <w:t>RNA-seq is a next-generation sequencing technique used to profile the transcriptome, detect RNA variants</w:t>
+      </w:r>
+      <w:r>
+        <w:rPr>
+          <w:lang w:val="en-US"/>
+        </w:rPr>
         <w:t xml:space="preserve"> and</w:t>
       </w:r>
       <w:r>
+        <w:rPr>
+          <w:lang w:val="en-US"/>
+        </w:rPr>
         <w:t xml:space="preserve"> quantify gene-level transcript abundance.</w:t>
       </w:r>
       <w:r>
+        <w:rPr>
+          <w:lang w:val="en-US"/>
+        </w:rPr>
         <w:t xml:space="preserve"> </w:t>
       </w:r>
       <w:r>
+        <w:rPr>
+          <w:lang w:val="en-US"/>
+        </w:rPr>
         <w:t>However,</w:t>
       </w:r>
       <w:r>
-        <w:t xml:space="preserve"> the analysis of raw sequencing reads is complex and requires many subsequent steps performed by different tools.</w:t>
-      </w:r>
-      <w:r>
+        <w:rPr>
+          <w:lang w:val="en-US"/>
+        </w:rPr>
+        <w:t xml:space="preserve"> the analysis of raw sequencing reads is complex and requires many subsequent steps performed by different tools. </w:t>
+      </w:r>
+      <w:r>
+        <w:rPr>
+          <w:lang w:val="en-US"/>
+        </w:rPr>
+        <w:t>Running</w:t>
+      </w:r>
+      <w:r>
+        <w:rPr>
+          <w:lang w:val="en-US"/>
+        </w:rPr>
+        <w:t xml:space="preserve"> these tools manually through</w:t>
+      </w:r>
+      <w:r>
+        <w:rPr>
+          <w:lang w:val="en-US"/>
+        </w:rPr>
+        <w:t xml:space="preserve"> the</w:t>
+      </w:r>
+      <w:r>
+        <w:rPr>
+          <w:lang w:val="en-US"/>
+        </w:rPr>
+        <w:t xml:space="preserve"> command</w:t>
+      </w:r>
+      <w:r>
+        <w:rPr>
+          <w:lang w:val="en-US"/>
+        </w:rPr>
+        <w:t xml:space="preserve"> line </w:t>
+      </w:r>
+      <w:r>
+        <w:rPr>
+          <w:lang w:val="en-US"/>
+        </w:rPr>
+        <w:t>can lead to inconsistent</w:t>
+      </w:r>
+      <w:r>
+        <w:rPr>
+          <w:lang w:val="en-US"/>
+        </w:rPr>
+        <w:t xml:space="preserve"> settings,</w:t>
+      </w:r>
+      <w:r>
+        <w:rPr>
+          <w:lang w:val="en-US"/>
+        </w:rPr>
         <w:t xml:space="preserve"> </w:t>
       </w:r>
       <w:r>
-        <w:t>Running</w:t>
-      </w:r>
-      <w:r>
-        <w:t xml:space="preserve"> these tools manually through</w:t>
-      </w:r>
-      <w:r>
-        <w:t xml:space="preserve"> the</w:t>
-      </w:r>
-      <w:r>
-        <w:t xml:space="preserve"> command</w:t>
-      </w:r>
-      <w:r>
-        <w:t xml:space="preserve"> line </w:t>
-      </w:r>
-      <w:r>
-        <w:t>can lead to inconsistent</w:t>
-      </w:r>
-      <w:r>
-        <w:t xml:space="preserve"> settings,</w:t>
-      </w:r>
-      <w:r>
-        <w:t xml:space="preserve"> undocumanted parameters and difficulties reproducing previous analysis</w:t>
-      </w:r>
-      <w:r>
+        <w:rPr>
+          <w:lang w:val="en-US"/>
+        </w:rPr>
+        <w:t>undocumented</w:t>
+      </w:r>
+      <w:r>
+        <w:rPr>
+          <w:lang w:val="en-US"/>
+        </w:rPr>
+        <w:t xml:space="preserve"> parameters and difficulties reproducing previous analysis</w:t>
+      </w:r>
+      <w:r>
+        <w:rPr>
+          <w:lang w:val="en-US"/>
+        </w:rPr>
         <w:t xml:space="preserve"> </w:t>
       </w:r>
       <w:r>
         <w:rPr>
           <w:vertAlign w:val="superscript"/>
+          <w:lang w:val="en-US"/>
         </w:rPr>
         <w:t>1</w:t>
       </w:r>
       <w:r>
+        <w:rPr>
+          <w:lang w:val="en-US"/>
+        </w:rPr>
         <w:t>.</w:t>
       </w:r>
     </w:p>
     <w:p>
       <w:pPr>
         <w:jc w:val="both"/>
-      </w:pPr>
-      <w:r>
-        <w:t>Computational pipelines address these problems by connecting individual tools into an automated workflow. They define the order of the processing steps, manage the flow of data between them and reduce the need for manual intervention. Workflow management systems such as Nextflow make it possible to execute these steps in a structured and reproducible way</w:t>
-      </w:r>
-      <w:r>
+        <w:rPr>
+          <w:lang w:val="en-US"/>
+        </w:rPr>
+      </w:pPr>
+      <w:r>
+        <w:rPr>
+          <w:lang w:val="en-US"/>
+        </w:rPr>
+        <w:t xml:space="preserve">Computational pipelines address these problems by connecting individual tools into an automated workflow. They define the order of the processing steps, manage the flow of data between them and reduce the need for manual intervention. Workflow management systems such as </w:t>
+      </w:r>
+      <w:proofErr w:type="spellStart"/>
+      <w:r>
+        <w:rPr>
+          <w:lang w:val="en-US"/>
+        </w:rPr>
+        <w:t>Nextflow</w:t>
+      </w:r>
+      <w:proofErr w:type="spellEnd"/>
+      <w:r>
+        <w:rPr>
+          <w:lang w:val="en-US"/>
+        </w:rPr>
+        <w:t xml:space="preserve"> make it possible to execute these steps in a structured and reproducible way</w:t>
+      </w:r>
+      <w:r>
+        <w:rPr>
+          <w:lang w:val="en-US"/>
+        </w:rPr>
         <w:t xml:space="preserve"> </w:t>
       </w:r>
       <w:r>
         <w:rPr>
           <w:vertAlign w:val="superscript"/>
+          <w:lang w:val="en-US"/>
         </w:rPr>
         <w:t>2</w:t>
       </w:r>
       <w:r>
+        <w:rPr>
+          <w:lang w:val="en-US"/>
+        </w:rPr>
         <w:t>.</w:t>
       </w:r>
     </w:p>
     <w:p>
       <w:pPr>
         <w:jc w:val="both"/>
+        <w:rPr>
+          <w:lang w:val="en-US"/>
+        </w:rPr>
       </w:pPr>
     </w:p>
     <w:p>
@@ -274,68 +516,109 @@
           <w:sz w:val="28"/>
           <w:szCs w:val="28"/>
         </w:rPr>
-        <w:t>FAIR Principles</w:t>
-      </w:r>
+        <w:lastRenderedPageBreak/>
+        <w:t xml:space="preserve">FAIR </w:t>
+      </w:r>
+      <w:proofErr w:type="spellStart"/>
+      <w:r>
+        <w:rPr>
+          <w:b/>
+          <w:bCs/>
+          <w:sz w:val="28"/>
+          <w:szCs w:val="28"/>
+        </w:rPr>
+        <w:t>Principles</w:t>
+      </w:r>
+      <w:proofErr w:type="spellEnd"/>
     </w:p>
     <w:p>
       <w:pPr>
         <w:jc w:val="both"/>
-      </w:pPr>
-      <w:r>
+        <w:rPr>
+          <w:lang w:val="en-US"/>
+        </w:rPr>
+      </w:pPr>
+      <w:r>
+        <w:rPr>
+          <w:lang w:val="en-US"/>
+        </w:rPr>
         <w:t xml:space="preserve">The FAIR principles are guidelines for making digital objects </w:t>
       </w:r>
       <w:r>
         <w:rPr>
           <w:u w:val="single"/>
+          <w:lang w:val="en-US"/>
         </w:rPr>
         <w:t>F</w:t>
       </w:r>
       <w:r>
+        <w:rPr>
+          <w:lang w:val="en-US"/>
+        </w:rPr>
         <w:t xml:space="preserve">indable, </w:t>
       </w:r>
       <w:r>
         <w:rPr>
           <w:u w:val="single"/>
+          <w:lang w:val="en-US"/>
         </w:rPr>
         <w:t>A</w:t>
       </w:r>
       <w:r>
+        <w:rPr>
+          <w:lang w:val="en-US"/>
+        </w:rPr>
         <w:t xml:space="preserve">ccessible, </w:t>
       </w:r>
       <w:r>
         <w:rPr>
           <w:u w:val="single"/>
+          <w:lang w:val="en-US"/>
         </w:rPr>
         <w:t>I</w:t>
       </w:r>
       <w:r>
+        <w:rPr>
+          <w:lang w:val="en-US"/>
+        </w:rPr>
         <w:t xml:space="preserve">nteroperable and </w:t>
       </w:r>
       <w:r>
         <w:rPr>
           <w:u w:val="single"/>
+          <w:lang w:val="en-US"/>
         </w:rPr>
         <w:t>R</w:t>
       </w:r>
       <w:r>
+        <w:rPr>
+          <w:lang w:val="en-US"/>
+        </w:rPr>
         <w:t>eusable</w:t>
       </w:r>
       <w:r>
-        <w:t xml:space="preserve">. </w:t>
-      </w:r>
-      <w:r>
-        <w:t>They were introduced in 2016 to improve the management and reuse of scientific data and resources. Applying these principles can also support reproducibility by improving the availability of data, metadata and information about the methods used</w:t>
-      </w:r>
-      <w:r>
+        <w:rPr>
+          <w:lang w:val="en-US"/>
+        </w:rPr>
+        <w:t>. They were introduced in 2016 to improve the management and reuse of scientific data and resources. Applying these principles can also support reproducibility by improving the availability of data, metadata and information about the methods used</w:t>
+      </w:r>
+      <w:r>
+        <w:rPr>
+          <w:lang w:val="en-US"/>
+        </w:rPr>
         <w:t xml:space="preserve"> </w:t>
       </w:r>
       <w:r>
         <w:rPr>
           <w:vertAlign w:val="superscript"/>
+          <w:lang w:val="en-US"/>
         </w:rPr>
         <w:t>3</w:t>
       </w:r>
       <w:r>
+        <w:rPr>
+          <w:lang w:val="en-US"/>
+        </w:rPr>
         <w:t>.</w:t>
       </w:r>
     </w:p>
@@ -366,8 +649,13 @@
             <w:pPr>
               <w:jc w:val="both"/>
             </w:pPr>
-            <w:r>
-              <w:t>Findable:</w:t>
+            <w:proofErr w:type="spellStart"/>
+            <w:r>
+              <w:t>Findable</w:t>
+            </w:r>
+            <w:proofErr w:type="spellEnd"/>
+            <w:r>
+              <w:t>:</w:t>
             </w:r>
           </w:p>
         </w:tc>
@@ -378,32 +666,42 @@
           <w:p>
             <w:pPr>
               <w:jc w:val="both"/>
+              <w:rPr>
+                <w:lang w:val="en-US"/>
+              </w:rPr>
             </w:pPr>
             <w:r>
-              <w:t xml:space="preserve">Data and metadata should be easy to find for both humans and computers. </w:t>
-            </w:r>
-            <w:r>
-              <w:t>This can be achieved through persistent identifiers, searchable metadata</w:t>
-            </w:r>
-            <w:r>
-              <w:t xml:space="preserve"> or indexing in a searchable resource</w:t>
-            </w:r>
-            <w:r>
+              <w:rPr>
+                <w:lang w:val="en-US"/>
+              </w:rPr>
+              <w:t>Data and metadata should be easy to find for both humans and computers. This can be achieved through persistent identifiers, searchable metadata or indexing in a searchable resource</w:t>
+            </w:r>
+            <w:r>
+              <w:rPr>
+                <w:lang w:val="en-US"/>
+              </w:rPr>
               <w:t xml:space="preserve"> </w:t>
             </w:r>
             <w:r>
               <w:rPr>
                 <w:vertAlign w:val="superscript"/>
+                <w:lang w:val="en-US"/>
               </w:rPr>
               <w:t>3</w:t>
             </w:r>
             <w:r>
+              <w:rPr>
+                <w:lang w:val="en-US"/>
+              </w:rPr>
               <w:t>.</w:t>
             </w:r>
           </w:p>
           <w:p>
             <w:pPr>
               <w:jc w:val="both"/>
+              <w:rPr>
+                <w:lang w:val="en-US"/>
+              </w:rPr>
             </w:pPr>
           </w:p>
         </w:tc>
@@ -417,8 +715,13 @@
             <w:pPr>
               <w:jc w:val="both"/>
             </w:pPr>
-            <w:r>
-              <w:t>Accessible:</w:t>
+            <w:proofErr w:type="spellStart"/>
+            <w:r>
+              <w:t>Accessible</w:t>
+            </w:r>
+            <w:proofErr w:type="spellEnd"/>
+            <w:r>
+              <w:t>:</w:t>
             </w:r>
           </w:p>
         </w:tc>
@@ -429,32 +732,84 @@
           <w:p>
             <w:pPr>
               <w:jc w:val="both"/>
+              <w:rPr>
+                <w:lang w:val="en-US"/>
+              </w:rPr>
             </w:pPr>
             <w:r>
-              <w:t xml:space="preserve">Data should be retrievable </w:t>
-            </w:r>
-            <w:r>
-              <w:t>through standardised communication protocols.</w:t>
-            </w:r>
-            <w:r>
-              <w:t xml:space="preserve"> If the access to the data is restricted, there should be an standardized authentication and autorisation process available. Additionally, metadata should be accessible, even if the data is no longer available</w:t>
-            </w:r>
-            <w:r>
+              <w:rPr>
+                <w:lang w:val="en-US"/>
+              </w:rPr>
+              <w:t xml:space="preserve">Data should be retrievable through </w:t>
+            </w:r>
+            <w:proofErr w:type="spellStart"/>
+            <w:r>
+              <w:rPr>
+                <w:lang w:val="en-US"/>
+              </w:rPr>
+              <w:t>standardised</w:t>
+            </w:r>
+            <w:proofErr w:type="spellEnd"/>
+            <w:r>
+              <w:rPr>
+                <w:lang w:val="en-US"/>
+              </w:rPr>
+              <w:t xml:space="preserve"> communication protocols. If the access to the data is restricted, there should be </w:t>
+            </w:r>
+            <w:proofErr w:type="gramStart"/>
+            <w:r>
+              <w:rPr>
+                <w:lang w:val="en-US"/>
+              </w:rPr>
+              <w:t>an</w:t>
+            </w:r>
+            <w:proofErr w:type="gramEnd"/>
+            <w:r>
+              <w:rPr>
+                <w:lang w:val="en-US"/>
+              </w:rPr>
+              <w:t xml:space="preserve"> standardized authentication and </w:t>
+            </w:r>
+            <w:proofErr w:type="spellStart"/>
+            <w:r>
+              <w:rPr>
+                <w:lang w:val="en-US"/>
+              </w:rPr>
+              <w:t>autorisation</w:t>
+            </w:r>
+            <w:proofErr w:type="spellEnd"/>
+            <w:r>
+              <w:rPr>
+                <w:lang w:val="en-US"/>
+              </w:rPr>
+              <w:t xml:space="preserve"> process available. Additionally, metadata should be accessible, even if the data is no longer available</w:t>
+            </w:r>
+            <w:r>
+              <w:rPr>
+                <w:lang w:val="en-US"/>
+              </w:rPr>
               <w:t xml:space="preserve"> </w:t>
             </w:r>
             <w:r>
               <w:rPr>
                 <w:vertAlign w:val="superscript"/>
+                <w:lang w:val="en-US"/>
               </w:rPr>
               <w:t>3</w:t>
             </w:r>
             <w:r>
+              <w:rPr>
+                <w:lang w:val="en-US"/>
+              </w:rPr>
               <w:t>.</w:t>
             </w:r>
           </w:p>
           <w:p>
             <w:pPr>
               <w:jc w:val="both"/>
+              <w:rPr>
+                <w:lang w:val="en-US"/>
+              </w:rPr>
             </w:pPr>
           </w:p>
         </w:tc>
@@ -480,26 +835,56 @@
           <w:p>
             <w:pPr>
               <w:jc w:val="both"/>
+              <w:rPr>
+                <w:lang w:val="en-US"/>
+              </w:rPr>
             </w:pPr>
             <w:r>
-              <w:t>Data should use standardised formats, vocabularies and identifiers so that they can be combined and exchanged between different systems. This enables different tools and applications to work with the same data</w:t>
-            </w:r>
-            <w:r>
+              <w:rPr>
+                <w:lang w:val="en-US"/>
+              </w:rPr>
+              <w:t xml:space="preserve">Data should use </w:t>
+            </w:r>
+            <w:proofErr w:type="spellStart"/>
+            <w:r>
+              <w:rPr>
+                <w:lang w:val="en-US"/>
+              </w:rPr>
+              <w:t>standardised</w:t>
+            </w:r>
+            <w:proofErr w:type="spellEnd"/>
+            <w:r>
+              <w:rPr>
+                <w:lang w:val="en-US"/>
+              </w:rPr>
+              <w:t xml:space="preserve"> formats, vocabularies and identifiers so that they can be combined and exchanged between different systems. This enables different tools and applications to work with the same data</w:t>
+            </w:r>
+            <w:r>
+              <w:rPr>
+                <w:lang w:val="en-US"/>
+              </w:rPr>
               <w:t xml:space="preserve"> </w:t>
             </w:r>
             <w:r>
               <w:rPr>
                 <w:vertAlign w:val="superscript"/>
+                <w:lang w:val="en-US"/>
               </w:rPr>
               <w:t>3</w:t>
             </w:r>
             <w:r>
+              <w:rPr>
+                <w:lang w:val="en-US"/>
+              </w:rPr>
               <w:t>.</w:t>
             </w:r>
           </w:p>
           <w:p>
             <w:pPr>
               <w:jc w:val="both"/>
+              <w:rPr>
+                <w:lang w:val="en-US"/>
+              </w:rPr>
             </w:pPr>
           </w:p>
         </w:tc>
@@ -516,8 +901,13 @@
             <w:pPr>
               <w:jc w:val="both"/>
             </w:pPr>
-            <w:r>
-              <w:t>Reusable:</w:t>
+            <w:proofErr w:type="spellStart"/>
+            <w:r>
+              <w:t>Reusable</w:t>
+            </w:r>
+            <w:proofErr w:type="spellEnd"/>
+            <w:r>
+              <w:t>:</w:t>
             </w:r>
           </w:p>
         </w:tc>
@@ -528,17 +918,27 @@
           <w:p>
             <w:pPr>
               <w:jc w:val="both"/>
+              <w:rPr>
+                <w:lang w:val="en-US"/>
+              </w:rPr>
             </w:pPr>
             <w:r>
+              <w:rPr>
+                <w:lang w:val="en-US"/>
+              </w:rPr>
               <w:t>Data and resources should be sufficiently documented to allow others to understand and reuse them. This includes information about their origin, the methods used to generate them, and clear licensing and usage conditions</w:t>
             </w:r>
             <w:r>
               <w:rPr>
                 <w:vertAlign w:val="superscript"/>
+                <w:lang w:val="en-US"/>
               </w:rPr>
               <w:t xml:space="preserve"> 3</w:t>
             </w:r>
             <w:r>
+              <w:rPr>
+                <w:lang w:val="en-US"/>
+              </w:rPr>
               <w:t>.</w:t>
             </w:r>
           </w:p>
@@ -548,6 +948,9 @@
     <w:p>
       <w:pPr>
         <w:jc w:val="both"/>
+        <w:rPr>
+          <w:lang w:val="en-US"/>
+        </w:rPr>
       </w:pPr>
     </w:p>
     <w:p>
@@ -565,6 +968,7 @@
           <w:szCs w:val="28"/>
         </w:rPr>
       </w:pPr>
+      <w:proofErr w:type="spellStart"/>
       <w:r>
         <w:rPr>
           <w:b/>
@@ -572,61 +976,227 @@
           <w:sz w:val="28"/>
           <w:szCs w:val="28"/>
         </w:rPr>
-        <w:t>Nextflow and nf-core</w:t>
+        <w:t>Nextflow</w:t>
+      </w:r>
+      <w:proofErr w:type="spellEnd"/>
+      <w:r>
+        <w:rPr>
+          <w:b/>
+          <w:bCs/>
+          <w:sz w:val="28"/>
+          <w:szCs w:val="28"/>
+        </w:rPr>
+        <w:t xml:space="preserve"> and </w:t>
+      </w:r>
+      <w:proofErr w:type="spellStart"/>
+      <w:r>
+        <w:rPr>
+          <w:b/>
+          <w:bCs/>
+          <w:sz w:val="28"/>
+          <w:szCs w:val="28"/>
+        </w:rPr>
+        <w:t>nf</w:t>
+      </w:r>
+      <w:proofErr w:type="spellEnd"/>
+      <w:r>
+        <w:rPr>
+          <w:b/>
+          <w:bCs/>
+          <w:sz w:val="28"/>
+          <w:szCs w:val="28"/>
+        </w:rPr>
+        <w:t>-core</w:t>
       </w:r>
     </w:p>
     <w:p>
       <w:pPr>
         <w:jc w:val="both"/>
-      </w:pPr>
-      <w:r>
-        <w:t>Nextflow is a workflow management system designed to support the development of reproducible and portable computational workflows. It connects individual processes through channels, which manage the flow of data between workflow components. Nextflow also supports parallel execution and can be used with container technologies to provide consistent software environments</w:t>
-      </w:r>
-      <w:r>
+        <w:rPr>
+          <w:lang w:val="en-US"/>
+        </w:rPr>
+      </w:pPr>
+      <w:proofErr w:type="spellStart"/>
+      <w:r>
+        <w:rPr>
+          <w:lang w:val="en-US"/>
+        </w:rPr>
+        <w:t>Nextflow</w:t>
+      </w:r>
+      <w:proofErr w:type="spellEnd"/>
+      <w:r>
+        <w:rPr>
+          <w:lang w:val="en-US"/>
+        </w:rPr>
+        <w:t xml:space="preserve"> is a workflow management system designed to support the development of reproducible and portable computational workflows. It connects individual processes through channels, which manage the flow of data between workflow components. </w:t>
+      </w:r>
+      <w:proofErr w:type="spellStart"/>
+      <w:r>
+        <w:rPr>
+          <w:lang w:val="en-US"/>
+        </w:rPr>
+        <w:t>Nextflow</w:t>
+      </w:r>
+      <w:proofErr w:type="spellEnd"/>
+      <w:r>
+        <w:rPr>
+          <w:lang w:val="en-US"/>
+        </w:rPr>
+        <w:t xml:space="preserve"> also supports parallel execution and can be used with container technologies to provide consistent software environments</w:t>
+      </w:r>
+      <w:r>
+        <w:rPr>
+          <w:lang w:val="en-US"/>
+        </w:rPr>
         <w:t xml:space="preserve"> </w:t>
       </w:r>
       <w:r>
         <w:rPr>
           <w:vertAlign w:val="superscript"/>
+          <w:lang w:val="en-US"/>
         </w:rPr>
         <w:t>2</w:t>
       </w:r>
       <w:r>
+        <w:rPr>
+          <w:lang w:val="en-US"/>
+        </w:rPr>
         <w:t>.</w:t>
       </w:r>
     </w:p>
     <w:p>
       <w:pPr>
         <w:jc w:val="both"/>
-      </w:pPr>
-      <w:r>
-        <w:t xml:space="preserve">nf-core is a community-driven project that builds on Nextflow to provide standardised and well-maintained bioinformatics pipelines. It offers reusable modules, pipeline templates, documentation standards and testing practices to improve the reliability and reproducibility of computational analyses </w:t>
+        <w:rPr>
+          <w:lang w:val="en-US"/>
+        </w:rPr>
+      </w:pPr>
+      <w:proofErr w:type="spellStart"/>
+      <w:r>
+        <w:rPr>
+          <w:lang w:val="en-US"/>
+        </w:rPr>
+        <w:t>nf</w:t>
+      </w:r>
+      <w:proofErr w:type="spellEnd"/>
+      <w:r>
+        <w:rPr>
+          <w:lang w:val="en-US"/>
+        </w:rPr>
+        <w:t xml:space="preserve">-core is a community-driven project that builds on </w:t>
+      </w:r>
+      <w:proofErr w:type="spellStart"/>
+      <w:r>
+        <w:rPr>
+          <w:lang w:val="en-US"/>
+        </w:rPr>
+        <w:t>Nextflow</w:t>
+      </w:r>
+      <w:proofErr w:type="spellEnd"/>
+      <w:r>
+        <w:rPr>
+          <w:lang w:val="en-US"/>
+        </w:rPr>
+        <w:t xml:space="preserve"> to provide </w:t>
+      </w:r>
+      <w:proofErr w:type="spellStart"/>
+      <w:r>
+        <w:rPr>
+          <w:lang w:val="en-US"/>
+        </w:rPr>
+        <w:t>standardised</w:t>
+      </w:r>
+      <w:proofErr w:type="spellEnd"/>
+      <w:r>
+        <w:rPr>
+          <w:lang w:val="en-US"/>
+        </w:rPr>
+        <w:t xml:space="preserve"> and well-maintained bioinformatics pipelines. It offers reusable modules, pipeline templates, documentation standards and testing practices to improve the reliability and reproducibility of computational analyses </w:t>
       </w:r>
       <w:r>
         <w:rPr>
           <w:vertAlign w:val="superscript"/>
+          <w:lang w:val="en-US"/>
         </w:rPr>
         <w:t>4</w:t>
       </w:r>
       <w:r>
+        <w:rPr>
+          <w:lang w:val="en-US"/>
+        </w:rPr>
         <w:t>.</w:t>
       </w:r>
     </w:p>
     <w:p>
       <w:pPr>
         <w:jc w:val="both"/>
-      </w:pPr>
-      <w:r>
-        <w:t xml:space="preserve">GenAbu is a Nextflow workflow for RNA-seq preprocessing and gene abundance quantification. It adopts selected nf-core development practices, including a modular structure and automated testing. The aim is to provide a structured workflow for processing sequencing data while improving maintainability and reproducibility. The </w:t>
-      </w:r>
-      <w:r>
-        <w:lastRenderedPageBreak/>
-        <w:t>following sections describe the implementation of GenAbu and discuss how its design relates to reproducibility and the FAIR principles.</w:t>
+        <w:rPr>
+          <w:lang w:val="en-US"/>
+        </w:rPr>
+      </w:pPr>
+      <w:proofErr w:type="spellStart"/>
+      <w:r>
+        <w:rPr>
+          <w:lang w:val="en-US"/>
+        </w:rPr>
+        <w:t>GenAbu</w:t>
+      </w:r>
+      <w:proofErr w:type="spellEnd"/>
+      <w:r>
+        <w:rPr>
+          <w:lang w:val="en-US"/>
+        </w:rPr>
+        <w:t xml:space="preserve"> is a </w:t>
+      </w:r>
+      <w:proofErr w:type="spellStart"/>
+      <w:r>
+        <w:rPr>
+          <w:lang w:val="en-US"/>
+        </w:rPr>
+        <w:t>Nextflow</w:t>
+      </w:r>
+      <w:proofErr w:type="spellEnd"/>
+      <w:r>
+        <w:rPr>
+          <w:lang w:val="en-US"/>
+        </w:rPr>
+        <w:t xml:space="preserve"> workflow for RNA-seq preprocessing and gene abundance quantification. It adopts selected </w:t>
+      </w:r>
+      <w:proofErr w:type="spellStart"/>
+      <w:r>
+        <w:rPr>
+          <w:lang w:val="en-US"/>
+        </w:rPr>
+        <w:t>nf</w:t>
+      </w:r>
+      <w:proofErr w:type="spellEnd"/>
+      <w:r>
+        <w:rPr>
+          <w:lang w:val="en-US"/>
+        </w:rPr>
+        <w:t xml:space="preserve">-core development practices, including a modular structure and automated testing. The aim is to provide a structured workflow for processing sequencing data while improving maintainability and reproducibility. The following sections describe the implementation of </w:t>
+      </w:r>
+      <w:proofErr w:type="spellStart"/>
+      <w:r>
+        <w:rPr>
+          <w:lang w:val="en-US"/>
+        </w:rPr>
+        <w:t>GenAbu</w:t>
+      </w:r>
+      <w:proofErr w:type="spellEnd"/>
+      <w:r>
+        <w:rPr>
+          <w:lang w:val="en-US"/>
+        </w:rPr>
+        <w:t xml:space="preserve"> and discuss how its design relates to reproducibility and the FAIR principles.</w:t>
       </w:r>
     </w:p>
     <w:p>
       <w:pPr>
         <w:jc w:val="both"/>
+        <w:rPr>
+          <w:lang w:val="en-US"/>
+        </w:rPr>
       </w:pPr>
     </w:p>
     <w:p>
@@ -657,27 +1227,65 @@
     <w:p>
       <w:pPr>
         <w:jc w:val="both"/>
-      </w:pPr>
-      <w:r>
-        <w:t>GenAbu was implemented using Nextflow and a modular project structure. The main workflow is defined in main.nf, which includes local modules and subworkflows. Individual processing tasks are separated from the main</w:t>
-      </w:r>
-      <w:r>
-        <w:t xml:space="preserve"> workflow,</w:t>
-      </w:r>
-      <w:r>
-        <w:t xml:space="preserve"> allowing components to be maintained</w:t>
-      </w:r>
-      <w:r>
-        <w:t>, modified</w:t>
-      </w:r>
-      <w:r>
-        <w:t xml:space="preserve"> and tested independently.</w:t>
-      </w:r>
-      <w:r>
-        <w:t xml:space="preserve"> </w:t>
-      </w:r>
-      <w:r>
-        <w:t>The workflow uses containerised software environments to improve portability and reproducibility by reducing dependencies on software installed on the host system.</w:t>
+        <w:rPr>
+          <w:lang w:val="en-US"/>
+        </w:rPr>
+      </w:pPr>
+      <w:proofErr w:type="spellStart"/>
+      <w:r>
+        <w:rPr>
+          <w:lang w:val="en-US"/>
+        </w:rPr>
+        <w:t>GenAbu</w:t>
+      </w:r>
+      <w:proofErr w:type="spellEnd"/>
+      <w:r>
+        <w:rPr>
+          <w:lang w:val="en-US"/>
+        </w:rPr>
+        <w:t xml:space="preserve"> was implemented using </w:t>
+      </w:r>
+      <w:proofErr w:type="spellStart"/>
+      <w:r>
+        <w:rPr>
+          <w:lang w:val="en-US"/>
+        </w:rPr>
+        <w:t>Nextflow</w:t>
+      </w:r>
+      <w:proofErr w:type="spellEnd"/>
+      <w:r>
+        <w:rPr>
+          <w:lang w:val="en-US"/>
+        </w:rPr>
+        <w:t xml:space="preserve"> and a modular project structure. The main workflow is defined in main.nf, which includes local modules and </w:t>
+      </w:r>
+      <w:proofErr w:type="spellStart"/>
+      <w:r>
+        <w:rPr>
+          <w:lang w:val="en-US"/>
+        </w:rPr>
+        <w:t>subworkflows</w:t>
+      </w:r>
+      <w:proofErr w:type="spellEnd"/>
+      <w:r>
+        <w:rPr>
+          <w:lang w:val="en-US"/>
+        </w:rPr>
+        <w:t xml:space="preserve">. Individual processing tasks are separated from the main workflow, allowing components to be maintained, modified and tested independently. The workflow uses </w:t>
+      </w:r>
+      <w:proofErr w:type="spellStart"/>
+      <w:r>
+        <w:rPr>
+          <w:lang w:val="en-US"/>
+        </w:rPr>
+        <w:t>containerised</w:t>
+      </w:r>
+      <w:proofErr w:type="spellEnd"/>
+      <w:r>
+        <w:rPr>
+          <w:lang w:val="en-US"/>
+        </w:rPr>
+        <w:t xml:space="preserve"> software environments to improve portability and reproducibility by reducing dependencies on software installed on the host system.</w:t>
       </w:r>
     </w:p>
     <w:p>
@@ -708,38 +1316,90 @@
     <w:p>
       <w:pPr>
         <w:jc w:val="both"/>
-      </w:pPr>
-      <w:r>
+        <w:rPr>
+          <w:lang w:val="en-US"/>
+        </w:rPr>
+      </w:pPr>
+      <w:proofErr w:type="spellStart"/>
+      <w:r>
+        <w:rPr>
+          <w:lang w:val="en-US"/>
+        </w:rPr>
         <w:t>GenAbu</w:t>
       </w:r>
-      <w:r>
-        <w:t xml:space="preserve"> supports three different types of input. User-provided FastQ files can be processed directly, </w:t>
-      </w:r>
-      <w:r>
+      <w:proofErr w:type="spellEnd"/>
+      <w:r>
+        <w:rPr>
+          <w:lang w:val="en-US"/>
+        </w:rPr>
+        <w:t xml:space="preserve"> supports three different types of input. User-provided </w:t>
+      </w:r>
+      <w:proofErr w:type="spellStart"/>
+      <w:r>
+        <w:rPr>
+          <w:lang w:val="en-US"/>
+        </w:rPr>
+        <w:t>FastQ</w:t>
+      </w:r>
+      <w:proofErr w:type="spellEnd"/>
+      <w:r>
+        <w:rPr>
+          <w:lang w:val="en-US"/>
+        </w:rPr>
+        <w:t xml:space="preserve"> files can be processed directly, </w:t>
+      </w:r>
+      <w:r>
+        <w:rPr>
+          <w:lang w:val="en-US"/>
+        </w:rPr>
         <w:t>whereas</w:t>
       </w:r>
       <w:r>
+        <w:rPr>
+          <w:lang w:val="en-US"/>
+        </w:rPr>
         <w:t xml:space="preserve"> SRA accession codes</w:t>
       </w:r>
       <w:r>
+        <w:rPr>
+          <w:lang w:val="en-US"/>
+        </w:rPr>
         <w:t xml:space="preserve"> are used to retrieve</w:t>
       </w:r>
       <w:r>
+        <w:rPr>
+          <w:lang w:val="en-US"/>
+        </w:rPr>
         <w:t xml:space="preserve"> raw</w:t>
       </w:r>
       <w:r>
+        <w:rPr>
+          <w:lang w:val="en-US"/>
+        </w:rPr>
         <w:t xml:space="preserve"> sequencing</w:t>
       </w:r>
       <w:r>
+        <w:rPr>
+          <w:lang w:val="en-US"/>
+        </w:rPr>
         <w:t xml:space="preserve"> data </w:t>
       </w:r>
       <w:r>
+        <w:rPr>
+          <w:lang w:val="en-US"/>
+        </w:rPr>
         <w:t xml:space="preserve">from the corresponding </w:t>
       </w:r>
       <w:r>
+        <w:rPr>
+          <w:lang w:val="en-US"/>
+        </w:rPr>
         <w:t>publicly-available archive. As a third option a scientific publication can be provided</w:t>
       </w:r>
       <w:r>
+        <w:rPr>
+          <w:lang w:val="en-US"/>
+        </w:rPr>
         <w:t xml:space="preserve"> to extract SRA accession codes directly, if available.</w:t>
       </w:r>
     </w:p>
@@ -749,7 +1409,7 @@
         <w:rPr>
           <w:rFonts w:eastAsia="Times New Roman" w:cs="Times New Roman"/>
           <w:kern w:val="0"/>
-          <w:lang w:eastAsia="de-DE"/>
+          <w:lang w:val="en-US" w:eastAsia="de-DE"/>
           <w14:ligatures w14:val="none"/>
         </w:rPr>
       </w:pPr>
@@ -757,304 +1417,330 @@
         <w:rPr>
           <w:rFonts w:eastAsia="Times New Roman" w:cs="Times New Roman"/>
           <w:kern w:val="0"/>
-          <w:lang w:eastAsia="de-DE"/>
+          <w:lang w:val="en-US" w:eastAsia="de-DE"/>
           <w14:ligatures w14:val="none"/>
         </w:rPr>
-        <w:t>The main analysis workflow consists of</w:t>
-      </w:r>
+        <w:t xml:space="preserve">The main analysis workflow consists of three main steps, the preprocessing, quantification and reporting of the result. Preprocessing includes quality control of the raw and trimmed reads using Falco and adapter trimming with </w:t>
+      </w:r>
+      <w:proofErr w:type="spellStart"/>
       <w:r>
         <w:rPr>
           <w:rFonts w:eastAsia="Times New Roman" w:cs="Times New Roman"/>
           <w:kern w:val="0"/>
-          <w:lang w:eastAsia="de-DE"/>
+          <w:lang w:val="en-US" w:eastAsia="de-DE"/>
           <w14:ligatures w14:val="none"/>
         </w:rPr>
-        <w:t xml:space="preserve"> three main</w:t>
-      </w:r>
+        <w:t>Cutadapt</w:t>
+      </w:r>
+      <w:proofErr w:type="spellEnd"/>
       <w:r>
         <w:rPr>
           <w:rFonts w:eastAsia="Times New Roman" w:cs="Times New Roman"/>
           <w:kern w:val="0"/>
-          <w:lang w:eastAsia="de-DE"/>
+          <w:lang w:val="en-US" w:eastAsia="de-DE"/>
           <w14:ligatures w14:val="none"/>
         </w:rPr>
-        <w:t xml:space="preserve"> steps</w:t>
+        <w:t xml:space="preserve">. Salmon is then used for transcript quantification based on pseudo-alignment. </w:t>
       </w:r>
       <w:r>
         <w:rPr>
           <w:rFonts w:eastAsia="Times New Roman" w:cs="Times New Roman"/>
           <w:kern w:val="0"/>
-          <w:lang w:eastAsia="de-DE"/>
+          <w:lang w:val="en-US" w:eastAsia="de-DE"/>
           <w14:ligatures w14:val="none"/>
         </w:rPr>
-        <w:t>, the</w:t>
+        <w:t>The</w:t>
       </w:r>
       <w:r>
         <w:rPr>
           <w:rFonts w:eastAsia="Times New Roman" w:cs="Times New Roman"/>
           <w:kern w:val="0"/>
-          <w:lang w:eastAsia="de-DE"/>
+          <w:lang w:val="en-US" w:eastAsia="de-DE"/>
           <w14:ligatures w14:val="none"/>
         </w:rPr>
-        <w:t xml:space="preserve"> preprocessing, quantification and </w:t>
+        <w:t xml:space="preserve"> resulting transcript-level estimates</w:t>
       </w:r>
       <w:r>
         <w:rPr>
           <w:rFonts w:eastAsia="Times New Roman" w:cs="Times New Roman"/>
           <w:kern w:val="0"/>
-          <w:lang w:eastAsia="de-DE"/>
+          <w:lang w:val="en-US" w:eastAsia="de-DE"/>
           <w14:ligatures w14:val="none"/>
         </w:rPr>
-        <w:t>reporting of the result</w:t>
+        <w:t xml:space="preserve"> are summarized into</w:t>
       </w:r>
       <w:r>
         <w:rPr>
           <w:rFonts w:eastAsia="Times New Roman" w:cs="Times New Roman"/>
           <w:kern w:val="0"/>
-          <w:lang w:eastAsia="de-DE"/>
+          <w:lang w:val="en-US" w:eastAsia="de-DE"/>
           <w14:ligatures w14:val="none"/>
         </w:rPr>
-        <w:t>. Preprocessing includes quality control of the raw</w:t>
+        <w:t xml:space="preserve"> gene-level abundance scores </w:t>
       </w:r>
       <w:r>
         <w:rPr>
           <w:rFonts w:eastAsia="Times New Roman" w:cs="Times New Roman"/>
           <w:kern w:val="0"/>
-          <w:lang w:eastAsia="de-DE"/>
+          <w:lang w:val="en-US" w:eastAsia="de-DE"/>
           <w14:ligatures w14:val="none"/>
         </w:rPr>
-        <w:t xml:space="preserve"> and trimmed</w:t>
+        <w:t>using</w:t>
       </w:r>
       <w:r>
         <w:rPr>
           <w:rFonts w:eastAsia="Times New Roman" w:cs="Times New Roman"/>
           <w:kern w:val="0"/>
-          <w:lang w:eastAsia="de-DE"/>
+          <w:lang w:val="en-US" w:eastAsia="de-DE"/>
           <w14:ligatures w14:val="none"/>
         </w:rPr>
-        <w:t xml:space="preserve"> reads using Falco and adapter trimming with Cutadapt</w:t>
-      </w:r>
+        <w:t xml:space="preserve"> the </w:t>
+      </w:r>
+      <w:proofErr w:type="spellStart"/>
       <w:r>
         <w:rPr>
           <w:rFonts w:eastAsia="Times New Roman" w:cs="Times New Roman"/>
           <w:kern w:val="0"/>
-          <w:lang w:eastAsia="de-DE"/>
+          <w:lang w:val="en-US" w:eastAsia="de-DE"/>
           <w14:ligatures w14:val="none"/>
         </w:rPr>
-        <w:t xml:space="preserve">. </w:t>
-      </w:r>
+        <w:t>gene_abundance</w:t>
+      </w:r>
+      <w:proofErr w:type="spellEnd"/>
       <w:r>
         <w:rPr>
           <w:rFonts w:eastAsia="Times New Roman" w:cs="Times New Roman"/>
           <w:kern w:val="0"/>
-          <w:lang w:eastAsia="de-DE"/>
+          <w:lang w:val="en-US" w:eastAsia="de-DE"/>
           <w14:ligatures w14:val="none"/>
         </w:rPr>
-        <w:t xml:space="preserve">Salmon is then used for transcript quantification based on pseudo-alignment. </w:t>
-      </w:r>
+        <w:t xml:space="preserve"> tool. Finally, the workflow outputs gene-level abundance tables and a </w:t>
+      </w:r>
+      <w:proofErr w:type="spellStart"/>
       <w:r>
         <w:rPr>
           <w:rFonts w:eastAsia="Times New Roman" w:cs="Times New Roman"/>
           <w:kern w:val="0"/>
-          <w:lang w:eastAsia="de-DE"/>
+          <w:lang w:val="en-US" w:eastAsia="de-DE"/>
           <w14:ligatures w14:val="none"/>
         </w:rPr>
-        <w:t>The</w:t>
-      </w:r>
+        <w:t>MultiQC</w:t>
+      </w:r>
+      <w:proofErr w:type="spellEnd"/>
       <w:r>
         <w:rPr>
           <w:rFonts w:eastAsia="Times New Roman" w:cs="Times New Roman"/>
           <w:kern w:val="0"/>
-          <w:lang w:eastAsia="de-DE"/>
+          <w:lang w:val="en-US" w:eastAsia="de-DE"/>
           <w14:ligatures w14:val="none"/>
         </w:rPr>
-        <w:t xml:space="preserve"> resulting transcript-level</w:t>
-      </w:r>
+        <w:t xml:space="preserve"> report </w:t>
+      </w:r>
+      <w:proofErr w:type="spellStart"/>
       <w:r>
         <w:rPr>
           <w:rFonts w:eastAsia="Times New Roman" w:cs="Times New Roman"/>
           <w:kern w:val="0"/>
-          <w:lang w:eastAsia="de-DE"/>
+          <w:lang w:val="en-US" w:eastAsia="de-DE"/>
           <w14:ligatures w14:val="none"/>
         </w:rPr>
-        <w:t xml:space="preserve"> </w:t>
-      </w:r>
+        <w:t>summarising</w:t>
+      </w:r>
+      <w:proofErr w:type="spellEnd"/>
       <w:r>
         <w:rPr>
           <w:rFonts w:eastAsia="Times New Roman" w:cs="Times New Roman"/>
           <w:kern w:val="0"/>
-          <w:lang w:eastAsia="de-DE"/>
+          <w:lang w:val="en-US" w:eastAsia="de-DE"/>
           <w14:ligatures w14:val="none"/>
         </w:rPr>
-        <w:t>estimates</w:t>
+        <w:t xml:space="preserve"> the quality control results</w:t>
       </w:r>
       <w:r>
         <w:rPr>
           <w:rFonts w:eastAsia="Times New Roman" w:cs="Times New Roman"/>
           <w:kern w:val="0"/>
-          <w:lang w:eastAsia="de-DE"/>
+          <w:lang w:val="en-US" w:eastAsia="de-DE"/>
           <w14:ligatures w14:val="none"/>
         </w:rPr>
-        <w:t xml:space="preserve"> are summarized into</w:t>
-      </w:r>
+        <w:t xml:space="preserve"> </w:t>
+      </w:r>
+      <w:proofErr w:type="spellStart"/>
       <w:r>
         <w:rPr>
           <w:rFonts w:eastAsia="Times New Roman" w:cs="Times New Roman"/>
           <w:kern w:val="0"/>
-          <w:lang w:eastAsia="de-DE"/>
+          <w:lang w:val="en-US" w:eastAsia="de-DE"/>
           <w14:ligatures w14:val="none"/>
         </w:rPr>
-        <w:t xml:space="preserve"> gene-level abundance scores </w:t>
-      </w:r>
+        <w:t>form</w:t>
+      </w:r>
+      <w:proofErr w:type="spellEnd"/>
       <w:r>
         <w:rPr>
           <w:rFonts w:eastAsia="Times New Roman" w:cs="Times New Roman"/>
           <w:kern w:val="0"/>
-          <w:lang w:eastAsia="de-DE"/>
+          <w:lang w:val="en-US" w:eastAsia="de-DE"/>
           <w14:ligatures w14:val="none"/>
         </w:rPr>
-        <w:t>using</w:t>
+        <w:t xml:space="preserve"> different tools</w:t>
       </w:r>
       <w:r>
         <w:rPr>
           <w:rFonts w:eastAsia="Times New Roman" w:cs="Times New Roman"/>
           <w:kern w:val="0"/>
-          <w:lang w:eastAsia="de-DE"/>
+          <w:lang w:val="en-US" w:eastAsia="de-DE"/>
           <w14:ligatures w14:val="none"/>
         </w:rPr>
-        <w:t xml:space="preserve"> the gene_abundance tool. Finally, the</w:t>
-      </w:r>
+        <w:t>.</w:t>
+      </w:r>
+    </w:p>
+    <w:p>
+      <w:pPr>
+        <w:jc w:val="both"/>
+        <w:rPr>
+          <w:rFonts w:eastAsia="Times New Roman"/>
+          <w:kern w:val="0"/>
+          <w:lang w:val="en-US" w:eastAsia="de-DE"/>
+          <w14:ligatures w14:val="none"/>
+        </w:rPr>
+      </w:pPr>
       <w:r>
         <w:rPr>
           <w:rFonts w:eastAsia="Times New Roman" w:cs="Times New Roman"/>
           <w:kern w:val="0"/>
-          <w:lang w:eastAsia="de-DE"/>
+          <w:lang w:val="en-US" w:eastAsia="de-DE"/>
           <w14:ligatures w14:val="none"/>
         </w:rPr>
-        <w:t xml:space="preserve"> workflow output</w:t>
-      </w:r>
-      <w:r>
-        <w:rPr>
-          <w:rFonts w:eastAsia="Times New Roman" w:cs="Times New Roman"/>
-          <w:kern w:val="0"/>
-          <w:lang w:eastAsia="de-DE"/>
-          <w14:ligatures w14:val="none"/>
-        </w:rPr>
-        <w:t>s gene-level abundance tables and</w:t>
-      </w:r>
-      <w:r>
-        <w:rPr>
-          <w:rFonts w:eastAsia="Times New Roman" w:cs="Times New Roman"/>
-          <w:kern w:val="0"/>
-          <w:lang w:eastAsia="de-DE"/>
-          <w14:ligatures w14:val="none"/>
-        </w:rPr>
-        <w:t xml:space="preserve"> a MultiQC report summarising the quality control results</w:t>
-      </w:r>
-      <w:r>
-        <w:rPr>
-          <w:rFonts w:eastAsia="Times New Roman" w:cs="Times New Roman"/>
-          <w:kern w:val="0"/>
-          <w:lang w:eastAsia="de-DE"/>
-          <w14:ligatures w14:val="none"/>
-        </w:rPr>
-        <w:t xml:space="preserve"> form different tools</w:t>
-      </w:r>
-      <w:r>
-        <w:rPr>
-          <w:rFonts w:eastAsia="Times New Roman" w:cs="Times New Roman"/>
-          <w:kern w:val="0"/>
-          <w:lang w:eastAsia="de-DE"/>
-          <w14:ligatures w14:val="none"/>
-        </w:rPr>
-        <w:t>.</w:t>
-      </w:r>
-    </w:p>
-    <w:p>
-      <w:pPr>
-        <w:jc w:val="both"/>
+        <w:t xml:space="preserve">The modular architecture of the pipeline </w:t>
+      </w:r>
+      <w:r>
         <w:rPr>
           <w:rFonts w:eastAsia="Times New Roman"/>
           <w:kern w:val="0"/>
-          <w:lang w:eastAsia="de-DE"/>
+          <w:lang w:val="en-US" w:eastAsia="de-DE"/>
           <w14:ligatures w14:val="none"/>
         </w:rPr>
-      </w:pPr>
-      <w:r>
-        <w:rPr>
-          <w:rFonts w:eastAsia="Times New Roman" w:cs="Times New Roman"/>
-          <w:kern w:val="0"/>
-          <w:lang w:eastAsia="de-DE"/>
-          <w14:ligatures w14:val="none"/>
-        </w:rPr>
-        <w:t xml:space="preserve">The modular architecture of the pipeline </w:t>
-      </w:r>
+        <w:t xml:space="preserve">combines established bioinformatics tools with components developed specifically for </w:t>
+      </w:r>
+      <w:proofErr w:type="spellStart"/>
       <w:r>
         <w:rPr>
           <w:rFonts w:eastAsia="Times New Roman"/>
           <w:kern w:val="0"/>
-          <w:lang w:eastAsia="de-DE"/>
+          <w:lang w:val="en-US" w:eastAsia="de-DE"/>
           <w14:ligatures w14:val="none"/>
         </w:rPr>
-        <w:t>combines established bioinformatics tools with components developed specifically for GenAbu. Tools such as Salmon</w:t>
+        <w:t>GenAbu</w:t>
+      </w:r>
+      <w:proofErr w:type="spellEnd"/>
+      <w:r>
+        <w:rPr>
+          <w:rFonts w:eastAsia="Times New Roman"/>
+          <w:kern w:val="0"/>
+          <w:lang w:val="en-US" w:eastAsia="de-DE"/>
+          <w14:ligatures w14:val="none"/>
+        </w:rPr>
+        <w:t>. Tools such as Salmon</w:t>
       </w:r>
       <w:r>
         <w:rPr>
           <w:rFonts w:eastAsia="Times New Roman"/>
           <w:kern w:val="0"/>
           <w:vertAlign w:val="superscript"/>
-          <w:lang w:eastAsia="de-DE"/>
+          <w:lang w:val="en-US" w:eastAsia="de-DE"/>
           <w14:ligatures w14:val="none"/>
         </w:rPr>
-        <w:t xml:space="preserve"> </w:t>
-      </w:r>
+        <w:t xml:space="preserve"> 5</w:t>
+      </w:r>
+      <w:r>
+        <w:rPr>
+          <w:rFonts w:eastAsia="Times New Roman"/>
+          <w:kern w:val="0"/>
+          <w:lang w:val="en-US" w:eastAsia="de-DE"/>
+          <w14:ligatures w14:val="none"/>
+        </w:rPr>
+        <w:t xml:space="preserve"> and </w:t>
+      </w:r>
+      <w:proofErr w:type="spellStart"/>
+      <w:r>
+        <w:rPr>
+          <w:rFonts w:eastAsia="Times New Roman"/>
+          <w:kern w:val="0"/>
+          <w:lang w:val="en-US" w:eastAsia="de-DE"/>
+          <w14:ligatures w14:val="none"/>
+        </w:rPr>
+        <w:t>Cutadapt</w:t>
+      </w:r>
+      <w:proofErr w:type="spellEnd"/>
       <w:r>
         <w:rPr>
           <w:rFonts w:eastAsia="Times New Roman"/>
           <w:kern w:val="0"/>
           <w:vertAlign w:val="superscript"/>
-          <w:lang w:eastAsia="de-DE"/>
+          <w:lang w:val="en-US" w:eastAsia="de-DE"/>
           <w14:ligatures w14:val="none"/>
         </w:rPr>
-        <w:t>5</w:t>
-      </w:r>
-      <w:r>
-        <w:rPr>
-          <w:rFonts w:eastAsia="Times New Roman"/>
-          <w:kern w:val="0"/>
-          <w:lang w:eastAsia="de-DE"/>
-          <w14:ligatures w14:val="none"/>
-        </w:rPr>
-        <w:t xml:space="preserve"> and Cutadapt</w:t>
+        <w:t xml:space="preserve"> </w:t>
       </w:r>
       <w:r>
         <w:rPr>
           <w:rFonts w:eastAsia="Times New Roman"/>
           <w:kern w:val="0"/>
           <w:vertAlign w:val="superscript"/>
-          <w:lang w:eastAsia="de-DE"/>
+          <w:lang w:val="en-US" w:eastAsia="de-DE"/>
           <w14:ligatures w14:val="none"/>
         </w:rPr>
-        <w:t xml:space="preserve"> </w:t>
+        <w:t>6</w:t>
       </w:r>
       <w:r>
         <w:rPr>
           <w:rFonts w:eastAsia="Times New Roman"/>
           <w:kern w:val="0"/>
-          <w:vertAlign w:val="superscript"/>
-          <w:lang w:eastAsia="de-DE"/>
+          <w:lang w:val="en-US" w:eastAsia="de-DE"/>
           <w14:ligatures w14:val="none"/>
         </w:rPr>
-        <w:t>6</w:t>
-      </w:r>
+        <w:t xml:space="preserve"> provide established analysis functionality, while custom modules and </w:t>
+      </w:r>
+      <w:proofErr w:type="spellStart"/>
       <w:r>
         <w:rPr>
           <w:rFonts w:eastAsia="Times New Roman"/>
           <w:kern w:val="0"/>
-          <w:lang w:eastAsia="de-DE"/>
+          <w:lang w:val="en-US" w:eastAsia="de-DE"/>
           <w14:ligatures w14:val="none"/>
         </w:rPr>
-        <w:t xml:space="preserve"> provide established analysis functionality, while custom modules and subworkflows handle input validation, accession extraction and resolution, data routing and gene-level abundance summarisation.</w:t>
+        <w:t>subworkflows</w:t>
+      </w:r>
+      <w:proofErr w:type="spellEnd"/>
+      <w:r>
+        <w:rPr>
+          <w:rFonts w:eastAsia="Times New Roman"/>
+          <w:kern w:val="0"/>
+          <w:lang w:val="en-US" w:eastAsia="de-DE"/>
+          <w14:ligatures w14:val="none"/>
+        </w:rPr>
+        <w:t xml:space="preserve"> handle input validation, accession extraction and resolution, data routing and gene-level abundance </w:t>
+      </w:r>
+      <w:proofErr w:type="spellStart"/>
+      <w:r>
+        <w:rPr>
+          <w:rFonts w:eastAsia="Times New Roman"/>
+          <w:kern w:val="0"/>
+          <w:lang w:val="en-US" w:eastAsia="de-DE"/>
+          <w14:ligatures w14:val="none"/>
+        </w:rPr>
+        <w:t>summarisation</w:t>
+      </w:r>
+      <w:proofErr w:type="spellEnd"/>
+      <w:r>
+        <w:rPr>
+          <w:rFonts w:eastAsia="Times New Roman"/>
+          <w:kern w:val="0"/>
+          <w:lang w:val="en-US" w:eastAsia="de-DE"/>
+          <w14:ligatures w14:val="none"/>
+        </w:rPr>
+        <w:t>.</w:t>
       </w:r>
     </w:p>
     <w:p>
@@ -1072,6 +1758,7 @@
           <w:szCs w:val="28"/>
         </w:rPr>
       </w:pPr>
+      <w:proofErr w:type="spellStart"/>
       <w:r>
         <w:rPr>
           <w:b/>
@@ -1079,8 +1766,9 @@
           <w:sz w:val="28"/>
           <w:szCs w:val="28"/>
         </w:rPr>
-        <w:t xml:space="preserve">Automated </w:t>
-      </w:r>
+        <w:t>Automated</w:t>
+      </w:r>
+      <w:proofErr w:type="spellEnd"/>
       <w:r>
         <w:rPr>
           <w:b/>
@@ -1088,8 +1776,9 @@
           <w:sz w:val="28"/>
           <w:szCs w:val="28"/>
         </w:rPr>
-        <w:t>T</w:t>
-      </w:r>
+        <w:t xml:space="preserve"> </w:t>
+      </w:r>
+      <w:proofErr w:type="spellStart"/>
       <w:r>
         <w:rPr>
           <w:b/>
@@ -1097,7 +1786,7 @@
           <w:sz w:val="28"/>
           <w:szCs w:val="28"/>
         </w:rPr>
-        <w:t>esting</w:t>
+        <w:t>T</w:t>
       </w:r>
       <w:r>
         <w:rPr>
@@ -1106,143 +1795,356 @@
           <w:sz w:val="28"/>
           <w:szCs w:val="28"/>
         </w:rPr>
-        <w:t xml:space="preserve"> and Continuous Integration</w:t>
+        <w:t>esting</w:t>
+      </w:r>
+      <w:proofErr w:type="spellEnd"/>
+      <w:r>
+        <w:rPr>
+          <w:b/>
+          <w:bCs/>
+          <w:sz w:val="28"/>
+          <w:szCs w:val="28"/>
+        </w:rPr>
+        <w:t xml:space="preserve"> and </w:t>
+      </w:r>
+      <w:proofErr w:type="spellStart"/>
+      <w:r>
+        <w:rPr>
+          <w:b/>
+          <w:bCs/>
+          <w:sz w:val="28"/>
+          <w:szCs w:val="28"/>
+        </w:rPr>
+        <w:t>Continuous</w:t>
+      </w:r>
+      <w:proofErr w:type="spellEnd"/>
+      <w:r>
+        <w:rPr>
+          <w:b/>
+          <w:bCs/>
+          <w:sz w:val="28"/>
+          <w:szCs w:val="28"/>
+        </w:rPr>
+        <w:t xml:space="preserve"> Integration</w:t>
       </w:r>
     </w:p>
     <w:p>
       <w:pPr>
         <w:jc w:val="both"/>
-      </w:pPr>
-      <w:r>
+        <w:rPr>
+          <w:lang w:val="en-US"/>
+        </w:rPr>
+      </w:pPr>
+      <w:r>
+        <w:rPr>
+          <w:lang w:val="en-US"/>
+        </w:rPr>
         <w:t xml:space="preserve">To detect errors early in development and maintain a stable main </w:t>
       </w:r>
       <w:r>
+        <w:rPr>
+          <w:lang w:val="en-US"/>
+        </w:rPr>
         <w:t>branch</w:t>
       </w:r>
       <w:r>
+        <w:rPr>
+          <w:lang w:val="en-US"/>
+        </w:rPr>
         <w:t xml:space="preserve">, </w:t>
       </w:r>
-      <w:r>
-        <w:t xml:space="preserve">GenAbu </w:t>
-      </w:r>
-      <w:r>
-        <w:t>uses nf</w:t>
-      </w:r>
-      <w:r>
+      <w:proofErr w:type="spellStart"/>
+      <w:r>
+        <w:rPr>
+          <w:lang w:val="en-US"/>
+        </w:rPr>
+        <w:t>GenAbu</w:t>
+      </w:r>
+      <w:proofErr w:type="spellEnd"/>
+      <w:r>
+        <w:rPr>
+          <w:lang w:val="en-US"/>
+        </w:rPr>
+        <w:t xml:space="preserve"> </w:t>
+      </w:r>
+      <w:r>
+        <w:rPr>
+          <w:lang w:val="en-US"/>
+        </w:rPr>
+        <w:t xml:space="preserve">uses </w:t>
+      </w:r>
+      <w:proofErr w:type="spellStart"/>
+      <w:r>
+        <w:rPr>
+          <w:lang w:val="en-US"/>
+        </w:rPr>
+        <w:t>nf</w:t>
+      </w:r>
+      <w:proofErr w:type="spellEnd"/>
+      <w:r>
+        <w:rPr>
+          <w:lang w:val="en-US"/>
+        </w:rPr>
         <w:t>-test and</w:t>
       </w:r>
       <w:r>
+        <w:rPr>
+          <w:lang w:val="en-US"/>
+        </w:rPr>
         <w:t xml:space="preserve"> follows</w:t>
       </w:r>
       <w:r>
+        <w:rPr>
+          <w:lang w:val="en-US"/>
+        </w:rPr>
         <w:t xml:space="preserve"> the principles of Continuous Integration</w:t>
       </w:r>
       <w:r>
+        <w:rPr>
+          <w:lang w:val="en-US"/>
+        </w:rPr>
         <w:t xml:space="preserve"> (CI)</w:t>
       </w:r>
       <w:r>
+        <w:rPr>
+          <w:lang w:val="en-US"/>
+        </w:rPr>
         <w:t>.</w:t>
       </w:r>
       <w:r>
+        <w:rPr>
+          <w:lang w:val="en-US"/>
+        </w:rPr>
         <w:t xml:space="preserve"> </w:t>
       </w:r>
-      <w:r>
-        <w:t xml:space="preserve">nf-test is a testing framework for Nextflow workflows and enables to test all components of a pipeline, including end-to-end testing and </w:t>
-      </w:r>
-      <w:r>
+      <w:proofErr w:type="spellStart"/>
+      <w:r>
+        <w:rPr>
+          <w:lang w:val="en-US"/>
+        </w:rPr>
+        <w:t>nf</w:t>
+      </w:r>
+      <w:proofErr w:type="spellEnd"/>
+      <w:r>
+        <w:rPr>
+          <w:lang w:val="en-US"/>
+        </w:rPr>
+        <w:t xml:space="preserve">-test is a testing framework for </w:t>
+      </w:r>
+      <w:proofErr w:type="spellStart"/>
+      <w:r>
+        <w:rPr>
+          <w:lang w:val="en-US"/>
+        </w:rPr>
+        <w:t>Nextflow</w:t>
+      </w:r>
+      <w:proofErr w:type="spellEnd"/>
+      <w:r>
+        <w:rPr>
+          <w:lang w:val="en-US"/>
+        </w:rPr>
+        <w:t xml:space="preserve"> workflows and enables to test all components of a pipeline, including end-to-end testing and </w:t>
+      </w:r>
+      <w:r>
+        <w:rPr>
+          <w:lang w:val="en-US"/>
+        </w:rPr>
         <w:t>process-level testing</w:t>
       </w:r>
       <w:r>
         <w:rPr>
           <w:vertAlign w:val="superscript"/>
+          <w:lang w:val="en-US"/>
         </w:rPr>
         <w:t xml:space="preserve"> </w:t>
       </w:r>
       <w:r>
         <w:rPr>
           <w:vertAlign w:val="superscript"/>
+          <w:lang w:val="en-US"/>
         </w:rPr>
         <w:t>7</w:t>
       </w:r>
       <w:r>
+        <w:rPr>
+          <w:lang w:val="en-US"/>
+        </w:rPr>
         <w:t xml:space="preserve">. </w:t>
       </w:r>
-      <w:r>
-        <w:t>GenAbu includes</w:t>
-      </w:r>
-      <w:r>
+      <w:proofErr w:type="spellStart"/>
+      <w:r>
+        <w:rPr>
+          <w:lang w:val="en-US"/>
+        </w:rPr>
+        <w:t>GenAbu</w:t>
+      </w:r>
+      <w:proofErr w:type="spellEnd"/>
+      <w:r>
+        <w:rPr>
+          <w:lang w:val="en-US"/>
+        </w:rPr>
+        <w:t xml:space="preserve"> includes</w:t>
+      </w:r>
+      <w:r>
+        <w:rPr>
+          <w:lang w:val="en-US"/>
+        </w:rPr>
         <w:t xml:space="preserve"> automated workflow</w:t>
       </w:r>
       <w:r>
+        <w:rPr>
+          <w:lang w:val="en-US"/>
+        </w:rPr>
         <w:t xml:space="preserve"> tests by replacing the actual processes with stub tests</w:t>
       </w:r>
       <w:r>
-        <w:t xml:space="preserve"> of predefined stub behaviour. This allows </w:t>
-      </w:r>
-      <w:r>
+        <w:rPr>
+          <w:lang w:val="en-US"/>
+        </w:rPr>
+        <w:t xml:space="preserve"> of predefined stub </w:t>
+      </w:r>
+      <w:r>
+        <w:rPr>
+          <w:lang w:val="en-US"/>
+        </w:rPr>
+        <w:t>behavior</w:t>
+      </w:r>
+      <w:r>
+        <w:rPr>
+          <w:lang w:val="en-US"/>
+        </w:rPr>
+        <w:t xml:space="preserve">. This allows </w:t>
+      </w:r>
+      <w:r>
+        <w:rPr>
+          <w:lang w:val="en-US"/>
+        </w:rPr>
         <w:t>to verify the functionality of the workflow</w:t>
       </w:r>
       <w:r>
+        <w:rPr>
+          <w:lang w:val="en-US"/>
+        </w:rPr>
         <w:t xml:space="preserve">, the connection of processes and the expected output structures </w:t>
       </w:r>
       <w:r>
+        <w:rPr>
+          <w:lang w:val="en-US"/>
+        </w:rPr>
         <w:t>without running the</w:t>
       </w:r>
       <w:r>
+        <w:rPr>
+          <w:lang w:val="en-US"/>
+        </w:rPr>
         <w:t xml:space="preserve"> actual</w:t>
       </w:r>
       <w:r>
+        <w:rPr>
+          <w:lang w:val="en-US"/>
+        </w:rPr>
         <w:t xml:space="preserve"> tools.</w:t>
       </w:r>
     </w:p>
     <w:p>
       <w:pPr>
         <w:jc w:val="both"/>
-      </w:pPr>
-      <w:r>
-        <w:lastRenderedPageBreak/>
+        <w:rPr>
+          <w:lang w:val="en-US"/>
+        </w:rPr>
+      </w:pPr>
+      <w:r>
+        <w:rPr>
+          <w:lang w:val="en-US"/>
+        </w:rPr>
         <w:t>Additionally, a small representative test dataset was</w:t>
       </w:r>
       <w:r>
+        <w:rPr>
+          <w:lang w:val="en-US"/>
+        </w:rPr>
         <w:t xml:space="preserve"> used</w:t>
       </w:r>
       <w:r>
+        <w:rPr>
+          <w:lang w:val="en-US"/>
+        </w:rPr>
         <w:t xml:space="preserve"> for integration testing.</w:t>
       </w:r>
       <w:r>
-        <w:t xml:space="preserve"> This allowed to check the execution and output of the actual tools on relatively low execution time and computational ressources. The combination of both approaches help</w:t>
-      </w:r>
-      <w:r>
+        <w:rPr>
+          <w:lang w:val="en-US"/>
+        </w:rPr>
+        <w:t xml:space="preserve"> This allowed to check the execution and output of the actual tools on relatively low execution time and computational </w:t>
+      </w:r>
+      <w:r>
+        <w:rPr>
+          <w:lang w:val="en-US"/>
+        </w:rPr>
+        <w:t>resources</w:t>
+      </w:r>
+      <w:r>
+        <w:rPr>
+          <w:lang w:val="en-US"/>
+        </w:rPr>
+        <w:t>. The combination of both approaches help</w:t>
+      </w:r>
+      <w:r>
+        <w:rPr>
+          <w:lang w:val="en-US"/>
+        </w:rPr>
         <w:t>s</w:t>
       </w:r>
       <w:r>
+        <w:rPr>
+          <w:lang w:val="en-US"/>
+        </w:rPr>
         <w:t xml:space="preserve"> distinguish errors arising from the workflow logic from problems </w:t>
       </w:r>
       <w:r>
+        <w:rPr>
+          <w:lang w:val="en-US"/>
+        </w:rPr>
         <w:t xml:space="preserve">during </w:t>
       </w:r>
       <w:r>
+        <w:rPr>
+          <w:lang w:val="en-US"/>
+        </w:rPr>
         <w:t>data processing.</w:t>
       </w:r>
     </w:p>
     <w:p>
       <w:pPr>
         <w:jc w:val="both"/>
-      </w:pPr>
-      <w:r>
+        <w:rPr>
+          <w:lang w:val="en-US"/>
+        </w:rPr>
+      </w:pPr>
+      <w:r>
+        <w:rPr>
+          <w:lang w:val="en-US"/>
+        </w:rPr>
+        <w:lastRenderedPageBreak/>
         <w:t>CI</w:t>
       </w:r>
       <w:r>
-        <w:t xml:space="preserve"> complements this testing strategy by automatically executing defined checks whenever changes are introduced to the code repository</w:t>
-      </w:r>
-      <w:r>
-        <w:t xml:space="preserve">. </w:t>
-      </w:r>
-      <w:r>
-        <w:t>This enables potential errors to be detected before changes are merged into the main branch</w:t>
-      </w:r>
-      <w:r>
-        <w:t>, keeping the main branch stable and funtional.</w:t>
+        <w:rPr>
+          <w:lang w:val="en-US"/>
+        </w:rPr>
+        <w:t xml:space="preserve"> complements this testing strategy by automatically executing defined checks whenever changes are introduced to the code repository. This enables potential errors to be detected before changes are merged into the main branch, keeping the main branch stable and </w:t>
+      </w:r>
+      <w:r>
+        <w:rPr>
+          <w:lang w:val="en-US"/>
+        </w:rPr>
+        <w:t>functional</w:t>
+      </w:r>
+      <w:r>
+        <w:rPr>
+          <w:lang w:val="en-US"/>
+        </w:rPr>
+        <w:t>.</w:t>
       </w:r>
     </w:p>
     <w:p>
@@ -1260,6 +2162,7 @@
           <w:szCs w:val="28"/>
         </w:rPr>
       </w:pPr>
+      <w:proofErr w:type="spellStart"/>
       <w:r>
         <w:rPr>
           <w:b/>
@@ -1267,38 +2170,96 @@
           <w:sz w:val="28"/>
           <w:szCs w:val="28"/>
         </w:rPr>
-        <w:t>Reproducibility and Computational Environment</w:t>
+        <w:t>Reproducibility</w:t>
+      </w:r>
+      <w:proofErr w:type="spellEnd"/>
+      <w:r>
+        <w:rPr>
+          <w:b/>
+          <w:bCs/>
+          <w:sz w:val="28"/>
+          <w:szCs w:val="28"/>
+        </w:rPr>
+        <w:t xml:space="preserve"> and Computational Environment</w:t>
       </w:r>
     </w:p>
     <w:p>
       <w:pPr>
         <w:jc w:val="both"/>
-      </w:pPr>
-      <w:r>
+        <w:rPr>
+          <w:lang w:val="en-US"/>
+        </w:rPr>
+      </w:pPr>
+      <w:proofErr w:type="spellStart"/>
+      <w:r>
+        <w:rPr>
+          <w:lang w:val="en-US"/>
+        </w:rPr>
         <w:t>GenAbu</w:t>
       </w:r>
-      <w:r>
-        <w:t xml:space="preserve"> was implemented using Docker for containerised execution</w:t>
-      </w:r>
-      <w:r>
-        <w:t xml:space="preserve"> of the individual processes. It provides the software enviroments required by the tools and thus supports </w:t>
-      </w:r>
-      <w:r>
+      <w:proofErr w:type="spellEnd"/>
+      <w:r>
+        <w:rPr>
+          <w:lang w:val="en-US"/>
+        </w:rPr>
+        <w:t xml:space="preserve"> was implemented using Docker for </w:t>
+      </w:r>
+      <w:proofErr w:type="spellStart"/>
+      <w:r>
+        <w:rPr>
+          <w:lang w:val="en-US"/>
+        </w:rPr>
+        <w:t>containerised</w:t>
+      </w:r>
+      <w:proofErr w:type="spellEnd"/>
+      <w:r>
+        <w:rPr>
+          <w:lang w:val="en-US"/>
+        </w:rPr>
+        <w:t xml:space="preserve"> execution</w:t>
+      </w:r>
+      <w:r>
+        <w:rPr>
+          <w:lang w:val="en-US"/>
+        </w:rPr>
+        <w:t xml:space="preserve"> of the individual processes. It provides the software </w:t>
+      </w:r>
+      <w:r>
+        <w:rPr>
+          <w:lang w:val="en-US"/>
+        </w:rPr>
+        <w:t>environments</w:t>
+      </w:r>
+      <w:r>
+        <w:rPr>
+          <w:lang w:val="en-US"/>
+        </w:rPr>
+        <w:t xml:space="preserve"> required by the tools and thus supports </w:t>
+      </w:r>
+      <w:r>
+        <w:rPr>
+          <w:lang w:val="en-US"/>
+        </w:rPr>
         <w:t>to reduce the influence of different host environments</w:t>
       </w:r>
       <w:r>
         <w:rPr>
           <w:vertAlign w:val="superscript"/>
+          <w:lang w:val="en-US"/>
         </w:rPr>
         <w:t xml:space="preserve"> </w:t>
       </w:r>
       <w:r>
         <w:rPr>
           <w:vertAlign w:val="superscript"/>
+          <w:lang w:val="en-US"/>
         </w:rPr>
         <w:t>8</w:t>
       </w:r>
       <w:r>
+        <w:rPr>
+          <w:lang w:val="en-US"/>
+        </w:rPr>
         <w:t>. The used container version of each tool is included in the documentation.</w:t>
       </w:r>
     </w:p>
@@ -1307,26 +2268,72 @@
         <w:jc w:val="both"/>
         <w:rPr>
           <w:color w:val="EE0000"/>
-        </w:rPr>
-      </w:pPr>
-      <w:r>
+          <w:lang w:val="en-US"/>
+        </w:rPr>
+      </w:pPr>
+      <w:r>
+        <w:rPr>
+          <w:lang w:val="en-US"/>
+        </w:rPr>
         <w:t>The source code is maintained in a public GitHub repository, allowing changes to the workflow to be tracked</w:t>
       </w:r>
       <w:r>
+        <w:rPr>
+          <w:lang w:val="en-US"/>
+        </w:rPr>
         <w:t xml:space="preserve"> (</w:t>
       </w:r>
       <w:hyperlink r:id="rId5" w:history="1">
         <w:r>
           <w:rPr>
             <w:rStyle w:val="Hyperlink"/>
+            <w:lang w:val="en-US"/>
           </w:rPr>
-          <w:t>C0ldCl0ud/GenAbu: Lightweight nf-pipelien for bulk RNA-sequencing data analysis</w:t>
+          <w:t>C0ldCl0ud/</w:t>
+        </w:r>
+        <w:proofErr w:type="spellStart"/>
+        <w:r>
+          <w:rPr>
+            <w:rStyle w:val="Hyperlink"/>
+            <w:lang w:val="en-US"/>
+          </w:rPr>
+          <w:t>GenAbu</w:t>
+        </w:r>
+        <w:proofErr w:type="spellEnd"/>
+        <w:r>
+          <w:rPr>
+            <w:rStyle w:val="Hyperlink"/>
+            <w:lang w:val="en-US"/>
+          </w:rPr>
+          <w:t xml:space="preserve">: Lightweight </w:t>
+        </w:r>
+        <w:proofErr w:type="spellStart"/>
+        <w:r>
+          <w:rPr>
+            <w:rStyle w:val="Hyperlink"/>
+            <w:lang w:val="en-US"/>
+          </w:rPr>
+          <w:t>nf-pipelien</w:t>
+        </w:r>
+        <w:proofErr w:type="spellEnd"/>
+        <w:r>
+          <w:rPr>
+            <w:rStyle w:val="Hyperlink"/>
+            <w:lang w:val="en-US"/>
+          </w:rPr>
+          <w:t xml:space="preserve"> for bulk RNA-sequencing data analysis</w:t>
         </w:r>
       </w:hyperlink>
       <w:r>
+        <w:rPr>
+          <w:lang w:val="en-US"/>
+        </w:rPr>
         <w:t>)</w:t>
       </w:r>
       <w:r>
+        <w:rPr>
+          <w:lang w:val="en-US"/>
+        </w:rPr>
         <w:t>.</w:t>
       </w:r>
     </w:p>
@@ -1335,6 +2342,7 @@
         <w:jc w:val="both"/>
         <w:rPr>
           <w:color w:val="EE0000"/>
+          <w:lang w:val="en-US"/>
         </w:rPr>
       </w:pPr>
     </w:p>
@@ -1353,6 +2361,7 @@
           <w:szCs w:val="32"/>
         </w:rPr>
       </w:pPr>
+      <w:proofErr w:type="spellStart"/>
       <w:r>
         <w:rPr>
           <w:b/>
@@ -1362,6 +2371,7 @@
         </w:rPr>
         <w:t>Results</w:t>
       </w:r>
+      <w:proofErr w:type="spellEnd"/>
     </w:p>
     <w:p>
       <w:pPr>
@@ -1391,105 +2401,247 @@
     <w:p>
       <w:pPr>
         <w:jc w:val="both"/>
-      </w:pPr>
-      <w:r>
-        <w:t>Input handling consists of several modules (see Table 1.1) and subworkflows (see Table 1.2). The workflow supports two types of input files: CSV samplesheets containing either FASTQ file paths or SRA accession codes and PDF documents of scientific publications.</w:t>
+        <w:rPr>
+          <w:lang w:val="en-US"/>
+        </w:rPr>
+      </w:pPr>
+      <w:r>
+        <w:rPr>
+          <w:lang w:val="en-US"/>
+        </w:rPr>
+        <w:t xml:space="preserve">Input handling consists of several modules (see Table 1.1) and </w:t>
+      </w:r>
+      <w:proofErr w:type="spellStart"/>
+      <w:r>
+        <w:rPr>
+          <w:lang w:val="en-US"/>
+        </w:rPr>
+        <w:t>subworkflows</w:t>
+      </w:r>
+      <w:proofErr w:type="spellEnd"/>
+      <w:r>
+        <w:rPr>
+          <w:lang w:val="en-US"/>
+        </w:rPr>
+        <w:t xml:space="preserve"> (see Table 1.2). The workflow supports two types of input files: CSV </w:t>
+      </w:r>
+      <w:proofErr w:type="spellStart"/>
+      <w:r>
+        <w:rPr>
+          <w:lang w:val="en-US"/>
+        </w:rPr>
+        <w:t>samplesheets</w:t>
+      </w:r>
+      <w:proofErr w:type="spellEnd"/>
+      <w:r>
+        <w:rPr>
+          <w:lang w:val="en-US"/>
+        </w:rPr>
+        <w:t xml:space="preserve"> containing either FASTQ file paths or SRA accession codes and PDF documents of scientific publications.</w:t>
       </w:r>
     </w:p>
     <w:p>
       <w:pPr>
         <w:jc w:val="both"/>
-      </w:pPr>
-      <w:r>
-        <w:t>The initial component, the</w:t>
-      </w:r>
-      <w:r>
-        <w:t xml:space="preserve"> input_router,</w:t>
-      </w:r>
-      <w:r>
-        <w:t xml:space="preserve"> identifies the input type based on the provided file format, distinguishing between CSV files and PDF documents. It then directs the input to the appropriate downstream </w:t>
-      </w:r>
-      <w:r>
-        <w:t>module</w:t>
-      </w:r>
-      <w:r>
-        <w:t xml:space="preserve"> for further processing.</w:t>
-      </w:r>
-      <w:r>
-        <w:t xml:space="preserve"> Unused channels remain empty, </w:t>
-      </w:r>
-      <w:r>
-        <w:t xml:space="preserve">allowing </w:t>
-      </w:r>
-      <w:r>
-        <w:t xml:space="preserve">the workflow to handle </w:t>
-      </w:r>
-      <w:r>
-        <w:t xml:space="preserve">all input types </w:t>
-      </w:r>
-      <w:r>
-        <w:t>through a common entry point.</w:t>
-      </w:r>
-      <w:r>
-        <w:t xml:space="preserve"> </w:t>
-      </w:r>
-      <w:r>
-        <w:t xml:space="preserve">For CSV inputs, the </w:t>
-      </w:r>
-      <w:r>
+        <w:rPr>
+          <w:lang w:val="en-US"/>
+        </w:rPr>
+      </w:pPr>
+      <w:r>
+        <w:rPr>
+          <w:lang w:val="en-US"/>
+        </w:rPr>
+        <w:t xml:space="preserve">The initial component, the </w:t>
+      </w:r>
+      <w:proofErr w:type="spellStart"/>
+      <w:r>
+        <w:rPr>
+          <w:lang w:val="en-US"/>
+        </w:rPr>
+        <w:t>input_router</w:t>
+      </w:r>
+      <w:proofErr w:type="spellEnd"/>
+      <w:r>
+        <w:rPr>
+          <w:lang w:val="en-US"/>
+        </w:rPr>
+        <w:t xml:space="preserve">, identifies the input type based on the provided file format, distinguishing between CSV files and PDF documents. It then directs the input to the appropriate downstream module for further processing. Unused channels remain empty, allowing the workflow to handle all input types through a common entry point. For CSV inputs, the </w:t>
+      </w:r>
+      <w:proofErr w:type="spellStart"/>
+      <w:r>
+        <w:rPr>
+          <w:lang w:val="en-US"/>
+        </w:rPr>
         <w:t>input_validator</w:t>
       </w:r>
-      <w:r>
-        <w:t xml:space="preserve"> checks the samplesheet structure and prepares the data for further processing.</w:t>
+      <w:proofErr w:type="spellEnd"/>
+      <w:r>
+        <w:rPr>
+          <w:lang w:val="en-US"/>
+        </w:rPr>
+        <w:t xml:space="preserve"> checks the </w:t>
+      </w:r>
+      <w:proofErr w:type="spellStart"/>
+      <w:r>
+        <w:rPr>
+          <w:lang w:val="en-US"/>
+        </w:rPr>
+        <w:t>samplesheet</w:t>
+      </w:r>
+      <w:proofErr w:type="spellEnd"/>
+      <w:r>
+        <w:rPr>
+          <w:lang w:val="en-US"/>
+        </w:rPr>
+        <w:t xml:space="preserve"> structure and prepares the data for further processing.</w:t>
       </w:r>
     </w:p>
     <w:p>
       <w:pPr>
         <w:jc w:val="both"/>
-      </w:pPr>
-      <w:r>
+        <w:rPr>
+          <w:lang w:val="en-US"/>
+        </w:rPr>
+      </w:pPr>
+      <w:r>
+        <w:rPr>
+          <w:lang w:val="en-US"/>
+        </w:rPr>
         <w:t xml:space="preserve">For publication-based input, the </w:t>
       </w:r>
-      <w:r>
+      <w:proofErr w:type="spellStart"/>
+      <w:r>
+        <w:rPr>
+          <w:lang w:val="en-US"/>
+        </w:rPr>
         <w:t>paper_accession</w:t>
       </w:r>
-      <w:r>
-        <w:t xml:space="preserve"> subworkflow converts the PDF into text and extracts SRA accession codes. The </w:t>
-      </w:r>
-      <w:r>
-        <w:t>a</w:t>
-      </w:r>
-      <w:r>
-        <w:t>ccession</w:t>
-      </w:r>
-      <w:r>
-        <w:t>_r</w:t>
-      </w:r>
-      <w:r>
-        <w:t>esolver then uses ffq to retrieve available metadata, including the scientific name, library strategy, library layout and F</w:t>
-      </w:r>
-      <w:r>
-        <w:t>ast</w:t>
-      </w:r>
-      <w:r>
-        <w:t xml:space="preserve">Q download paths. Resolved accessions are saved in a reusable samplesheet, while unresolved accessions are recorded separately. In the subsequent </w:t>
-      </w:r>
-      <w:r>
-        <w:t>sra_i</w:t>
-      </w:r>
-      <w:r>
-        <w:t>nput subworkflow, the sequencing data are downloaded and converted into F</w:t>
-      </w:r>
-      <w:r>
-        <w:t>ast</w:t>
-      </w:r>
-      <w:r>
-        <w:t>Q files for downstream analysis.</w:t>
+      <w:proofErr w:type="spellEnd"/>
+      <w:r>
+        <w:rPr>
+          <w:lang w:val="en-US"/>
+        </w:rPr>
+        <w:t xml:space="preserve"> </w:t>
+      </w:r>
+      <w:proofErr w:type="spellStart"/>
+      <w:r>
+        <w:rPr>
+          <w:lang w:val="en-US"/>
+        </w:rPr>
+        <w:t>subworkflow</w:t>
+      </w:r>
+      <w:proofErr w:type="spellEnd"/>
+      <w:r>
+        <w:rPr>
+          <w:lang w:val="en-US"/>
+        </w:rPr>
+        <w:t xml:space="preserve"> converts the PDF into text and extracts SRA accession codes. The </w:t>
+      </w:r>
+      <w:proofErr w:type="spellStart"/>
+      <w:r>
+        <w:rPr>
+          <w:lang w:val="en-US"/>
+        </w:rPr>
+        <w:t>accession_resolver</w:t>
+      </w:r>
+      <w:proofErr w:type="spellEnd"/>
+      <w:r>
+        <w:rPr>
+          <w:lang w:val="en-US"/>
+        </w:rPr>
+        <w:t xml:space="preserve"> then uses </w:t>
+      </w:r>
+      <w:proofErr w:type="spellStart"/>
+      <w:r>
+        <w:rPr>
+          <w:lang w:val="en-US"/>
+        </w:rPr>
+        <w:t>ffq</w:t>
+      </w:r>
+      <w:proofErr w:type="spellEnd"/>
+      <w:r>
+        <w:rPr>
+          <w:lang w:val="en-US"/>
+        </w:rPr>
+        <w:t xml:space="preserve"> to retrieve available metadata, including the scientific name, library strategy, library layout and </w:t>
+      </w:r>
+      <w:proofErr w:type="spellStart"/>
+      <w:r>
+        <w:rPr>
+          <w:lang w:val="en-US"/>
+        </w:rPr>
+        <w:t>FastQ</w:t>
+      </w:r>
+      <w:proofErr w:type="spellEnd"/>
+      <w:r>
+        <w:rPr>
+          <w:lang w:val="en-US"/>
+        </w:rPr>
+        <w:t xml:space="preserve"> download paths. Resolved accessions are saved in a reusable </w:t>
+      </w:r>
+      <w:proofErr w:type="spellStart"/>
+      <w:r>
+        <w:rPr>
+          <w:lang w:val="en-US"/>
+        </w:rPr>
+        <w:t>samplesheet</w:t>
+      </w:r>
+      <w:proofErr w:type="spellEnd"/>
+      <w:r>
+        <w:rPr>
+          <w:lang w:val="en-US"/>
+        </w:rPr>
+        <w:t xml:space="preserve">, while unresolved accessions are recorded separately. In the subsequent </w:t>
+      </w:r>
+      <w:proofErr w:type="spellStart"/>
+      <w:r>
+        <w:rPr>
+          <w:lang w:val="en-US"/>
+        </w:rPr>
+        <w:t>sra_input</w:t>
+      </w:r>
+      <w:proofErr w:type="spellEnd"/>
+      <w:r>
+        <w:rPr>
+          <w:lang w:val="en-US"/>
+        </w:rPr>
+        <w:t xml:space="preserve"> </w:t>
+      </w:r>
+      <w:proofErr w:type="spellStart"/>
+      <w:r>
+        <w:rPr>
+          <w:lang w:val="en-US"/>
+        </w:rPr>
+        <w:t>subworkflow</w:t>
+      </w:r>
+      <w:proofErr w:type="spellEnd"/>
+      <w:r>
+        <w:rPr>
+          <w:lang w:val="en-US"/>
+        </w:rPr>
+        <w:t xml:space="preserve">, the sequencing data are downloaded and converted into </w:t>
+      </w:r>
+      <w:proofErr w:type="spellStart"/>
+      <w:r>
+        <w:rPr>
+          <w:lang w:val="en-US"/>
+        </w:rPr>
+        <w:t>FastQ</w:t>
+      </w:r>
+      <w:proofErr w:type="spellEnd"/>
+      <w:r>
+        <w:rPr>
+          <w:lang w:val="en-US"/>
+        </w:rPr>
+        <w:t xml:space="preserve"> files for downstream analysis.</w:t>
       </w:r>
     </w:p>
     <w:p>
       <w:pPr>
         <w:jc w:val="both"/>
+        <w:rPr>
+          <w:lang w:val="en-US"/>
+        </w:rPr>
       </w:pPr>
     </w:p>
     <w:p>
@@ -1499,7 +2651,7 @@
         <w:rPr>
           <w:rFonts w:eastAsia="Times New Roman" w:cs="Times New Roman"/>
           <w:kern w:val="0"/>
-          <w:lang w:eastAsia="de-DE"/>
+          <w:lang w:val="en-US" w:eastAsia="de-DE"/>
           <w14:ligatures w14:val="none"/>
         </w:rPr>
       </w:pPr>
@@ -1507,19 +2659,29 @@
         <w:rPr>
           <w:b/>
           <w:bCs/>
-        </w:rPr>
-        <w:lastRenderedPageBreak/>
-        <w:t>Table 1.1</w:t>
-      </w:r>
-      <w:r>
-        <w:rPr>
-          <w:b/>
-          <w:bCs/>
-        </w:rPr>
-        <w:t>.</w:t>
-      </w:r>
-      <w:r>
-        <w:t xml:space="preserve"> Modules of GenAbu input section with corresponding description</w:t>
+          <w:lang w:val="en-US"/>
+        </w:rPr>
+        <w:t>Table 1.1.</w:t>
+      </w:r>
+      <w:r>
+        <w:rPr>
+          <w:lang w:val="en-US"/>
+        </w:rPr>
+        <w:t xml:space="preserve"> Modules of </w:t>
+      </w:r>
+      <w:proofErr w:type="spellStart"/>
+      <w:r>
+        <w:rPr>
+          <w:lang w:val="en-US"/>
+        </w:rPr>
+        <w:t>GenAbu</w:t>
+      </w:r>
+      <w:proofErr w:type="spellEnd"/>
+      <w:r>
+        <w:rPr>
+          <w:lang w:val="en-US"/>
+        </w:rPr>
+        <w:t xml:space="preserve"> input section with corresponding description</w:t>
       </w:r>
     </w:p>
     <w:tbl>
@@ -1605,9 +2767,11 @@
             <w:pPr>
               <w:jc w:val="both"/>
             </w:pPr>
+            <w:proofErr w:type="spellStart"/>
             <w:r>
               <w:t>accession_extractor</w:t>
             </w:r>
+            <w:proofErr w:type="spellEnd"/>
           </w:p>
         </w:tc>
         <w:tc>
@@ -1621,14 +2785,23 @@
           <w:p>
             <w:pPr>
               <w:jc w:val="both"/>
+              <w:rPr>
+                <w:lang w:val="en-US"/>
+              </w:rPr>
             </w:pPr>
             <w:r>
+              <w:rPr>
+                <w:lang w:val="en-US"/>
+              </w:rPr>
               <w:t>Extracts sequencing data accession codes from the text of a scientific publication and saves them in a TSV file.</w:t>
             </w:r>
           </w:p>
           <w:p>
             <w:pPr>
               <w:jc w:val="both"/>
+              <w:rPr>
+                <w:lang w:val="en-US"/>
+              </w:rPr>
             </w:pPr>
           </w:p>
         </w:tc>
@@ -1645,9 +2818,12 @@
             <w:pPr>
               <w:jc w:val="both"/>
             </w:pPr>
-            <w:r>
+            <w:proofErr w:type="spellStart"/>
+            <w:r>
+              <w:lastRenderedPageBreak/>
               <w:t>accession_resolver</w:t>
             </w:r>
+            <w:proofErr w:type="spellEnd"/>
           </w:p>
         </w:tc>
         <w:tc>
@@ -1660,17 +2836,51 @@
           <w:p>
             <w:pPr>
               <w:jc w:val="both"/>
+              <w:rPr>
+                <w:lang w:val="en-US"/>
+              </w:rPr>
             </w:pPr>
             <w:r>
-              <w:t>Resolves extracted accession codes using ffq and generates structured metadata, including run, sample and study accessions, scientific name, library strategy, library layout and available FASTQ download paths. It also creates a reusable samplesheet and separates resolved from unresolved accessions</w:t>
-            </w:r>
-            <w:r>
-              <w:t>.</w:t>
+              <w:rPr>
+                <w:lang w:val="en-US"/>
+              </w:rPr>
+              <w:t xml:space="preserve">Resolves extracted accession codes using </w:t>
+            </w:r>
+            <w:proofErr w:type="spellStart"/>
+            <w:r>
+              <w:rPr>
+                <w:lang w:val="en-US"/>
+              </w:rPr>
+              <w:t>ffq</w:t>
+            </w:r>
+            <w:proofErr w:type="spellEnd"/>
+            <w:r>
+              <w:rPr>
+                <w:lang w:val="en-US"/>
+              </w:rPr>
+              <w:t xml:space="preserve"> and generates structured metadata, including run, sample and study accessions, scientific name, library strategy, library layout and available FASTQ download paths. It also creates a reusable </w:t>
+            </w:r>
+            <w:proofErr w:type="spellStart"/>
+            <w:r>
+              <w:rPr>
+                <w:lang w:val="en-US"/>
+              </w:rPr>
+              <w:t>samplesheet</w:t>
+            </w:r>
+            <w:proofErr w:type="spellEnd"/>
+            <w:r>
+              <w:rPr>
+                <w:lang w:val="en-US"/>
+              </w:rPr>
+              <w:t xml:space="preserve"> and separates resolved from unresolved accessions.</w:t>
             </w:r>
           </w:p>
           <w:p>
             <w:pPr>
               <w:jc w:val="both"/>
+              <w:rPr>
+                <w:lang w:val="en-US"/>
+              </w:rPr>
             </w:pPr>
           </w:p>
         </w:tc>
@@ -1687,9 +2897,11 @@
             <w:pPr>
               <w:jc w:val="both"/>
             </w:pPr>
+            <w:proofErr w:type="spellStart"/>
             <w:r>
               <w:t>pdf_to_text</w:t>
             </w:r>
+            <w:proofErr w:type="spellEnd"/>
           </w:p>
         </w:tc>
         <w:tc>
@@ -1702,14 +2914,23 @@
           <w:p>
             <w:pPr>
               <w:jc w:val="both"/>
+              <w:rPr>
+                <w:lang w:val="en-US"/>
+              </w:rPr>
             </w:pPr>
             <w:r>
+              <w:rPr>
+                <w:lang w:val="en-US"/>
+              </w:rPr>
               <w:t>Converts a scientific publication in PDF format into a UTF-8 encoded text file, which can be processed by downstream modules.</w:t>
             </w:r>
           </w:p>
           <w:p>
             <w:pPr>
               <w:jc w:val="both"/>
+              <w:rPr>
+                <w:lang w:val="en-US"/>
+              </w:rPr>
             </w:pPr>
           </w:p>
         </w:tc>
@@ -1726,9 +2947,11 @@
             <w:pPr>
               <w:jc w:val="both"/>
             </w:pPr>
+            <w:proofErr w:type="spellStart"/>
             <w:r>
               <w:t>sra_prefetch</w:t>
             </w:r>
+            <w:proofErr w:type="spellEnd"/>
           </w:p>
         </w:tc>
         <w:tc>
@@ -1741,8 +2964,14 @@
           <w:p>
             <w:pPr>
               <w:jc w:val="both"/>
+              <w:rPr>
+                <w:lang w:val="en-US"/>
+              </w:rPr>
             </w:pPr>
             <w:r>
+              <w:rPr>
+                <w:lang w:val="en-US"/>
+              </w:rPr>
               <w:t>Downloads sequencing data for a given SRA accession using the SRA Toolkit's prefetch command.</w:t>
             </w:r>
           </w:p>
@@ -1752,29 +2981,67 @@
     <w:p>
       <w:pPr>
         <w:jc w:val="both"/>
+        <w:rPr>
+          <w:lang w:val="en-US"/>
+        </w:rPr>
       </w:pPr>
     </w:p>
     <w:p>
       <w:pPr>
         <w:jc w:val="both"/>
+        <w:rPr>
+          <w:lang w:val="en-US"/>
+        </w:rPr>
       </w:pPr>
     </w:p>
     <w:p>
       <w:pPr>
         <w:jc w:val="both"/>
+        <w:rPr>
+          <w:lang w:val="en-US"/>
+        </w:rPr>
       </w:pPr>
       <w:r>
         <w:rPr>
           <w:b/>
           <w:bCs/>
+          <w:lang w:val="en-US"/>
         </w:rPr>
         <w:t>Table 1.2.</w:t>
       </w:r>
       <w:r>
-        <w:t xml:space="preserve"> Subworkflows </w:t>
-      </w:r>
-      <w:r>
-        <w:t>of GenAbu input section with corresponding description</w:t>
+        <w:rPr>
+          <w:lang w:val="en-US"/>
+        </w:rPr>
+        <w:t xml:space="preserve"> </w:t>
+      </w:r>
+      <w:proofErr w:type="spellStart"/>
+      <w:r>
+        <w:rPr>
+          <w:lang w:val="en-US"/>
+        </w:rPr>
+        <w:t>Subworkflows</w:t>
+      </w:r>
+      <w:proofErr w:type="spellEnd"/>
+      <w:r>
+        <w:rPr>
+          <w:lang w:val="en-US"/>
+        </w:rPr>
+        <w:t xml:space="preserve"> of </w:t>
+      </w:r>
+      <w:proofErr w:type="spellStart"/>
+      <w:r>
+        <w:rPr>
+          <w:lang w:val="en-US"/>
+        </w:rPr>
+        <w:t>GenAbu</w:t>
+      </w:r>
+      <w:proofErr w:type="spellEnd"/>
+      <w:r>
+        <w:rPr>
+          <w:lang w:val="en-US"/>
+        </w:rPr>
+        <w:t xml:space="preserve"> input section with corresponding description</w:t>
       </w:r>
     </w:p>
     <w:tbl>
@@ -1860,9 +3127,11 @@
             <w:pPr>
               <w:jc w:val="both"/>
             </w:pPr>
+            <w:proofErr w:type="spellStart"/>
             <w:r>
               <w:t>input_router</w:t>
             </w:r>
+            <w:proofErr w:type="spellEnd"/>
           </w:p>
         </w:tc>
         <w:tc>
@@ -1876,26 +3145,37 @@
           <w:p>
             <w:pPr>
               <w:jc w:val="both"/>
+              <w:rPr>
+                <w:lang w:val="en-US"/>
+              </w:rPr>
             </w:pPr>
             <w:r>
-              <w:t>Identifies whether the provided input is a CSV samplesheet or a PDF document</w:t>
-            </w:r>
-            <w:r>
-              <w:t xml:space="preserve"> and </w:t>
-            </w:r>
-            <w:r>
-              <w:t xml:space="preserve">directs the file to the appropriate downstream workflow </w:t>
-            </w:r>
-            <w:r>
-              <w:t>or</w:t>
-            </w:r>
-            <w:r>
-              <w:t xml:space="preserve"> rejects unsupported or invalid input files.</w:t>
+              <w:rPr>
+                <w:lang w:val="en-US"/>
+              </w:rPr>
+              <w:t xml:space="preserve">Identifies whether the provided input is a CSV </w:t>
+            </w:r>
+            <w:proofErr w:type="spellStart"/>
+            <w:r>
+              <w:rPr>
+                <w:lang w:val="en-US"/>
+              </w:rPr>
+              <w:t>samplesheet</w:t>
+            </w:r>
+            <w:proofErr w:type="spellEnd"/>
+            <w:r>
+              <w:rPr>
+                <w:lang w:val="en-US"/>
+              </w:rPr>
+              <w:t xml:space="preserve"> or a PDF document and directs the file to the appropriate downstream workflow or rejects unsupported or invalid input files.</w:t>
             </w:r>
           </w:p>
           <w:p>
             <w:pPr>
               <w:jc w:val="both"/>
+              <w:rPr>
+                <w:lang w:val="en-US"/>
+              </w:rPr>
             </w:pPr>
           </w:p>
         </w:tc>
@@ -1912,9 +3192,11 @@
             <w:pPr>
               <w:jc w:val="both"/>
             </w:pPr>
+            <w:proofErr w:type="spellStart"/>
             <w:r>
               <w:t>input_validator</w:t>
             </w:r>
+            <w:proofErr w:type="spellEnd"/>
           </w:p>
         </w:tc>
         <w:tc>
@@ -1927,14 +3209,51 @@
           <w:p>
             <w:pPr>
               <w:jc w:val="both"/>
+              <w:rPr>
+                <w:lang w:val="en-US"/>
+              </w:rPr>
             </w:pPr>
             <w:r>
-              <w:t>Detects whether a CSV samplesheet contains SRA accessions or FASTQ file paths. It validates the required columns and uses the appropriate schema to parse the samplesheet and prepare the input for downstream processing.</w:t>
+              <w:rPr>
+                <w:lang w:val="en-US"/>
+              </w:rPr>
+              <w:t xml:space="preserve">Detects whether a CSV </w:t>
+            </w:r>
+            <w:proofErr w:type="spellStart"/>
+            <w:r>
+              <w:rPr>
+                <w:lang w:val="en-US"/>
+              </w:rPr>
+              <w:t>samplesheet</w:t>
+            </w:r>
+            <w:proofErr w:type="spellEnd"/>
+            <w:r>
+              <w:rPr>
+                <w:lang w:val="en-US"/>
+              </w:rPr>
+              <w:t xml:space="preserve"> contains SRA accessions or FASTQ file paths. It validates the required columns and uses the appropriate schema to parse the </w:t>
+            </w:r>
+            <w:proofErr w:type="spellStart"/>
+            <w:r>
+              <w:rPr>
+                <w:lang w:val="en-US"/>
+              </w:rPr>
+              <w:t>samplesheet</w:t>
+            </w:r>
+            <w:proofErr w:type="spellEnd"/>
+            <w:r>
+              <w:rPr>
+                <w:lang w:val="en-US"/>
+              </w:rPr>
+              <w:t xml:space="preserve"> and prepare the input for downstream processing.</w:t>
             </w:r>
           </w:p>
           <w:p>
             <w:pPr>
               <w:jc w:val="both"/>
+              <w:rPr>
+                <w:lang w:val="en-US"/>
+              </w:rPr>
             </w:pPr>
           </w:p>
         </w:tc>
@@ -1951,12 +3270,14 @@
             <w:pPr>
               <w:jc w:val="both"/>
             </w:pPr>
+            <w:proofErr w:type="spellStart"/>
             <w:r>
               <w:t>paper_accession</w:t>
             </w:r>
             <w:r>
               <w:t>s</w:t>
             </w:r>
+            <w:proofErr w:type="spellEnd"/>
           </w:p>
         </w:tc>
         <w:tc>
@@ -1969,14 +3290,37 @@
           <w:p>
             <w:pPr>
               <w:jc w:val="both"/>
+              <w:rPr>
+                <w:lang w:val="en-US"/>
+              </w:rPr>
             </w:pPr>
             <w:r>
-              <w:t>Coordinates the publication-processing steps by converting the PDF to text, extracting accession codes and resolving them into structured metadata. It outputs resolved and unresolved accessions, a reusable samplesheet and SRA run information for further processing.</w:t>
+              <w:rPr>
+                <w:lang w:val="en-US"/>
+              </w:rPr>
+              <w:t xml:space="preserve">Coordinates the publication-processing steps by converting the PDF to text, extracting accession codes and resolving them into structured metadata. It outputs resolved and unresolved accessions, a reusable </w:t>
+            </w:r>
+            <w:proofErr w:type="spellStart"/>
+            <w:r>
+              <w:rPr>
+                <w:lang w:val="en-US"/>
+              </w:rPr>
+              <w:t>samplesheet</w:t>
+            </w:r>
+            <w:proofErr w:type="spellEnd"/>
+            <w:r>
+              <w:rPr>
+                <w:lang w:val="en-US"/>
+              </w:rPr>
+              <w:t xml:space="preserve"> and SRA run information for further processing.</w:t>
             </w:r>
           </w:p>
           <w:p>
             <w:pPr>
               <w:jc w:val="both"/>
+              <w:rPr>
+                <w:lang w:val="en-US"/>
+              </w:rPr>
             </w:pPr>
           </w:p>
         </w:tc>
@@ -1993,9 +3337,11 @@
             <w:pPr>
               <w:jc w:val="both"/>
             </w:pPr>
+            <w:proofErr w:type="spellStart"/>
             <w:r>
               <w:t>sra_input</w:t>
             </w:r>
+            <w:proofErr w:type="spellEnd"/>
           </w:p>
         </w:tc>
         <w:tc>
@@ -2008,9 +3354,43 @@
           <w:p>
             <w:pPr>
               <w:jc w:val="both"/>
+              <w:rPr>
+                <w:lang w:val="en-US"/>
+              </w:rPr>
             </w:pPr>
             <w:r>
-              <w:t>Processes SRA-based input by downloading the sequencing data with sra_prefetch and converting it into compressed FASTQ files with fasterq-dump. It also determines whether the resulting reads are single-end or paired-end.</w:t>
+              <w:rPr>
+                <w:lang w:val="en-US"/>
+              </w:rPr>
+              <w:t xml:space="preserve">Processes SRA-based input by downloading the sequencing data with </w:t>
+            </w:r>
+            <w:proofErr w:type="spellStart"/>
+            <w:r>
+              <w:rPr>
+                <w:lang w:val="en-US"/>
+              </w:rPr>
+              <w:t>sra_prefetch</w:t>
+            </w:r>
+            <w:proofErr w:type="spellEnd"/>
+            <w:r>
+              <w:rPr>
+                <w:lang w:val="en-US"/>
+              </w:rPr>
+              <w:t xml:space="preserve"> and converting it into compressed FASTQ files with </w:t>
+            </w:r>
+            <w:proofErr w:type="spellStart"/>
+            <w:r>
+              <w:rPr>
+                <w:lang w:val="en-US"/>
+              </w:rPr>
+              <w:t>fasterq</w:t>
+            </w:r>
+            <w:proofErr w:type="spellEnd"/>
+            <w:r>
+              <w:rPr>
+                <w:lang w:val="en-US"/>
+              </w:rPr>
+              <w:t>-dump. It also determines whether the resulting reads are single-end or paired-end.</w:t>
             </w:r>
           </w:p>
         </w:tc>
@@ -2024,6 +3404,7 @@
           <w:bCs/>
           <w:sz w:val="28"/>
           <w:szCs w:val="28"/>
+          <w:lang w:val="en-US"/>
         </w:rPr>
       </w:pPr>
     </w:p>
@@ -2049,137 +3430,264 @@
           <w:sz w:val="28"/>
           <w:szCs w:val="28"/>
         </w:rPr>
-        <w:lastRenderedPageBreak/>
         <w:t>Analysis Workflow</w:t>
       </w:r>
     </w:p>
     <w:p>
       <w:pPr>
         <w:jc w:val="both"/>
-      </w:pPr>
-      <w:r>
-        <w:t>The preprocessing part of the pipeline consists of a initial quality control step, followed by adapter trimming and a second QC check. To asses the quality of the raw and the trimmed reads, Falco is used. Falco is a high-speed emulation of the FastQC tool and can save computional resources by</w:t>
-      </w:r>
-      <w:r>
+        <w:rPr>
+          <w:lang w:val="en-US"/>
+        </w:rPr>
+      </w:pPr>
+      <w:r>
+        <w:rPr>
+          <w:lang w:val="en-US"/>
+        </w:rPr>
+        <w:t xml:space="preserve">The preprocessing part of the pipeline consists of </w:t>
+      </w:r>
+      <w:proofErr w:type="gramStart"/>
+      <w:r>
+        <w:rPr>
+          <w:lang w:val="en-US"/>
+        </w:rPr>
+        <w:t>a</w:t>
+      </w:r>
+      <w:proofErr w:type="gramEnd"/>
+      <w:r>
+        <w:rPr>
+          <w:lang w:val="en-US"/>
+        </w:rPr>
+        <w:t xml:space="preserve"> initial quality control step, followed by adapter trimming and a second QC check. To </w:t>
+      </w:r>
+      <w:proofErr w:type="spellStart"/>
+      <w:r>
+        <w:rPr>
+          <w:lang w:val="en-US"/>
+        </w:rPr>
+        <w:t>asses</w:t>
+      </w:r>
+      <w:proofErr w:type="spellEnd"/>
+      <w:r>
+        <w:rPr>
+          <w:lang w:val="en-US"/>
+        </w:rPr>
+        <w:t xml:space="preserve"> the quality of the raw and the trimmed reads, Falco is used. Falco is a high-speed emulation of the </w:t>
+      </w:r>
+      <w:proofErr w:type="spellStart"/>
+      <w:r>
+        <w:rPr>
+          <w:lang w:val="en-US"/>
+        </w:rPr>
+        <w:t>FastQC</w:t>
+      </w:r>
+      <w:proofErr w:type="spellEnd"/>
+      <w:r>
+        <w:rPr>
+          <w:lang w:val="en-US"/>
+        </w:rPr>
+        <w:t xml:space="preserve"> tool and can save </w:t>
+      </w:r>
+      <w:r>
+        <w:rPr>
+          <w:lang w:val="en-US"/>
+        </w:rPr>
+        <w:t>computational</w:t>
+      </w:r>
+      <w:r>
+        <w:rPr>
+          <w:lang w:val="en-US"/>
+        </w:rPr>
+        <w:t xml:space="preserve"> resources by</w:t>
+      </w:r>
+      <w:r>
+        <w:rPr>
+          <w:lang w:val="en-US"/>
+        </w:rPr>
         <w:t xml:space="preserve"> approximately</w:t>
       </w:r>
       <w:r>
+        <w:rPr>
+          <w:lang w:val="en-US"/>
+        </w:rPr>
         <w:t xml:space="preserve"> running three times faster on average. It can generate quality control metrics like per-base sequence quality and sequence composition</w:t>
       </w:r>
       <w:r>
         <w:rPr>
           <w:vertAlign w:val="superscript"/>
+          <w:lang w:val="en-US"/>
         </w:rPr>
         <w:t xml:space="preserve"> </w:t>
       </w:r>
       <w:r>
         <w:rPr>
           <w:vertAlign w:val="superscript"/>
+          <w:lang w:val="en-US"/>
         </w:rPr>
         <w:t>9</w:t>
       </w:r>
       <w:r>
-        <w:t>. Cutadapt is used to remove unwanted sequences such as adapter sequences and to trim reads according to a quality threshold</w:t>
+        <w:rPr>
+          <w:lang w:val="en-US"/>
+        </w:rPr>
+        <w:t xml:space="preserve">. </w:t>
+      </w:r>
+      <w:proofErr w:type="spellStart"/>
+      <w:r>
+        <w:rPr>
+          <w:lang w:val="en-US"/>
+        </w:rPr>
+        <w:t>Cutadapt</w:t>
+      </w:r>
+      <w:proofErr w:type="spellEnd"/>
+      <w:r>
+        <w:rPr>
+          <w:lang w:val="en-US"/>
+        </w:rPr>
+        <w:t xml:space="preserve"> is used to remove unwanted sequences such as adapter sequences </w:t>
+      </w:r>
+      <w:r>
+        <w:rPr>
+          <w:lang w:val="en-US"/>
+        </w:rPr>
+        <w:lastRenderedPageBreak/>
+        <w:t>and to trim reads according to a quality threshold</w:t>
       </w:r>
       <w:r>
         <w:rPr>
           <w:vertAlign w:val="superscript"/>
+          <w:lang w:val="en-US"/>
         </w:rPr>
         <w:t xml:space="preserve"> </w:t>
       </w:r>
       <w:r>
         <w:rPr>
           <w:vertAlign w:val="superscript"/>
+          <w:lang w:val="en-US"/>
         </w:rPr>
         <w:t>6</w:t>
       </w:r>
       <w:r>
-        <w:t>. The QC and Cutadapt reports are subsequently collected by the MultiQC tool to generate a summary report instead of requiring to inspect the report of each module seperately</w:t>
+        <w:rPr>
+          <w:lang w:val="en-US"/>
+        </w:rPr>
+        <w:t xml:space="preserve">. The QC and </w:t>
+      </w:r>
+      <w:proofErr w:type="spellStart"/>
+      <w:r>
+        <w:rPr>
+          <w:lang w:val="en-US"/>
+        </w:rPr>
+        <w:t>Cutadapt</w:t>
+      </w:r>
+      <w:proofErr w:type="spellEnd"/>
+      <w:r>
+        <w:rPr>
+          <w:lang w:val="en-US"/>
+        </w:rPr>
+        <w:t xml:space="preserve"> reports are subsequently collected by the </w:t>
+      </w:r>
+      <w:proofErr w:type="spellStart"/>
+      <w:r>
+        <w:rPr>
+          <w:lang w:val="en-US"/>
+        </w:rPr>
+        <w:t>MultiQC</w:t>
+      </w:r>
+      <w:proofErr w:type="spellEnd"/>
+      <w:r>
+        <w:rPr>
+          <w:lang w:val="en-US"/>
+        </w:rPr>
+        <w:t xml:space="preserve"> tool to generate a summary report instead of requiring to inspect the report of each module </w:t>
+      </w:r>
+      <w:r>
+        <w:rPr>
+          <w:lang w:val="en-US"/>
+        </w:rPr>
+        <w:t>separately</w:t>
       </w:r>
       <w:r>
         <w:rPr>
           <w:vertAlign w:val="superscript"/>
+          <w:lang w:val="en-US"/>
         </w:rPr>
         <w:t xml:space="preserve"> </w:t>
       </w:r>
       <w:r>
         <w:rPr>
           <w:vertAlign w:val="superscript"/>
+          <w:lang w:val="en-US"/>
         </w:rPr>
         <w:t>10</w:t>
       </w:r>
       <w:r>
+        <w:rPr>
+          <w:lang w:val="en-US"/>
+        </w:rPr>
         <w:t>.</w:t>
       </w:r>
     </w:p>
     <w:p>
       <w:pPr>
         <w:jc w:val="both"/>
-      </w:pPr>
-      <w:r>
-        <w:t xml:space="preserve">After preprocessing, the trimmed reads are passed to Salmon to quantify transcript abundance. Salmon can map reads ultra-fast through a pseudo-alignment procedure using a </w:t>
-      </w:r>
-      <w:r>
-        <w:t>pre-built index derived from a reference transcriptome</w:t>
-      </w:r>
-      <w:r>
-        <w:t>. This approach avoids the need for genome-alignment and enables fast and accurate quantification</w:t>
+        <w:rPr>
+          <w:lang w:val="en-US"/>
+        </w:rPr>
+      </w:pPr>
+      <w:r>
+        <w:rPr>
+          <w:lang w:val="en-US"/>
+        </w:rPr>
+        <w:t>After preprocessing, the trimmed reads are passed to Salmon to quantify transcript abundance. Salmon can map reads ultra-fast through a pseudo-alignment procedure using a pre-built index derived from a reference transcriptome. This approach avoids the need for genome-alignment and enables fast and accurate quantification</w:t>
       </w:r>
       <w:r>
         <w:rPr>
           <w:vertAlign w:val="superscript"/>
+          <w:lang w:val="en-US"/>
         </w:rPr>
         <w:t xml:space="preserve"> </w:t>
       </w:r>
       <w:r>
         <w:rPr>
           <w:vertAlign w:val="superscript"/>
+          <w:lang w:val="en-US"/>
         </w:rPr>
         <w:t>5</w:t>
       </w:r>
       <w:r>
+        <w:rPr>
+          <w:lang w:val="en-US"/>
+        </w:rPr>
         <w:t>.</w:t>
       </w:r>
     </w:p>
     <w:p>
       <w:pPr>
         <w:jc w:val="both"/>
-      </w:pPr>
-      <w:r>
-        <w:t xml:space="preserve">Gene-level abundance is determined </w:t>
-      </w:r>
-      <w:r>
-        <w:t>by summarising transcript-level estimates using gene annotation information.</w:t>
-      </w:r>
-      <w:r>
-        <w:t xml:space="preserve"> </w:t>
-      </w:r>
-      <w:r>
-        <w:t>This allows the results to be interpreted at the gene level rather than only at the transcript level</w:t>
-      </w:r>
-      <w:r>
-        <w:t xml:space="preserve"> possibly including several different isoforms per gene. To improve interpretability the pipeline contains the functionality to map the gene name to the gene identifier by using NCBI annotation resources</w:t>
-      </w:r>
-      <w:r>
-        <w:rPr>
-          <w:vertAlign w:val="superscript"/>
-        </w:rPr>
-        <w:t xml:space="preserve"> </w:t>
-      </w:r>
-      <w:r>
-        <w:rPr>
-          <w:vertAlign w:val="superscript"/>
-        </w:rPr>
-        <w:t>11</w:t>
-      </w:r>
-      <w:r>
-        <w:t xml:space="preserve">. Gene identifier are retained to preserve interpretability </w:t>
-      </w:r>
-      <w:r>
-        <w:t>and enable the results to be linked to the corresponding annotation records</w:t>
-      </w:r>
-      <w:r>
-        <w:t>.</w:t>
+        <w:rPr>
+          <w:lang w:val="en-US"/>
+        </w:rPr>
+      </w:pPr>
+      <w:r>
+        <w:rPr>
+          <w:lang w:val="en-US"/>
+        </w:rPr>
+        <w:t xml:space="preserve">Gene-level abundance is determined by </w:t>
+      </w:r>
+      <w:proofErr w:type="spellStart"/>
+      <w:r>
+        <w:rPr>
+          <w:lang w:val="en-US"/>
+        </w:rPr>
+        <w:t>summarising</w:t>
+      </w:r>
+      <w:proofErr w:type="spellEnd"/>
+      <w:r>
+        <w:rPr>
+          <w:lang w:val="en-US"/>
+        </w:rPr>
+        <w:t xml:space="preserve"> transcript-level estimates using gene annotation information. This allows the results to be interpreted at the gene level rather than only at the transcript level possibly including several different isoforms per gene.</w:t>
       </w:r>
     </w:p>
     <w:p>
@@ -2187,6 +3695,7 @@
         <w:jc w:val="both"/>
         <w:rPr>
           <w:color w:val="EE0000"/>
+          <w:lang w:val="en-US"/>
         </w:rPr>
       </w:pPr>
     </w:p>
@@ -2197,6 +3706,7 @@
           <w:ilvl w:val="0"/>
           <w:numId w:val="2"/>
         </w:numPr>
+        <w:spacing w:line="240" w:lineRule="auto"/>
         <w:jc w:val="both"/>
         <w:rPr>
           <w:b/>
@@ -2205,6 +3715,7 @@
           <w:szCs w:val="32"/>
         </w:rPr>
       </w:pPr>
+      <w:proofErr w:type="spellStart"/>
       <w:r>
         <w:rPr>
           <w:b/>
@@ -2214,95 +3725,255 @@
         </w:rPr>
         <w:t>Discussion</w:t>
       </w:r>
+      <w:proofErr w:type="spellEnd"/>
     </w:p>
     <w:p>
       <w:pPr>
-        <w:pStyle w:val="Listenabsatz"/>
-        <w:numPr>
-          <w:ilvl w:val="0"/>
-          <w:numId w:val="1"/>
-        </w:numPr>
         <w:jc w:val="both"/>
         <w:rPr>
-          <w:color w:val="C00000"/>
-        </w:rPr>
-      </w:pPr>
-      <w:r>
-        <w:rPr>
-          <w:color w:val="C00000"/>
-        </w:rPr>
-        <w:t>Containerisation can help maintain consistent software environments, and Git provides a history of changes to the workflow code.</w:t>
+          <w:lang w:val="en-US"/>
+        </w:rPr>
+      </w:pPr>
+      <w:r>
+        <w:rPr>
+          <w:lang w:val="en-US"/>
+        </w:rPr>
+        <w:t>Concepts such as Continuous Integration (CI) are fundamental to modern software development, particularly in larger, established projects. However, practical experience with these concepts is often limited in university courses, where assignments are typically divided into small, largely independent tasks. Developing this pipeline therefore provided a valuable opportunity to experience such a workflow firsthand.</w:t>
       </w:r>
     </w:p>
     <w:p>
       <w:pPr>
-        <w:pStyle w:val="Listenabsatz"/>
-        <w:numPr>
-          <w:ilvl w:val="0"/>
-          <w:numId w:val="1"/>
-        </w:numPr>
         <w:jc w:val="both"/>
         <w:rPr>
-          <w:color w:val="C00000"/>
-        </w:rPr>
-      </w:pPr>
-      <w:r>
-        <w:rPr>
-          <w:color w:val="C00000"/>
-        </w:rPr>
-        <w:t>wird commit dokumentiert?</w:t>
+          <w:lang w:val="en-US"/>
+        </w:rPr>
+      </w:pPr>
+      <w:r>
+        <w:rPr>
+          <w:lang w:val="en-US"/>
+        </w:rPr>
+        <w:t xml:space="preserve">In retrospect, adopting these practices introduced considerable friction, some of which initially seemed unnecessary. Nevertheless, several of the challenges encountered during development proved to be valuable learning experiences. For example, an earlier version of the CI configuration used latest-stable for </w:t>
+      </w:r>
+      <w:proofErr w:type="spellStart"/>
+      <w:r>
+        <w:rPr>
+          <w:lang w:val="en-US"/>
+        </w:rPr>
+        <w:t>Nextflow</w:t>
+      </w:r>
+      <w:proofErr w:type="spellEnd"/>
+      <w:r>
+        <w:rPr>
+          <w:lang w:val="en-US"/>
+        </w:rPr>
+        <w:t xml:space="preserve"> and ubuntu-latest for the operating system. Following a </w:t>
+      </w:r>
+      <w:proofErr w:type="spellStart"/>
+      <w:r>
+        <w:rPr>
+          <w:lang w:val="en-US"/>
+        </w:rPr>
+        <w:t>Nextflow</w:t>
+      </w:r>
+      <w:proofErr w:type="spellEnd"/>
+      <w:r>
+        <w:rPr>
+          <w:lang w:val="en-US"/>
+        </w:rPr>
+        <w:t xml:space="preserve"> update, tests on the main branch began to fail despite having passed previously. This demonstrated the importance of pinning software and environment versions to ensure reproducible execution.</w:t>
       </w:r>
     </w:p>
     <w:p>
       <w:pPr>
-        <w:pStyle w:val="Listenabsatz"/>
-        <w:numPr>
-          <w:ilvl w:val="0"/>
-          <w:numId w:val="1"/>
-        </w:numPr>
         <w:jc w:val="both"/>
         <w:rPr>
-          <w:color w:val="C00000"/>
-        </w:rPr>
-      </w:pPr>
-      <w:r>
-        <w:rPr>
-          <w:color w:val="C00000"/>
-        </w:rPr>
-        <w:t>wird salmon index und annotation file dokumentiert?</w:t>
+          <w:lang w:val="en-US"/>
+        </w:rPr>
+      </w:pPr>
+      <w:r>
+        <w:rPr>
+          <w:lang w:val="en-US"/>
+        </w:rPr>
+        <w:t>As the number of test cases increased, testing also became increasingly time-consuming, even for minor changes or modifications unrelated to the pipeline's functionality, such as updating the README or generating figures. This was particularly frustrating when small errors required another complete test run. To address this, we adopted a more targeted approach during local development, executing individual tests for the components affected by a change before running the full test suite. Despite the additional effort, the testing strategy contributed to a more stable pipeline and reduced the risk of introducing unintended changes in behavior.</w:t>
       </w:r>
     </w:p>
     <w:p>
       <w:pPr>
-        <w:pStyle w:val="Listenabsatz"/>
-        <w:numPr>
-          <w:ilvl w:val="0"/>
-          <w:numId w:val="1"/>
-        </w:numPr>
         <w:jc w:val="both"/>
         <w:rPr>
-          <w:color w:val="C00000"/>
-        </w:rPr>
-      </w:pPr>
-      <w:r>
-        <w:rPr>
-          <w:color w:val="C00000"/>
-        </w:rPr>
-        <w:t>kann man Parameter von tools verändern?</w:t>
+          <w:lang w:val="en-US"/>
+        </w:rPr>
+      </w:pPr>
+      <w:r>
+        <w:rPr>
+          <w:lang w:val="en-US"/>
+        </w:rPr>
+        <w:t>A limitation of the current pipeline is the restricted configurability of some analysis tools. While several parameters, such as adapter sequences, quality thresholds, and minimum read lengths, are exposed to the user, other settings remain fixed. For example, Salmon uses a k-</w:t>
+      </w:r>
+      <w:proofErr w:type="spellStart"/>
+      <w:r>
+        <w:rPr>
+          <w:lang w:val="en-US"/>
+        </w:rPr>
+        <w:t>mer</w:t>
+      </w:r>
+      <w:proofErr w:type="spellEnd"/>
+      <w:r>
+        <w:rPr>
+          <w:lang w:val="en-US"/>
+        </w:rPr>
+        <w:t xml:space="preserve"> length of 31 during index generation. Under different experimental conditions, particularly when processing shorter reads, a smaller k-</w:t>
+      </w:r>
+      <w:proofErr w:type="spellStart"/>
+      <w:r>
+        <w:rPr>
+          <w:lang w:val="en-US"/>
+        </w:rPr>
+        <w:t>mer</w:t>
+      </w:r>
+      <w:proofErr w:type="spellEnd"/>
+      <w:r>
+        <w:rPr>
+          <w:lang w:val="en-US"/>
+        </w:rPr>
+        <w:t xml:space="preserve"> length might be more appropriate.</w:t>
       </w:r>
     </w:p>
     <w:p>
       <w:pPr>
-        <w:pStyle w:val="Listenabsatz"/>
-        <w:numPr>
-          <w:ilvl w:val="0"/>
-          <w:numId w:val="1"/>
-        </w:numPr>
         <w:jc w:val="both"/>
-      </w:pPr>
+        <w:rPr>
+          <w:lang w:val="en-US"/>
+        </w:rPr>
+      </w:pPr>
+      <w:r>
+        <w:rPr>
+          <w:lang w:val="en-US"/>
+        </w:rPr>
+        <w:lastRenderedPageBreak/>
+        <w:t>Increasing the configurability of the pipeline would therefore be a desirable improvement. However, such changes would require careful consideration of existing tests and potential effects on current behavior. For instance, changes to the k-</w:t>
+      </w:r>
+      <w:proofErr w:type="spellStart"/>
+      <w:r>
+        <w:rPr>
+          <w:lang w:val="en-US"/>
+        </w:rPr>
+        <w:t>mer</w:t>
+      </w:r>
+      <w:proofErr w:type="spellEnd"/>
+      <w:r>
+        <w:rPr>
+          <w:lang w:val="en-US"/>
+        </w:rPr>
+        <w:t xml:space="preserve"> length would need to be reflected in the reference caching mechanism to ensure that compatible indices are selected.</w:t>
+      </w:r>
     </w:p>
     <w:p>
-      <w:r>
+      <w:pPr>
+        <w:jc w:val="both"/>
+        <w:rPr>
+          <w:lang w:val="en-US"/>
+        </w:rPr>
+      </w:pPr>
+      <w:r>
+        <w:rPr>
+          <w:lang w:val="en-US"/>
+        </w:rPr>
+        <w:t>Another useful improvement would be the introduction of a run-specific configuration summary alongside `</w:t>
+      </w:r>
+      <w:proofErr w:type="spellStart"/>
+      <w:r>
+        <w:rPr>
+          <w:lang w:val="en-US"/>
+        </w:rPr>
+        <w:t>software_versions.yml</w:t>
+      </w:r>
+      <w:proofErr w:type="spellEnd"/>
+      <w:r>
+        <w:rPr>
+          <w:lang w:val="en-US"/>
+        </w:rPr>
+        <w:t>`, documenting all effective pipeline parameters, including both user-defined and fixed settings. This would improve traceability and reproducibility while preserving the pipeline's current ease of use.</w:t>
+      </w:r>
+    </w:p>
+    <w:p>
+      <w:pPr>
+        <w:jc w:val="both"/>
+        <w:rPr>
+          <w:lang w:val="en-US"/>
+        </w:rPr>
+      </w:pPr>
+      <w:r>
+        <w:rPr>
+          <w:lang w:val="en-US"/>
+        </w:rPr>
+        <w:t xml:space="preserve">The code was developed with support from </w:t>
+      </w:r>
+      <w:proofErr w:type="spellStart"/>
+      <w:r>
+        <w:rPr>
+          <w:lang w:val="en-US"/>
+        </w:rPr>
+        <w:t>ChatGPT</w:t>
+      </w:r>
+      <w:proofErr w:type="spellEnd"/>
+      <w:r>
+        <w:rPr>
+          <w:lang w:val="en-US"/>
+        </w:rPr>
+        <w:t xml:space="preserve">, following a three-step, test-driven approach. First, tests were defined to specify the expected behavior of individual components. Second, the corresponding implementations were developed to satisfy these tests. Finally, a separate AI agent was tasked with reviewing the code against </w:t>
+      </w:r>
+      <w:proofErr w:type="spellStart"/>
+      <w:r>
+        <w:rPr>
+          <w:lang w:val="en-US"/>
+        </w:rPr>
+        <w:t>Nextflow</w:t>
+      </w:r>
+      <w:proofErr w:type="spellEnd"/>
+      <w:r>
+        <w:rPr>
+          <w:lang w:val="en-US"/>
+        </w:rPr>
+        <w:t xml:space="preserve"> and </w:t>
+      </w:r>
+      <w:proofErr w:type="spellStart"/>
+      <w:r>
+        <w:rPr>
+          <w:lang w:val="en-US"/>
+        </w:rPr>
+        <w:t>nf</w:t>
+      </w:r>
+      <w:proofErr w:type="spellEnd"/>
+      <w:r>
+        <w:rPr>
+          <w:lang w:val="en-US"/>
+        </w:rPr>
+        <w:t>-core coding guidelines, with particular attention to readability, modularity, and maintainability.</w:t>
+      </w:r>
+      <w:r>
+        <w:rPr>
+          <w:lang w:val="en-US"/>
+        </w:rPr>
+        <w:t xml:space="preserve"> </w:t>
+      </w:r>
+      <w:r>
+        <w:rPr>
+          <w:lang w:val="en-US"/>
+        </w:rPr>
+        <w:t>Human supervision remained essential for defining requirements, resolving ambiguities, reviewing generated code, and ensuring that the implementation remained within the intended project scope.</w:t>
+      </w:r>
+    </w:p>
+    <w:p>
+      <w:pPr>
+        <w:rPr>
+          <w:lang w:val="en-US"/>
+        </w:rPr>
+      </w:pPr>
+      <w:r>
+        <w:rPr>
+          <w:lang w:val="en-US"/>
+        </w:rPr>
         <w:br w:type="page"/>
       </w:r>
     </w:p>
@@ -2362,8 +4033,44 @@
             <w:tcW w:w="8358" w:type="dxa"/>
           </w:tcPr>
           <w:p>
-            <w:r>
-              <w:t>Kämpf, C., Specht, M., Scholz, A. et al. uap: reproducible and robust HTS data analysis. BMC Bioinformatics 20, 664 (2019).</w:t>
+            <w:proofErr w:type="spellStart"/>
+            <w:r>
+              <w:rPr>
+                <w:lang w:val="en-US"/>
+              </w:rPr>
+              <w:t>Kämpf</w:t>
+            </w:r>
+            <w:proofErr w:type="spellEnd"/>
+            <w:r>
+              <w:rPr>
+                <w:lang w:val="en-US"/>
+              </w:rPr>
+              <w:t xml:space="preserve">, C., Specht, M., Scholz, A. et al. </w:t>
+            </w:r>
+            <w:proofErr w:type="spellStart"/>
+            <w:r>
+              <w:rPr>
+                <w:lang w:val="en-US"/>
+              </w:rPr>
+              <w:t>uap</w:t>
+            </w:r>
+            <w:proofErr w:type="spellEnd"/>
+            <w:r>
+              <w:rPr>
+                <w:lang w:val="en-US"/>
+              </w:rPr>
+              <w:t xml:space="preserve">: reproducible and robust HTS data analysis. </w:t>
+            </w:r>
+            <w:r>
+              <w:t xml:space="preserve">BMC </w:t>
+            </w:r>
+            <w:proofErr w:type="spellStart"/>
+            <w:r>
+              <w:t>Bioinformatics</w:t>
+            </w:r>
+            <w:proofErr w:type="spellEnd"/>
+            <w:r>
+              <w:t xml:space="preserve"> 20, 664 (2019).</w:t>
             </w:r>
           </w:p>
           <w:p>
@@ -2396,13 +4103,48 @@
           </w:tcPr>
           <w:p>
             <w:r>
-              <w:t>Di Tommaso, P., Chatzou, M., Floden, E. et al. Nextflow enables reproducible co</w:t>
-            </w:r>
-            <w:r>
-              <w:t>m</w:t>
-            </w:r>
-            <w:r>
-              <w:t>putational workflows. Nat Biotechnol 35, 316–319 (2017).</w:t>
+              <w:t xml:space="preserve">Di Tommaso, P., </w:t>
+            </w:r>
+            <w:proofErr w:type="spellStart"/>
+            <w:r>
+              <w:t>Chatzou</w:t>
+            </w:r>
+            <w:proofErr w:type="spellEnd"/>
+            <w:r>
+              <w:t xml:space="preserve">, M., </w:t>
+            </w:r>
+            <w:proofErr w:type="spellStart"/>
+            <w:r>
+              <w:t>Floden</w:t>
+            </w:r>
+            <w:proofErr w:type="spellEnd"/>
+            <w:r>
+              <w:t xml:space="preserve">, E. et al. </w:t>
+            </w:r>
+            <w:proofErr w:type="spellStart"/>
+            <w:r>
+              <w:rPr>
+                <w:lang w:val="en-US"/>
+              </w:rPr>
+              <w:t>Nextflow</w:t>
+            </w:r>
+            <w:proofErr w:type="spellEnd"/>
+            <w:r>
+              <w:rPr>
+                <w:lang w:val="en-US"/>
+              </w:rPr>
+              <w:t xml:space="preserve"> enables reproducible computational workflows. </w:t>
+            </w:r>
+            <w:r>
+              <w:t xml:space="preserve">Nat </w:t>
+            </w:r>
+            <w:proofErr w:type="spellStart"/>
+            <w:r>
+              <w:t>Biotechnol</w:t>
+            </w:r>
+            <w:proofErr w:type="spellEnd"/>
+            <w:r>
+              <w:t xml:space="preserve"> 35, 316–319 (2017).</w:t>
             </w:r>
             <w:r>
               <w:t xml:space="preserve"> </w:t>
@@ -2436,7 +4178,37 @@
           </w:tcPr>
           <w:p>
             <w:r>
-              <w:t xml:space="preserve">Wilkinson, M., Dumontier, M., Aalbersberg, I. et al. The FAIR Guiding Principles for scientific data management and stewardship. Sci Data 3, 160018 (2016). </w:t>
+              <w:t xml:space="preserve">Wilkinson, M., </w:t>
+            </w:r>
+            <w:proofErr w:type="spellStart"/>
+            <w:r>
+              <w:t>Dumontier</w:t>
+            </w:r>
+            <w:proofErr w:type="spellEnd"/>
+            <w:r>
+              <w:t xml:space="preserve">, M., </w:t>
+            </w:r>
+            <w:proofErr w:type="spellStart"/>
+            <w:r>
+              <w:t>Aalbersberg</w:t>
+            </w:r>
+            <w:proofErr w:type="spellEnd"/>
+            <w:r>
+              <w:t xml:space="preserve">, I. et al. </w:t>
+            </w:r>
+            <w:r>
+              <w:rPr>
+                <w:lang w:val="en-US"/>
+              </w:rPr>
+              <w:t xml:space="preserve">The FAIR Guiding Principles for scientific data management and stewardship. </w:t>
+            </w:r>
+            <w:proofErr w:type="spellStart"/>
+            <w:r>
+              <w:t>Sci</w:t>
+            </w:r>
+            <w:proofErr w:type="spellEnd"/>
+            <w:r>
+              <w:t xml:space="preserve"> Data 3, 160018 (2016). </w:t>
             </w:r>
             <w:hyperlink r:id="rId8" w:history="1">
               <w:r>
@@ -2467,7 +4239,38 @@
           </w:tcPr>
           <w:p>
             <w:r>
-              <w:t xml:space="preserve">Ewels, P.A., Peltzer, A., Fillinger, S. et al. The nf-core framework for community-curated bioinformatics pipelines. Nat Biotechnol 38, 276–278 (2020). </w:t>
+              <w:t xml:space="preserve">Ewels, P.A., Peltzer, A., Fillinger, S. et al. </w:t>
+            </w:r>
+            <w:r>
+              <w:rPr>
+                <w:lang w:val="en-US"/>
+              </w:rPr>
+              <w:t xml:space="preserve">The </w:t>
+            </w:r>
+            <w:proofErr w:type="spellStart"/>
+            <w:r>
+              <w:rPr>
+                <w:lang w:val="en-US"/>
+              </w:rPr>
+              <w:t>nf</w:t>
+            </w:r>
+            <w:proofErr w:type="spellEnd"/>
+            <w:r>
+              <w:rPr>
+                <w:lang w:val="en-US"/>
+              </w:rPr>
+              <w:t xml:space="preserve">-core framework for community-curated bioinformatics pipelines. </w:t>
+            </w:r>
+            <w:r>
+              <w:t xml:space="preserve">Nat </w:t>
+            </w:r>
+            <w:proofErr w:type="spellStart"/>
+            <w:r>
+              <w:t>Biotechnol</w:t>
+            </w:r>
+            <w:proofErr w:type="spellEnd"/>
+            <w:r>
+              <w:t xml:space="preserve"> 38, 276–278 (2020). </w:t>
             </w:r>
             <w:hyperlink r:id="rId9" w:history="1">
               <w:r>
@@ -2497,8 +4300,22 @@
             <w:tcW w:w="8358" w:type="dxa"/>
           </w:tcPr>
           <w:p>
-            <w:r>
-              <w:t xml:space="preserve">Patro, R., Duggal, G., Love, M. et al. Salmon provides fast and bias-aware quantification of transcript expression. Nat Methods 14, 417–419 (2017). </w:t>
+            <w:proofErr w:type="spellStart"/>
+            <w:r>
+              <w:rPr>
+                <w:lang w:val="en-US"/>
+              </w:rPr>
+              <w:t>Patro</w:t>
+            </w:r>
+            <w:proofErr w:type="spellEnd"/>
+            <w:r>
+              <w:rPr>
+                <w:lang w:val="en-US"/>
+              </w:rPr>
+              <w:t xml:space="preserve">, R., Duggal, G., Love, M. et al. Salmon provides fast and bias-aware quantification of transcript expression. </w:t>
+            </w:r>
+            <w:r>
+              <w:t xml:space="preserve">Nat Methods 14, 417–419 (2017). </w:t>
             </w:r>
             <w:hyperlink r:id="rId10" w:history="1">
               <w:r>
@@ -2529,7 +4346,40 @@
           </w:tcPr>
           <w:p>
             <w:r>
-              <w:t>Martin, M. Cutadapt removes adapter sequences from high-throughput sequencing reads. EMBnet. journal 17.1 (2011): 10-12.</w:t>
+              <w:rPr>
+                <w:lang w:val="en-US"/>
+              </w:rPr>
+              <w:t xml:space="preserve">Martin, M. </w:t>
+            </w:r>
+            <w:proofErr w:type="spellStart"/>
+            <w:r>
+              <w:rPr>
+                <w:lang w:val="en-US"/>
+              </w:rPr>
+              <w:t>Cutadapt</w:t>
+            </w:r>
+            <w:proofErr w:type="spellEnd"/>
+            <w:r>
+              <w:rPr>
+                <w:lang w:val="en-US"/>
+              </w:rPr>
+              <w:t xml:space="preserve"> removes adapter sequences from high-throughput sequencing reads. </w:t>
+            </w:r>
+            <w:proofErr w:type="spellStart"/>
+            <w:r>
+              <w:t>EMBnet</w:t>
+            </w:r>
+            <w:proofErr w:type="spellEnd"/>
+            <w:r>
+              <w:t xml:space="preserve">. </w:t>
+            </w:r>
+            <w:proofErr w:type="spellStart"/>
+            <w:r>
+              <w:t>journal</w:t>
+            </w:r>
+            <w:proofErr w:type="spellEnd"/>
+            <w:r>
+              <w:t xml:space="preserve"> 17.1 (2011): 10-12.</w:t>
             </w:r>
           </w:p>
           <w:p>
@@ -2561,31 +4411,76 @@
             <w:tcW w:w="8358" w:type="dxa"/>
           </w:tcPr>
           <w:p>
-            <w:r>
-              <w:t>Forer,</w:t>
-            </w:r>
-            <w:r>
-              <w:t xml:space="preserve"> L.,</w:t>
-            </w:r>
-            <w:r>
-              <w:t xml:space="preserve"> Schönherr,</w:t>
-            </w:r>
-            <w:r>
-              <w:t xml:space="preserve"> S.,</w:t>
-            </w:r>
-            <w:r>
-              <w:t xml:space="preserve"> Improving the reliability, quality, and maintainability of bioinformatics pipelines with nf-test, GigaScience, Volume 14, 2025, giaf130, </w:t>
+            <w:pPr>
+              <w:rPr>
+                <w:lang w:val="en-US"/>
+              </w:rPr>
+            </w:pPr>
+            <w:r>
+              <w:rPr>
+                <w:lang w:val="en-US"/>
+              </w:rPr>
+              <w:t xml:space="preserve">Forer, L., </w:t>
+            </w:r>
+            <w:proofErr w:type="spellStart"/>
+            <w:r>
+              <w:rPr>
+                <w:lang w:val="en-US"/>
+              </w:rPr>
+              <w:t>Schönherr</w:t>
+            </w:r>
+            <w:proofErr w:type="spellEnd"/>
+            <w:r>
+              <w:rPr>
+                <w:lang w:val="en-US"/>
+              </w:rPr>
+              <w:t xml:space="preserve">, S., Improving the reliability, quality, and maintainability of bioinformatics pipelines with </w:t>
+            </w:r>
+            <w:proofErr w:type="spellStart"/>
+            <w:r>
+              <w:rPr>
+                <w:lang w:val="en-US"/>
+              </w:rPr>
+              <w:t>nf</w:t>
+            </w:r>
+            <w:proofErr w:type="spellEnd"/>
+            <w:r>
+              <w:rPr>
+                <w:lang w:val="en-US"/>
+              </w:rPr>
+              <w:t xml:space="preserve">-test, </w:t>
+            </w:r>
+            <w:proofErr w:type="spellStart"/>
+            <w:r>
+              <w:rPr>
+                <w:lang w:val="en-US"/>
+              </w:rPr>
+              <w:t>GigaScience</w:t>
+            </w:r>
+            <w:proofErr w:type="spellEnd"/>
+            <w:r>
+              <w:rPr>
+                <w:lang w:val="en-US"/>
+              </w:rPr>
+              <w:t xml:space="preserve">, Volume 14, 2025, giaf130, </w:t>
             </w:r>
             <w:hyperlink r:id="rId12" w:history="1">
               <w:r>
                 <w:rPr>
                   <w:rStyle w:val="Hyperlink"/>
+                  <w:lang w:val="en-US"/>
                 </w:rPr>
                 <w:t>https://doi.org/10.1093/gigascience/giaf130</w:t>
               </w:r>
             </w:hyperlink>
           </w:p>
-          <w:p/>
+          <w:p>
+            <w:pPr>
+              <w:rPr>
+                <w:lang w:val="en-US"/>
+              </w:rPr>
+            </w:pPr>
+          </w:p>
         </w:tc>
       </w:tr>
       <w:tr>
@@ -2605,7 +4500,27 @@
           </w:tcPr>
           <w:p>
             <w:r>
-              <w:t xml:space="preserve">Moreau, D., Wiebels, K. &amp; Boettiger, C. Containers for computational reproducibility. Nat Rev Methods Primers 3, 50 (2023). </w:t>
+              <w:rPr>
+                <w:lang w:val="en-US"/>
+              </w:rPr>
+              <w:t xml:space="preserve">Moreau, D., </w:t>
+            </w:r>
+            <w:proofErr w:type="spellStart"/>
+            <w:r>
+              <w:rPr>
+                <w:lang w:val="en-US"/>
+              </w:rPr>
+              <w:t>Wiebels</w:t>
+            </w:r>
+            <w:proofErr w:type="spellEnd"/>
+            <w:r>
+              <w:rPr>
+                <w:lang w:val="en-US"/>
+              </w:rPr>
+              <w:t xml:space="preserve">, K. &amp; Boettiger, C. Containers for computational reproducibility. </w:t>
+            </w:r>
+            <w:r>
+              <w:t xml:space="preserve">Nat Rev Methods Primers 3, 50 (2023). </w:t>
             </w:r>
             <w:hyperlink r:id="rId13" w:history="1">
               <w:r>
@@ -2636,7 +4551,55 @@
           </w:tcPr>
           <w:p>
             <w:r>
-              <w:t>de Sena Brandine G and Smith AD. Falco: high-speed FastQC emulation for quality control of sequencing data [version 2; peer review: 2 approved]. F1000Research 2021, 8:1874</w:t>
+              <w:rPr>
+                <w:lang w:val="en-US"/>
+              </w:rPr>
+              <w:t xml:space="preserve">de </w:t>
+            </w:r>
+            <w:proofErr w:type="spellStart"/>
+            <w:r>
+              <w:rPr>
+                <w:lang w:val="en-US"/>
+              </w:rPr>
+              <w:t>Sena</w:t>
+            </w:r>
+            <w:proofErr w:type="spellEnd"/>
+            <w:r>
+              <w:rPr>
+                <w:lang w:val="en-US"/>
+              </w:rPr>
+              <w:t xml:space="preserve"> </w:t>
+            </w:r>
+            <w:proofErr w:type="spellStart"/>
+            <w:r>
+              <w:rPr>
+                <w:lang w:val="en-US"/>
+              </w:rPr>
+              <w:t>Brandine</w:t>
+            </w:r>
+            <w:proofErr w:type="spellEnd"/>
+            <w:r>
+              <w:rPr>
+                <w:lang w:val="en-US"/>
+              </w:rPr>
+              <w:t xml:space="preserve"> G and Smith AD. Falco: high-speed </w:t>
+            </w:r>
+            <w:proofErr w:type="spellStart"/>
+            <w:r>
+              <w:rPr>
+                <w:lang w:val="en-US"/>
+              </w:rPr>
+              <w:t>FastQC</w:t>
+            </w:r>
+            <w:proofErr w:type="spellEnd"/>
+            <w:r>
+              <w:rPr>
+                <w:lang w:val="en-US"/>
+              </w:rPr>
+              <w:t xml:space="preserve"> emulation for quality control of sequencing data [version 2; peer review: 2 approved]. </w:t>
+            </w:r>
+            <w:r>
+              <w:t>F1000Research 2021, 8:1874</w:t>
             </w:r>
           </w:p>
           <w:p>
@@ -2668,43 +4631,89 @@
             <w:tcW w:w="8358" w:type="dxa"/>
           </w:tcPr>
           <w:p>
-            <w:r>
-              <w:t xml:space="preserve">Philip Ewels, Måns Magnusson, Sverker Lundin, Max Käller, MultiQC: summarize analysis results for multiple tools and samples in a single report, Bioinformatics, Volume 32, Issue 19, October 2016, Pages 3047–3048, </w:t>
+            <w:pPr>
+              <w:rPr>
+                <w:lang w:val="en-US"/>
+              </w:rPr>
+            </w:pPr>
+            <w:r>
+              <w:rPr>
+                <w:lang w:val="en-US"/>
+              </w:rPr>
+              <w:t xml:space="preserve">Philip </w:t>
+            </w:r>
+            <w:proofErr w:type="spellStart"/>
+            <w:r>
+              <w:rPr>
+                <w:lang w:val="en-US"/>
+              </w:rPr>
+              <w:t>Ewels</w:t>
+            </w:r>
+            <w:proofErr w:type="spellEnd"/>
+            <w:r>
+              <w:rPr>
+                <w:lang w:val="en-US"/>
+              </w:rPr>
+              <w:t xml:space="preserve">, </w:t>
+            </w:r>
+            <w:proofErr w:type="spellStart"/>
+            <w:r>
+              <w:rPr>
+                <w:lang w:val="en-US"/>
+              </w:rPr>
+              <w:t>Måns</w:t>
+            </w:r>
+            <w:proofErr w:type="spellEnd"/>
+            <w:r>
+              <w:rPr>
+                <w:lang w:val="en-US"/>
+              </w:rPr>
+              <w:t xml:space="preserve"> Magnusson, Sverker Lundin, Max </w:t>
+            </w:r>
+            <w:proofErr w:type="spellStart"/>
+            <w:r>
+              <w:rPr>
+                <w:lang w:val="en-US"/>
+              </w:rPr>
+              <w:t>Käller</w:t>
+            </w:r>
+            <w:proofErr w:type="spellEnd"/>
+            <w:r>
+              <w:rPr>
+                <w:lang w:val="en-US"/>
+              </w:rPr>
+              <w:t xml:space="preserve">, </w:t>
+            </w:r>
+            <w:proofErr w:type="spellStart"/>
+            <w:r>
+              <w:rPr>
+                <w:lang w:val="en-US"/>
+              </w:rPr>
+              <w:t>MultiQC</w:t>
+            </w:r>
+            <w:proofErr w:type="spellEnd"/>
+            <w:r>
+              <w:rPr>
+                <w:lang w:val="en-US"/>
+              </w:rPr>
+              <w:t xml:space="preserve">: summarize analysis results for multiple tools and samples in a single report, Bioinformatics, Volume 32, Issue 19, October 2016, Pages 3047–3048, </w:t>
             </w:r>
             <w:hyperlink r:id="rId15" w:history="1">
               <w:r>
                 <w:rPr>
                   <w:rStyle w:val="Hyperlink"/>
+                  <w:lang w:val="en-US"/>
                 </w:rPr>
                 <w:t>https://doi.org/10.1093/bioinformatics/btw354</w:t>
               </w:r>
             </w:hyperlink>
           </w:p>
-          <w:p/>
-        </w:tc>
-      </w:tr>
-      <w:tr>
-        <w:trPr>
-          <w:trHeight w:val="101"/>
-        </w:trPr>
-        <w:tc>
-          <w:tcPr>
-            <w:tcW w:w="704" w:type="dxa"/>
-          </w:tcPr>
           <w:p>
-            <w:r>
-              <w:t>11</w:t>
-            </w:r>
-          </w:p>
-        </w:tc>
-        <w:tc>
-          <w:tcPr>
-            <w:tcW w:w="8358" w:type="dxa"/>
-          </w:tcPr>
-          <w:p>
-            <w:r>
-              <w:t>https://ftp.ncbi.nlm.nih.gov/gene/DATA/GENE_INFO</w:t>
-            </w:r>
+            <w:pPr>
+              <w:rPr>
+                <w:lang w:val="en-US"/>
+              </w:rPr>
+            </w:pPr>
           </w:p>
         </w:tc>
       </w:tr>
@@ -2726,7 +4735,7 @@
 </file>
 
 <file path=word/numbering.xml><?xml version="1.0" encoding="utf-8"?>
-<w:numbering xmlns:wpc="http://schemas.microsoft.com/office/word/2010/wordprocessingCanvas" xmlns:cx="http://schemas.microsoft.com/office/drawing/2014/chartex" xmlns:cx1="http://schemas.microsoft.com/office/drawing/2015/9/8/chartex" xmlns:cx2="http://schemas.microsoft.com/office/drawing/2015/10/21/chartex" xmlns:cx3="http://schemas.microsoft.com/office/drawing/2016/5/9/chartex" xmlns:cx4="http://schemas.microsoft.com/office/drawing/2016/5/10/chartex" xmlns:cx5="http://schemas.microsoft.com/office/drawing/2016/5/11/chartex" xmlns:cx6="http://schemas.microsoft.com/office/drawing/2016/5/12/chartex" xmlns:cx7="http://schemas.microsoft.com/office/drawing/2016/5/13/chartex" xmlns:cx8="http://schemas.microsoft.com/office/drawing/2016/5/14/chartex" xmlns:mc="http://schemas.openxmlformats.org/markup-compatibility/2006" xmlns:aink="http://schemas.microsoft.com/office/drawing/2016/ink" xmlns:am3d="http://schemas.microsoft.com/office/drawing/2017/model3d" xmlns:o="urn:schemas-microsoft-com:office:office" xmlns:oel="http://schemas.microsoft.com/office/2019/extlst" xmlns:r="http://schemas.openxmlformats.org/officeDocument/2006/relationships" xmlns:m="http://schemas.openxmlformats.org/officeDocument/2006/math" xmlns:v="urn:schemas-microsoft-com:vml" xmlns:wp14="http://schemas.microsoft.com/office/word/2010/wordprocessingDrawing" xmlns:wp="http://schemas.openxmlformats.org/drawingml/2006/wordprocessingDrawing" xmlns:w10="urn:schemas-microsoft-com:office:word" xmlns:w="http://schemas.openxmlformats.org/wordprocessingml/2006/main" xmlns:w14="http://schemas.microsoft.com/office/word/2010/wordml" xmlns:w15="http://schemas.microsoft.com/office/word/2012/wordml" xmlns:w16cex="http://schemas.microsoft.com/office/word/2018/wordml/cex" xmlns:w16cid="http://schemas.microsoft.com/office/word/2016/wordml/cid" xmlns:w16="http://schemas.microsoft.com/office/word/2018/wordml" xmlns:w16du="http://schemas.microsoft.com/office/word/2023/wordml/word16du" xmlns:w16sdtdh="http://schemas.microsoft.com/office/word/2020/wordml/sdtdatahash" xmlns:w16sdtfl="http://schemas.microsoft.com/office/word/2024/wordml/sdtformatlock" xmlns:w16se="http://schemas.microsoft.com/office/word/2015/wordml/symex" xmlns:wpg="http://schemas.microsoft.com/office/word/2010/wordprocessingGroup" xmlns:wpi="http://schemas.microsoft.com/office/word/2010/wordprocessingInk" xmlns:wne="http://schemas.microsoft.com/office/word/2006/wordml" xmlns:wps="http://schemas.microsoft.com/office/word/2010/wordprocessingShape" mc:Ignorable="w14 w15 w16se w16cid w16 w16cex w16sdtdh w16sdtfl w16du wp14">
+<w:numbering xmlns:wpc="http://schemas.microsoft.com/office/word/2010/wordprocessingCanvas" xmlns:cx="http://schemas.microsoft.com/office/drawing/2014/chartex" xmlns:cx1="http://schemas.microsoft.com/office/drawing/2015/9/8/chartex" xmlns:cx2="http://schemas.microsoft.com/office/drawing/2015/10/21/chartex" xmlns:cx3="http://schemas.microsoft.com/office/drawing/2016/5/9/chartex" xmlns:cx4="http://schemas.microsoft.com/office/drawing/2016/5/10/chartex" xmlns:cx5="http://schemas.microsoft.com/office/drawing/2016/5/11/chartex" xmlns:cx6="http://schemas.microsoft.com/office/drawing/2016/5/12/chartex" xmlns:cx7="http://schemas.microsoft.com/office/drawing/2016/5/13/chartex" xmlns:cx8="http://schemas.microsoft.com/office/drawing/2016/5/14/chartex" xmlns:mc="http://schemas.openxmlformats.org/markup-compatibility/2006" xmlns:aink="http://schemas.microsoft.com/office/drawing/2016/ink" xmlns:am3d="http://schemas.microsoft.com/office/drawing/2017/model3d" xmlns:o="urn:schemas-microsoft-com:office:office" xmlns:r="http://schemas.openxmlformats.org/officeDocument/2006/relationships" xmlns:m="http://schemas.openxmlformats.org/officeDocument/2006/math" xmlns:v="urn:schemas-microsoft-com:vml" xmlns:wp14="http://schemas.microsoft.com/office/word/2010/wordprocessingDrawing" xmlns:wp="http://schemas.openxmlformats.org/drawingml/2006/wordprocessingDrawing" xmlns:w10="urn:schemas-microsoft-com:office:word" xmlns:w="http://schemas.openxmlformats.org/wordprocessingml/2006/main" xmlns:w14="http://schemas.microsoft.com/office/word/2010/wordml" xmlns:w15="http://schemas.microsoft.com/office/word/2012/wordml" xmlns:w16cex="http://schemas.microsoft.com/office/word/2018/wordml/cex" xmlns:w16cid="http://schemas.microsoft.com/office/word/2016/wordml/cid" xmlns:w16="http://schemas.microsoft.com/office/word/2018/wordml" xmlns:w16sdtdh="http://schemas.microsoft.com/office/word/2020/wordml/sdtdatahash" xmlns:w16se="http://schemas.microsoft.com/office/word/2015/wordml/symex" xmlns:wpg="http://schemas.microsoft.com/office/word/2010/wordprocessingGroup" xmlns:wpi="http://schemas.microsoft.com/office/word/2010/wordprocessingInk" xmlns:wne="http://schemas.microsoft.com/office/word/2006/wordml" xmlns:wps="http://schemas.microsoft.com/office/word/2010/wordprocessingShape" mc:Ignorable="w14 w15 w16se w16cid w16 w16cex w16sdtdh wp14">
   <w:abstractNum w:abstractNumId="0" w15:restartNumberingAfterBreak="0">
     <w:nsid w:val="2A320982"/>
     <w:multiLevelType w:val="hybridMultilevel"/>
@@ -3251,26 +5260,26 @@
       </w:rPr>
     </w:lvl>
   </w:abstractNum>
-  <w:num w:numId="1" w16cid:durableId="1721637089">
+  <w:num w:numId="1">
     <w:abstractNumId w:val="4"/>
   </w:num>
-  <w:num w:numId="2" w16cid:durableId="880283357">
+  <w:num w:numId="2">
     <w:abstractNumId w:val="1"/>
   </w:num>
-  <w:num w:numId="3" w16cid:durableId="1449739070">
+  <w:num w:numId="3">
     <w:abstractNumId w:val="0"/>
   </w:num>
-  <w:num w:numId="4" w16cid:durableId="970749277">
+  <w:num w:numId="4">
     <w:abstractNumId w:val="2"/>
   </w:num>
-  <w:num w:numId="5" w16cid:durableId="1024210347">
+  <w:num w:numId="5">
     <w:abstractNumId w:val="3"/>
   </w:num>
 </w:numbering>
 </file>
 
 <file path=word/styles.xml><?xml version="1.0" encoding="utf-8"?>
-<w:styles xmlns:mc="http://schemas.openxmlformats.org/markup-compatibility/2006" xmlns:r="http://schemas.openxmlformats.org/officeDocument/2006/relationships" xmlns:w="http://schemas.openxmlformats.org/wordprocessingml/2006/main" xmlns:w14="http://schemas.microsoft.com/office/word/2010/wordml" xmlns:w15="http://schemas.microsoft.com/office/word/2012/wordml" xmlns:w16cex="http://schemas.microsoft.com/office/word/2018/wordml/cex" xmlns:w16cid="http://schemas.microsoft.com/office/word/2016/wordml/cid" xmlns:w16="http://schemas.microsoft.com/office/word/2018/wordml" xmlns:w16du="http://schemas.microsoft.com/office/word/2023/wordml/word16du" xmlns:w16sdtdh="http://schemas.microsoft.com/office/word/2020/wordml/sdtdatahash" xmlns:w16sdtfl="http://schemas.microsoft.com/office/word/2024/wordml/sdtformatlock" xmlns:w16se="http://schemas.microsoft.com/office/word/2015/wordml/symex" mc:Ignorable="w14 w15 w16se w16cid w16 w16cex w16sdtdh w16sdtfl w16du">
+<w:styles xmlns:mc="http://schemas.openxmlformats.org/markup-compatibility/2006" xmlns:r="http://schemas.openxmlformats.org/officeDocument/2006/relationships" xmlns:w="http://schemas.openxmlformats.org/wordprocessingml/2006/main" xmlns:w14="http://schemas.microsoft.com/office/word/2010/wordml" xmlns:w15="http://schemas.microsoft.com/office/word/2012/wordml" xmlns:w16cex="http://schemas.microsoft.com/office/word/2018/wordml/cex" xmlns:w16cid="http://schemas.microsoft.com/office/word/2016/wordml/cid" xmlns:w16="http://schemas.microsoft.com/office/word/2018/wordml" xmlns:w16sdtdh="http://schemas.microsoft.com/office/word/2020/wordml/sdtdatahash" xmlns:w16se="http://schemas.microsoft.com/office/word/2015/wordml/symex" mc:Ignorable="w14 w15 w16se w16cid w16 w16cex w16sdtdh">
   <w:docDefaults>
     <w:rPrDefault>
       <w:rPr>
@@ -3872,6 +5881,7 @@
   <w:style w:type="character" w:default="1" w:styleId="Absatz-Standardschriftart">
     <w:name w:val="Default Paragraph Font"/>
     <w:uiPriority w:val="1"/>
+    <w:semiHidden/>
     <w:unhideWhenUsed/>
   </w:style>
   <w:style w:type="table" w:default="1" w:styleId="NormaleTabelle">
@@ -4238,6 +6248,19 @@
       <w:shd w:val="clear" w:color="auto" w:fill="E1DFDD"/>
     </w:rPr>
   </w:style>
+  <w:style w:type="character" w:styleId="HTMLCode">
+    <w:name w:val="HTML Code"/>
+    <w:basedOn w:val="Absatz-Standardschriftart"/>
+    <w:uiPriority w:val="99"/>
+    <w:semiHidden/>
+    <w:unhideWhenUsed/>
+    <w:rsid w:val="009143EF"/>
+    <w:rPr>
+      <w:rFonts w:ascii="Courier New" w:eastAsia="Times New Roman" w:hAnsi="Courier New" w:cs="Courier New"/>
+      <w:sz w:val="20"/>
+      <w:szCs w:val="20"/>
+    </w:rPr>
+  </w:style>
 </w:styles>
 </file>
 

--- a/GenAbu_report.docx
+++ b/GenAbu_report.docx
@@ -1,6 +1,6 @@
 
 <file path=word/document.xml><?xml version="1.0" encoding="utf-8"?>
-<w:document xmlns:wpc="http://schemas.microsoft.com/office/word/2010/wordprocessingCanvas" xmlns:cx="http://schemas.microsoft.com/office/drawing/2014/chartex" xmlns:cx1="http://schemas.microsoft.com/office/drawing/2015/9/8/chartex" xmlns:cx2="http://schemas.microsoft.com/office/drawing/2015/10/21/chartex" xmlns:cx3="http://schemas.microsoft.com/office/drawing/2016/5/9/chartex" xmlns:cx4="http://schemas.microsoft.com/office/drawing/2016/5/10/chartex" xmlns:cx5="http://schemas.microsoft.com/office/drawing/2016/5/11/chartex" xmlns:cx6="http://schemas.microsoft.com/office/drawing/2016/5/12/chartex" xmlns:cx7="http://schemas.microsoft.com/office/drawing/2016/5/13/chartex" xmlns:cx8="http://schemas.microsoft.com/office/drawing/2016/5/14/chartex" xmlns:mc="http://schemas.openxmlformats.org/markup-compatibility/2006" xmlns:aink="http://schemas.microsoft.com/office/drawing/2016/ink" xmlns:am3d="http://schemas.microsoft.com/office/drawing/2017/model3d" xmlns:o="urn:schemas-microsoft-com:office:office" xmlns:r="http://schemas.openxmlformats.org/officeDocument/2006/relationships" xmlns:m="http://schemas.openxmlformats.org/officeDocument/2006/math" xmlns:v="urn:schemas-microsoft-com:vml" xmlns:wp14="http://schemas.microsoft.com/office/word/2010/wordprocessingDrawing" xmlns:wp="http://schemas.openxmlformats.org/drawingml/2006/wordprocessingDrawing" xmlns:w10="urn:schemas-microsoft-com:office:word" xmlns:w="http://schemas.openxmlformats.org/wordprocessingml/2006/main" xmlns:w14="http://schemas.microsoft.com/office/word/2010/wordml" xmlns:w15="http://schemas.microsoft.com/office/word/2012/wordml" xmlns:w16cex="http://schemas.microsoft.com/office/word/2018/wordml/cex" xmlns:w16cid="http://schemas.microsoft.com/office/word/2016/wordml/cid" xmlns:w16="http://schemas.microsoft.com/office/word/2018/wordml" xmlns:w16sdtdh="http://schemas.microsoft.com/office/word/2020/wordml/sdtdatahash" xmlns:w16se="http://schemas.microsoft.com/office/word/2015/wordml/symex" xmlns:wpg="http://schemas.microsoft.com/office/word/2010/wordprocessingGroup" xmlns:wpi="http://schemas.microsoft.com/office/word/2010/wordprocessingInk" xmlns:wne="http://schemas.microsoft.com/office/word/2006/wordml" xmlns:wps="http://schemas.microsoft.com/office/word/2010/wordprocessingShape" mc:Ignorable="w14 w15 w16se w16cid w16 w16cex w16sdtdh wp14">
+<w:document xmlns:wpc="http://schemas.microsoft.com/office/word/2010/wordprocessingCanvas" xmlns:cx="http://schemas.microsoft.com/office/drawing/2014/chartex" xmlns:cx1="http://schemas.microsoft.com/office/drawing/2015/9/8/chartex" xmlns:cx2="http://schemas.microsoft.com/office/drawing/2015/10/21/chartex" xmlns:cx3="http://schemas.microsoft.com/office/drawing/2016/5/9/chartex" xmlns:cx4="http://schemas.microsoft.com/office/drawing/2016/5/10/chartex" xmlns:cx5="http://schemas.microsoft.com/office/drawing/2016/5/11/chartex" xmlns:cx6="http://schemas.microsoft.com/office/drawing/2016/5/12/chartex" xmlns:cx7="http://schemas.microsoft.com/office/drawing/2016/5/13/chartex" xmlns:cx8="http://schemas.microsoft.com/office/drawing/2016/5/14/chartex" xmlns:mc="http://schemas.openxmlformats.org/markup-compatibility/2006" xmlns:aink="http://schemas.microsoft.com/office/drawing/2016/ink" xmlns:am3d="http://schemas.microsoft.com/office/drawing/2017/model3d" xmlns:o="urn:schemas-microsoft-com:office:office" xmlns:oel="http://schemas.microsoft.com/office/2019/extlst" xmlns:r="http://schemas.openxmlformats.org/officeDocument/2006/relationships" xmlns:m="http://schemas.openxmlformats.org/officeDocument/2006/math" xmlns:v="urn:schemas-microsoft-com:vml" xmlns:wp14="http://schemas.microsoft.com/office/word/2010/wordprocessingDrawing" xmlns:wp="http://schemas.openxmlformats.org/drawingml/2006/wordprocessingDrawing" xmlns:w10="urn:schemas-microsoft-com:office:word" xmlns:w="http://schemas.openxmlformats.org/wordprocessingml/2006/main" xmlns:w14="http://schemas.microsoft.com/office/word/2010/wordml" xmlns:w15="http://schemas.microsoft.com/office/word/2012/wordml" xmlns:w16cex="http://schemas.microsoft.com/office/word/2018/wordml/cex" xmlns:w16cid="http://schemas.microsoft.com/office/word/2016/wordml/cid" xmlns:w16="http://schemas.microsoft.com/office/word/2018/wordml" xmlns:w16du="http://schemas.microsoft.com/office/word/2023/wordml/word16du" xmlns:w16sdtdh="http://schemas.microsoft.com/office/word/2020/wordml/sdtdatahash" xmlns:w16sdtfl="http://schemas.microsoft.com/office/word/2024/wordml/sdtformatlock" xmlns:w16se="http://schemas.microsoft.com/office/word/2015/wordml/symex" xmlns:wpg="http://schemas.microsoft.com/office/word/2010/wordprocessingGroup" xmlns:wpi="http://schemas.microsoft.com/office/word/2010/wordprocessingInk" xmlns:wne="http://schemas.microsoft.com/office/word/2006/wordml" xmlns:wps="http://schemas.microsoft.com/office/word/2010/wordprocessingShape" mc:Ignorable="w14 w15 w16se w16cid w16 w16cex w16sdtdh w16sdtfl w16du wp14">
   <w:body>
     <w:p>
       <w:pPr>
@@ -13,7 +13,6 @@
           <w:lang w:val="en-US"/>
         </w:rPr>
       </w:pPr>
-      <w:proofErr w:type="spellStart"/>
       <w:r>
         <w:rPr>
           <w:b/>
@@ -22,10 +21,73 @@
           <w:szCs w:val="32"/>
           <w:lang w:val="en-US"/>
         </w:rPr>
-        <w:t>GenAbu</w:t>
-      </w:r>
-      <w:proofErr w:type="spellEnd"/>
-      <w:r>
+        <w:t>GenAbu: A modular and reproducible Nextflow workflow for RNA-seq quality control and gene abundance quantification</w:t>
+      </w:r>
+    </w:p>
+    <w:p>
+      <w:pPr>
+        <w:jc w:val="both"/>
+        <w:rPr>
+          <w:lang w:val="en-US"/>
+        </w:rPr>
+      </w:pPr>
+      <w:r>
+        <w:rPr>
+          <w:lang w:val="en-US"/>
+        </w:rPr>
+        <w:t>Computational Workflows for Bi</w:t>
+      </w:r>
+      <w:r>
+        <w:rPr>
+          <w:lang w:val="en-US"/>
+        </w:rPr>
+        <w:t>o</w:t>
+      </w:r>
+      <w:r>
+        <w:rPr>
+          <w:lang w:val="en-US"/>
+        </w:rPr>
+        <w:t>medical Data</w:t>
+      </w:r>
+      <w:r>
+        <w:rPr>
+          <w:lang w:val="en-US"/>
+        </w:rPr>
+        <w:t>,</w:t>
+      </w:r>
+      <w:r>
+        <w:rPr>
+          <w:lang w:val="en-US"/>
+        </w:rPr>
+        <w:t xml:space="preserve"> 2026</w:t>
+      </w:r>
+    </w:p>
+    <w:p>
+      <w:pPr>
+        <w:jc w:val="both"/>
+        <w:rPr>
+          <w:lang w:val="en-US"/>
+        </w:rPr>
+      </w:pPr>
+      <w:r>
+        <w:rPr>
+          <w:lang w:val="en-US"/>
+        </w:rPr>
+        <w:t>Matthias Lang, Laura Fahrer</w:t>
+      </w:r>
+    </w:p>
+    <w:p>
+      <w:pPr>
+        <w:rPr>
+          <w:b/>
+          <w:bCs/>
+          <w:lang w:val="en-US"/>
+        </w:rPr>
+      </w:pPr>
+    </w:p>
+    <w:p>
+      <w:pPr>
+        <w:ind w:firstLine="708"/>
         <w:rPr>
           <w:b/>
           <w:bCs/>
@@ -33,9 +95,7 @@
           <w:szCs w:val="32"/>
           <w:lang w:val="en-US"/>
         </w:rPr>
-        <w:t xml:space="preserve">: A modular and reproducible </w:t>
-      </w:r>
-      <w:proofErr w:type="spellStart"/>
+      </w:pPr>
       <w:r>
         <w:rPr>
           <w:b/>
@@ -44,236 +104,16 @@
           <w:szCs w:val="32"/>
           <w:lang w:val="en-US"/>
         </w:rPr>
-        <w:t>Nextflow</w:t>
-      </w:r>
-      <w:proofErr w:type="spellEnd"/>
-      <w:r>
-        <w:rPr>
-          <w:b/>
-          <w:bCs/>
-          <w:sz w:val="32"/>
-          <w:szCs w:val="32"/>
-          <w:lang w:val="en-US"/>
-        </w:rPr>
-        <w:t xml:space="preserve"> workflow for RNA-seq quality control and gene abundance quantification</w:t>
-      </w:r>
-    </w:p>
-    <w:p>
-      <w:pPr>
-        <w:jc w:val="both"/>
-        <w:rPr>
-          <w:lang w:val="en-US"/>
-        </w:rPr>
-      </w:pPr>
-      <w:r>
-        <w:rPr>
-          <w:lang w:val="en-US"/>
-        </w:rPr>
-        <w:t>Computational Workflows for Bi</w:t>
-      </w:r>
-      <w:r>
-        <w:rPr>
-          <w:lang w:val="en-US"/>
-        </w:rPr>
-        <w:t>o</w:t>
-      </w:r>
-      <w:r>
-        <w:rPr>
-          <w:lang w:val="en-US"/>
-        </w:rPr>
-        <w:t>medical Data</w:t>
-      </w:r>
-      <w:r>
-        <w:rPr>
-          <w:lang w:val="en-US"/>
-        </w:rPr>
-        <w:t>,</w:t>
-      </w:r>
-      <w:r>
-        <w:rPr>
-          <w:lang w:val="en-US"/>
-        </w:rPr>
-        <w:t xml:space="preserve"> 2026</w:t>
-      </w:r>
-    </w:p>
-    <w:p>
-      <w:pPr>
-        <w:jc w:val="both"/>
-        <w:rPr>
-          <w:lang w:val="en-US"/>
-        </w:rPr>
-      </w:pPr>
-      <w:r>
-        <w:rPr>
-          <w:lang w:val="en-US"/>
-        </w:rPr>
-        <w:t xml:space="preserve">Matthias Lang, Laura </w:t>
-      </w:r>
-      <w:proofErr w:type="spellStart"/>
-      <w:r>
-        <w:rPr>
-          <w:lang w:val="en-US"/>
-        </w:rPr>
-        <w:t>Fahrer</w:t>
-      </w:r>
-      <w:proofErr w:type="spellEnd"/>
-    </w:p>
-    <w:p>
-      <w:pPr>
-        <w:rPr>
-          <w:b/>
-          <w:bCs/>
-          <w:lang w:val="en-US"/>
-        </w:rPr>
-      </w:pPr>
-    </w:p>
-    <w:p>
-      <w:pPr>
-        <w:ind w:firstLine="708"/>
-        <w:rPr>
-          <w:b/>
-          <w:bCs/>
-          <w:sz w:val="32"/>
-          <w:szCs w:val="32"/>
-          <w:lang w:val="en-US"/>
-        </w:rPr>
-      </w:pPr>
-      <w:r>
-        <w:rPr>
-          <w:b/>
-          <w:bCs/>
-          <w:sz w:val="32"/>
-          <w:szCs w:val="32"/>
-          <w:lang w:val="en-US"/>
-        </w:rPr>
         <w:t>Abstract</w:t>
       </w:r>
     </w:p>
     <w:p>
       <w:pPr>
         <w:jc w:val="both"/>
-        <w:rPr>
-          <w:lang w:val="en-US"/>
-        </w:rPr>
-      </w:pPr>
-      <w:r>
-        <w:rPr>
-          <w:lang w:val="en-US"/>
-        </w:rPr>
-        <w:t xml:space="preserve">RNA sequencing (RNA-seq) is widely used to investigate gene expression, but the reliability of its results depends on reproducible and transparent data processing and appropriate quality control steps. This project describes the development of </w:t>
-      </w:r>
-      <w:proofErr w:type="spellStart"/>
-      <w:r>
-        <w:rPr>
-          <w:lang w:val="en-US"/>
-        </w:rPr>
-        <w:t>GenAbu</w:t>
-      </w:r>
-      <w:proofErr w:type="spellEnd"/>
-      <w:r>
-        <w:rPr>
-          <w:lang w:val="en-US"/>
-        </w:rPr>
-        <w:t xml:space="preserve">, a modular </w:t>
-      </w:r>
-      <w:proofErr w:type="spellStart"/>
-      <w:r>
-        <w:rPr>
-          <w:lang w:val="en-US"/>
-        </w:rPr>
-        <w:t>Nextflow</w:t>
-      </w:r>
-      <w:proofErr w:type="spellEnd"/>
-      <w:r>
-        <w:rPr>
-          <w:lang w:val="en-US"/>
-        </w:rPr>
-        <w:t xml:space="preserve"> workflow designed to generate gene abundance tables from bulk RNA-seq data. The workflow follows principles and development practices promoted by </w:t>
-      </w:r>
-      <w:proofErr w:type="spellStart"/>
-      <w:r>
-        <w:rPr>
-          <w:lang w:val="en-US"/>
-        </w:rPr>
-        <w:t>nf</w:t>
-      </w:r>
-      <w:proofErr w:type="spellEnd"/>
-      <w:r>
-        <w:rPr>
-          <w:lang w:val="en-US"/>
-        </w:rPr>
-        <w:t xml:space="preserve">-core, a community-driven framework for reproducible bioinformatics pipelines. </w:t>
-      </w:r>
-      <w:proofErr w:type="spellStart"/>
-      <w:r>
-        <w:rPr>
-          <w:lang w:val="en-US"/>
-        </w:rPr>
-        <w:t>GenAbu</w:t>
-      </w:r>
-      <w:proofErr w:type="spellEnd"/>
-      <w:r>
-        <w:rPr>
-          <w:lang w:val="en-US"/>
-        </w:rPr>
-        <w:t xml:space="preserve"> supports three different input routes, including user-provided FASTQ files, sequencing data identified by Sequence Read Archive (SRA) accession codes</w:t>
-      </w:r>
-      <w:r>
-        <w:rPr>
-          <w:lang w:val="en-US"/>
-        </w:rPr>
-        <w:t xml:space="preserve"> and accession information extracted from scientific publications. Its processing steps include input validation, sequence quality control with Falco, adapter and quality trimming with </w:t>
-      </w:r>
-      <w:proofErr w:type="spellStart"/>
-      <w:r>
-        <w:rPr>
-          <w:lang w:val="en-US"/>
-        </w:rPr>
-        <w:t>Cutadapt</w:t>
-      </w:r>
-      <w:proofErr w:type="spellEnd"/>
-      <w:r>
-        <w:rPr>
-          <w:lang w:val="en-US"/>
-        </w:rPr>
-        <w:t xml:space="preserve">, transcript quantification with Salmon, gene-level abundance calculation and report aggregation with </w:t>
-      </w:r>
-      <w:proofErr w:type="spellStart"/>
-      <w:r>
-        <w:rPr>
-          <w:lang w:val="en-US"/>
-        </w:rPr>
-        <w:t>MultiQC</w:t>
-      </w:r>
-      <w:proofErr w:type="spellEnd"/>
-      <w:r>
-        <w:rPr>
-          <w:lang w:val="en-US"/>
-        </w:rPr>
-        <w:t>.</w:t>
-      </w:r>
-      <w:r>
-        <w:rPr>
-          <w:lang w:val="en-US"/>
-        </w:rPr>
-        <w:t xml:space="preserve"> Gene annotation mapping support the conversion of transcript-level results into more interpretable gene-level outputs.</w:t>
-      </w:r>
-    </w:p>
-    <w:p>
-      <w:pPr>
-        <w:jc w:val="both"/>
-        <w:rPr>
-          <w:lang w:val="en-US"/>
-        </w:rPr>
-      </w:pPr>
-    </w:p>
-    <w:p>
-      <w:pPr>
-        <w:jc w:val="both"/>
-        <w:rPr>
-          <w:lang w:val="en-US"/>
-        </w:rPr>
-      </w:pPr>
+      </w:pPr>
+      <w:r>
+        <w:t>RNA sequencing (RNA-seq) is widely used to investigate gene expression, but the reliability of its results depends on reproducible data processing, transparent workflows, and appropriate quality control. This project describes the development of GenAbu, a modular Nextflow workflow designed to generate gene-level abundance tables from bulk RNA-seq data. The workflow follows principles and development practices promoted by nf-core, a community-driven framework for reproducible bioinformatics pipelines. GenAbu supports three input routes: user-provided FASTQ files, sequencing data retrieved using Sequence Read Archive (SRA) accession codes, and accession information extracted from scientific publications. Its processing steps include input validation, sequence quality control with Falco, adapter and quality trimming with Cutadapt, transcript quantification with Salmon, gene-level abundance calculation, and report aggregation with MultiQC. Development emphasized automated testing, version pinning, and modularity to improve reliability and reproducibility. Remaining limitations include restricted configurability of some analysis parameters and the absence of fully integrated gene-name mapping, which is planned as a future extension to improve the interpretability of generated results.</w:t>
+      </w:r>
     </w:p>
     <w:p>
       <w:pPr>
@@ -298,7 +138,6 @@
           <w:szCs w:val="32"/>
         </w:rPr>
       </w:pPr>
-      <w:proofErr w:type="spellStart"/>
       <w:r>
         <w:rPr>
           <w:b/>
@@ -308,7 +147,6 @@
         </w:rPr>
         <w:t>Introduction</w:t>
       </w:r>
-      <w:proofErr w:type="spellEnd"/>
     </w:p>
     <w:p>
       <w:pPr>
@@ -450,21 +288,7 @@
         <w:rPr>
           <w:lang w:val="en-US"/>
         </w:rPr>
-        <w:t xml:space="preserve">Computational pipelines address these problems by connecting individual tools into an automated workflow. They define the order of the processing steps, manage the flow of data between them and reduce the need for manual intervention. Workflow management systems such as </w:t>
-      </w:r>
-      <w:proofErr w:type="spellStart"/>
-      <w:r>
-        <w:rPr>
-          <w:lang w:val="en-US"/>
-        </w:rPr>
-        <w:t>Nextflow</w:t>
-      </w:r>
-      <w:proofErr w:type="spellEnd"/>
-      <w:r>
-        <w:rPr>
-          <w:lang w:val="en-US"/>
-        </w:rPr>
-        <w:t xml:space="preserve"> make it possible to execute these steps in a structured and reproducible way</w:t>
+        <w:t>Computational pipelines address these problems by connecting individual tools into an automated workflow. They define the order of the processing steps, manage the flow of data between them and reduce the need for manual intervention. Workflow management systems such as Nextflow make it possible to execute these steps in a structured and reproducible way</w:t>
       </w:r>
       <w:r>
         <w:rPr>
@@ -485,14 +309,6 @@
         </w:rPr>
         <w:t>.</w:t>
       </w:r>
-    </w:p>
-    <w:p>
-      <w:pPr>
-        <w:jc w:val="both"/>
-        <w:rPr>
-          <w:lang w:val="en-US"/>
-        </w:rPr>
-      </w:pPr>
     </w:p>
     <w:p>
       <w:pPr>
@@ -517,103 +333,127 @@
           <w:szCs w:val="28"/>
         </w:rPr>
         <w:lastRenderedPageBreak/>
-        <w:t xml:space="preserve">FAIR </w:t>
-      </w:r>
-      <w:proofErr w:type="spellStart"/>
+        <w:t>FAIR Principles</w:t>
+      </w:r>
+    </w:p>
+    <w:p>
+      <w:pPr>
+        <w:jc w:val="both"/>
+        <w:rPr>
+          <w:lang w:val="en-US"/>
+        </w:rPr>
+      </w:pPr>
+      <w:r>
+        <w:rPr>
+          <w:lang w:val="en-US"/>
+        </w:rPr>
+        <w:t xml:space="preserve">The FAIR principles are guidelines for making digital objects </w:t>
+      </w:r>
+      <w:r>
+        <w:rPr>
+          <w:u w:val="single"/>
+          <w:lang w:val="en-US"/>
+        </w:rPr>
+        <w:t>F</w:t>
+      </w:r>
+      <w:r>
+        <w:rPr>
+          <w:lang w:val="en-US"/>
+        </w:rPr>
+        <w:t xml:space="preserve">indable, </w:t>
+      </w:r>
+      <w:r>
+        <w:rPr>
+          <w:u w:val="single"/>
+          <w:lang w:val="en-US"/>
+        </w:rPr>
+        <w:t>A</w:t>
+      </w:r>
+      <w:r>
+        <w:rPr>
+          <w:lang w:val="en-US"/>
+        </w:rPr>
+        <w:t xml:space="preserve">ccessible, </w:t>
+      </w:r>
+      <w:r>
+        <w:rPr>
+          <w:u w:val="single"/>
+          <w:lang w:val="en-US"/>
+        </w:rPr>
+        <w:t>I</w:t>
+      </w:r>
+      <w:r>
+        <w:rPr>
+          <w:lang w:val="en-US"/>
+        </w:rPr>
+        <w:t xml:space="preserve">nteroperable and </w:t>
+      </w:r>
+      <w:r>
+        <w:rPr>
+          <w:u w:val="single"/>
+          <w:lang w:val="en-US"/>
+        </w:rPr>
+        <w:t>R</w:t>
+      </w:r>
+      <w:r>
+        <w:rPr>
+          <w:lang w:val="en-US"/>
+        </w:rPr>
+        <w:t>eusable</w:t>
+      </w:r>
+      <w:r>
+        <w:rPr>
+          <w:lang w:val="en-US"/>
+        </w:rPr>
+        <w:t>. They were introduced in 2016 to improve the management and reuse of scientific data and resources. Applying these principles can also support reproducibility by improving the availability of data, metadata and information about the methods used</w:t>
+      </w:r>
+      <w:r>
+        <w:rPr>
+          <w:lang w:val="en-US"/>
+        </w:rPr>
+        <w:t xml:space="preserve"> </w:t>
+      </w:r>
+      <w:r>
+        <w:rPr>
+          <w:vertAlign w:val="superscript"/>
+          <w:lang w:val="en-US"/>
+        </w:rPr>
+        <w:t>3</w:t>
+      </w:r>
+      <w:r>
+        <w:rPr>
+          <w:lang w:val="en-US"/>
+        </w:rPr>
+        <w:t>.</w:t>
+      </w:r>
+    </w:p>
+    <w:p>
+      <w:pPr>
+        <w:jc w:val="both"/>
+        <w:rPr>
+          <w:lang w:val="en-US"/>
+        </w:rPr>
+      </w:pPr>
       <w:r>
         <w:rPr>
           <w:b/>
           <w:bCs/>
-          <w:sz w:val="28"/>
-          <w:szCs w:val="28"/>
-        </w:rPr>
-        <w:t>Principles</w:t>
-      </w:r>
-      <w:proofErr w:type="spellEnd"/>
-    </w:p>
-    <w:p>
-      <w:pPr>
-        <w:jc w:val="both"/>
-        <w:rPr>
-          <w:lang w:val="en-US"/>
-        </w:rPr>
-      </w:pPr>
-      <w:r>
-        <w:rPr>
-          <w:lang w:val="en-US"/>
-        </w:rPr>
-        <w:t xml:space="preserve">The FAIR principles are guidelines for making digital objects </w:t>
-      </w:r>
-      <w:r>
-        <w:rPr>
-          <w:u w:val="single"/>
-          <w:lang w:val="en-US"/>
-        </w:rPr>
-        <w:t>F</w:t>
-      </w:r>
-      <w:r>
-        <w:rPr>
-          <w:lang w:val="en-US"/>
-        </w:rPr>
-        <w:t xml:space="preserve">indable, </w:t>
-      </w:r>
-      <w:r>
-        <w:rPr>
-          <w:u w:val="single"/>
-          <w:lang w:val="en-US"/>
-        </w:rPr>
-        <w:t>A</w:t>
-      </w:r>
-      <w:r>
-        <w:rPr>
-          <w:lang w:val="en-US"/>
-        </w:rPr>
-        <w:t xml:space="preserve">ccessible, </w:t>
-      </w:r>
-      <w:r>
-        <w:rPr>
-          <w:u w:val="single"/>
-          <w:lang w:val="en-US"/>
-        </w:rPr>
-        <w:t>I</w:t>
-      </w:r>
-      <w:r>
-        <w:rPr>
-          <w:lang w:val="en-US"/>
-        </w:rPr>
-        <w:t xml:space="preserve">nteroperable and </w:t>
-      </w:r>
-      <w:r>
-        <w:rPr>
-          <w:u w:val="single"/>
-          <w:lang w:val="en-US"/>
-        </w:rPr>
-        <w:t>R</w:t>
-      </w:r>
-      <w:r>
-        <w:rPr>
-          <w:lang w:val="en-US"/>
-        </w:rPr>
-        <w:t>eusable</w:t>
-      </w:r>
-      <w:r>
-        <w:rPr>
-          <w:lang w:val="en-US"/>
-        </w:rPr>
-        <w:t>. They were introduced in 2016 to improve the management and reuse of scientific data and resources. Applying these principles can also support reproducibility by improving the availability of data, metadata and information about the methods used</w:t>
-      </w:r>
-      <w:r>
-        <w:rPr>
-          <w:lang w:val="en-US"/>
-        </w:rPr>
-        <w:t xml:space="preserve"> </w:t>
+          <w:lang w:val="en-US"/>
+        </w:rPr>
+        <w:t>Table 1.</w:t>
+      </w:r>
+      <w:r>
+        <w:rPr>
+          <w:lang w:val="en-US"/>
+        </w:rPr>
+        <w:t xml:space="preserve"> Meaning of the FAIR principles</w:t>
       </w:r>
       <w:r>
         <w:rPr>
           <w:vertAlign w:val="superscript"/>
           <w:lang w:val="en-US"/>
         </w:rPr>
-        <w:t>3</w:t>
+        <w:t xml:space="preserve"> 3</w:t>
       </w:r>
       <w:r>
         <w:rPr>
@@ -644,65 +484,53 @@
         <w:tc>
           <w:tcPr>
             <w:tcW w:w="1696" w:type="dxa"/>
+            <w:tcBorders>
+              <w:bottom w:val="single" w:sz="4" w:space="0" w:color="auto"/>
+              <w:right w:val="single" w:sz="4" w:space="0" w:color="auto"/>
+            </w:tcBorders>
           </w:tcPr>
           <w:p>
             <w:pPr>
               <w:jc w:val="both"/>
+              <w:rPr>
+                <w:b/>
+                <w:bCs/>
+              </w:rPr>
             </w:pPr>
-            <w:proofErr w:type="spellStart"/>
-            <w:r>
-              <w:t>Findable</w:t>
-            </w:r>
-            <w:proofErr w:type="spellEnd"/>
-            <w:r>
-              <w:t>:</w:t>
+            <w:r>
+              <w:rPr>
+                <w:b/>
+                <w:bCs/>
+              </w:rPr>
+              <w:t>Principle</w:t>
             </w:r>
           </w:p>
         </w:tc>
         <w:tc>
           <w:tcPr>
             <w:tcW w:w="7366" w:type="dxa"/>
+            <w:tcBorders>
+              <w:left w:val="single" w:sz="4" w:space="0" w:color="auto"/>
+              <w:bottom w:val="single" w:sz="4" w:space="0" w:color="auto"/>
+            </w:tcBorders>
           </w:tcPr>
           <w:p>
             <w:pPr>
               <w:jc w:val="both"/>
               <w:rPr>
+                <w:b/>
+                <w:bCs/>
                 <w:lang w:val="en-US"/>
               </w:rPr>
             </w:pPr>
             <w:r>
               <w:rPr>
+                <w:b/>
+                <w:bCs/>
                 <w:lang w:val="en-US"/>
               </w:rPr>
-              <w:t>Data and metadata should be easy to find for both humans and computers. This can be achieved through persistent identifiers, searchable metadata or indexing in a searchable resource</w:t>
-            </w:r>
-            <w:r>
-              <w:rPr>
-                <w:lang w:val="en-US"/>
-              </w:rPr>
-              <w:t xml:space="preserve"> </w:t>
-            </w:r>
-            <w:r>
-              <w:rPr>
-                <w:vertAlign w:val="superscript"/>
-                <w:lang w:val="en-US"/>
-              </w:rPr>
-              <w:t>3</w:t>
-            </w:r>
-            <w:r>
-              <w:rPr>
-                <w:lang w:val="en-US"/>
-              </w:rPr>
-              <w:t>.</w:t>
-            </w:r>
-          </w:p>
-          <w:p>
-            <w:pPr>
-              <w:jc w:val="both"/>
-              <w:rPr>
-                <w:lang w:val="en-US"/>
-              </w:rPr>
-            </w:pPr>
+              <w:t>Description</w:t>
+            </w:r>
           </w:p>
         </w:tc>
       </w:tr>
@@ -710,24 +538,27 @@
         <w:tc>
           <w:tcPr>
             <w:tcW w:w="1696" w:type="dxa"/>
+            <w:tcBorders>
+              <w:top w:val="single" w:sz="4" w:space="0" w:color="auto"/>
+              <w:right w:val="single" w:sz="4" w:space="0" w:color="auto"/>
+            </w:tcBorders>
           </w:tcPr>
           <w:p>
             <w:pPr>
               <w:jc w:val="both"/>
             </w:pPr>
-            <w:proofErr w:type="spellStart"/>
-            <w:r>
-              <w:t>Accessible</w:t>
-            </w:r>
-            <w:proofErr w:type="spellEnd"/>
-            <w:r>
-              <w:t>:</w:t>
+            <w:r>
+              <w:t>Findable:</w:t>
             </w:r>
           </w:p>
         </w:tc>
         <w:tc>
           <w:tcPr>
             <w:tcW w:w="7366" w:type="dxa"/>
+            <w:tcBorders>
+              <w:top w:val="single" w:sz="4" w:space="0" w:color="auto"/>
+              <w:left w:val="single" w:sz="4" w:space="0" w:color="auto"/>
+            </w:tcBorders>
           </w:tcPr>
           <w:p>
             <w:pPr>
@@ -740,68 +571,7 @@
               <w:rPr>
                 <w:lang w:val="en-US"/>
               </w:rPr>
-              <w:t xml:space="preserve">Data should be retrievable through </w:t>
-            </w:r>
-            <w:proofErr w:type="spellStart"/>
-            <w:r>
-              <w:rPr>
-                <w:lang w:val="en-US"/>
-              </w:rPr>
-              <w:t>standardised</w:t>
-            </w:r>
-            <w:proofErr w:type="spellEnd"/>
-            <w:r>
-              <w:rPr>
-                <w:lang w:val="en-US"/>
-              </w:rPr>
-              <w:t xml:space="preserve"> communication protocols. If the access to the data is restricted, there should be </w:t>
-            </w:r>
-            <w:proofErr w:type="gramStart"/>
-            <w:r>
-              <w:rPr>
-                <w:lang w:val="en-US"/>
-              </w:rPr>
-              <w:t>an</w:t>
-            </w:r>
-            <w:proofErr w:type="gramEnd"/>
-            <w:r>
-              <w:rPr>
-                <w:lang w:val="en-US"/>
-              </w:rPr>
-              <w:t xml:space="preserve"> standardized authentication and </w:t>
-            </w:r>
-            <w:proofErr w:type="spellStart"/>
-            <w:r>
-              <w:rPr>
-                <w:lang w:val="en-US"/>
-              </w:rPr>
-              <w:t>autorisation</w:t>
-            </w:r>
-            <w:proofErr w:type="spellEnd"/>
-            <w:r>
-              <w:rPr>
-                <w:lang w:val="en-US"/>
-              </w:rPr>
-              <w:t xml:space="preserve"> process available. Additionally, metadata should be accessible, even if the data is no longer available</w:t>
-            </w:r>
-            <w:r>
-              <w:rPr>
-                <w:lang w:val="en-US"/>
-              </w:rPr>
-              <w:t xml:space="preserve"> </w:t>
-            </w:r>
-            <w:r>
-              <w:rPr>
-                <w:vertAlign w:val="superscript"/>
-                <w:lang w:val="en-US"/>
-              </w:rPr>
-              <w:t>3</w:t>
-            </w:r>
-            <w:r>
-              <w:rPr>
-                <w:lang w:val="en-US"/>
-              </w:rPr>
-              <w:t>.</w:t>
+              <w:t>Data and metadata should be easy to find for both humans and computers. This can be achieved through persistent identifiers, searchable metadata or indexing in a searchable resource.</w:t>
             </w:r>
           </w:p>
           <w:p>
@@ -818,19 +588,25 @@
         <w:tc>
           <w:tcPr>
             <w:tcW w:w="1696" w:type="dxa"/>
+            <w:tcBorders>
+              <w:right w:val="single" w:sz="4" w:space="0" w:color="auto"/>
+            </w:tcBorders>
           </w:tcPr>
           <w:p>
             <w:pPr>
               <w:jc w:val="both"/>
             </w:pPr>
             <w:r>
-              <w:t>Interoperable:</w:t>
+              <w:t>Accessible:</w:t>
             </w:r>
           </w:p>
         </w:tc>
         <w:tc>
           <w:tcPr>
             <w:tcW w:w="7366" w:type="dxa"/>
+            <w:tcBorders>
+              <w:left w:val="single" w:sz="4" w:space="0" w:color="auto"/>
+            </w:tcBorders>
           </w:tcPr>
           <w:p>
             <w:pPr>
@@ -843,40 +619,69 @@
               <w:rPr>
                 <w:lang w:val="en-US"/>
               </w:rPr>
-              <w:t xml:space="preserve">Data should use </w:t>
-            </w:r>
-            <w:proofErr w:type="spellStart"/>
+              <w:t xml:space="preserve">Data should be retrievable through standardised communication protocols. If the access to the data is restricted, there should be </w:t>
+            </w:r>
+            <w:proofErr w:type="gramStart"/>
             <w:r>
               <w:rPr>
                 <w:lang w:val="en-US"/>
               </w:rPr>
-              <w:t>standardised</w:t>
-            </w:r>
-            <w:proofErr w:type="spellEnd"/>
+              <w:t>an</w:t>
+            </w:r>
+            <w:proofErr w:type="gramEnd"/>
             <w:r>
               <w:rPr>
                 <w:lang w:val="en-US"/>
               </w:rPr>
-              <w:t xml:space="preserve"> formats, vocabularies and identifiers so that they can be combined and exchanged between different systems. This enables different tools and applications to work with the same data</w:t>
-            </w:r>
-            <w:r>
+              <w:t xml:space="preserve"> standardized authentication and autorisation process available. Additionally, metadata should be accessible, even if the data is no longer available.</w:t>
+            </w:r>
+          </w:p>
+          <w:p>
+            <w:pPr>
+              <w:jc w:val="both"/>
               <w:rPr>
                 <w:lang w:val="en-US"/>
               </w:rPr>
-              <w:t xml:space="preserve"> </w:t>
-            </w:r>
-            <w:r>
-              <w:rPr>
-                <w:vertAlign w:val="superscript"/>
+            </w:pPr>
+          </w:p>
+        </w:tc>
+      </w:tr>
+      <w:tr>
+        <w:tc>
+          <w:tcPr>
+            <w:tcW w:w="1696" w:type="dxa"/>
+            <w:tcBorders>
+              <w:right w:val="single" w:sz="4" w:space="0" w:color="auto"/>
+            </w:tcBorders>
+          </w:tcPr>
+          <w:p>
+            <w:pPr>
+              <w:jc w:val="both"/>
+            </w:pPr>
+            <w:r>
+              <w:t>Interoperable:</w:t>
+            </w:r>
+          </w:p>
+        </w:tc>
+        <w:tc>
+          <w:tcPr>
+            <w:tcW w:w="7366" w:type="dxa"/>
+            <w:tcBorders>
+              <w:left w:val="single" w:sz="4" w:space="0" w:color="auto"/>
+            </w:tcBorders>
+          </w:tcPr>
+          <w:p>
+            <w:pPr>
+              <w:jc w:val="both"/>
+              <w:rPr>
                 <w:lang w:val="en-US"/>
               </w:rPr>
-              <w:t>3</w:t>
-            </w:r>
+            </w:pPr>
             <w:r>
               <w:rPr>
                 <w:lang w:val="en-US"/>
               </w:rPr>
-              <w:t>.</w:t>
+              <w:t>Data should use standardised formats, vocabularies and identifiers so that they can be combined and exchanged between different systems. This enables different tools and applications to work with the same data.</w:t>
             </w:r>
           </w:p>
           <w:p>
@@ -896,24 +701,25 @@
         <w:tc>
           <w:tcPr>
             <w:tcW w:w="1696" w:type="dxa"/>
+            <w:tcBorders>
+              <w:right w:val="single" w:sz="4" w:space="0" w:color="auto"/>
+            </w:tcBorders>
           </w:tcPr>
           <w:p>
             <w:pPr>
               <w:jc w:val="both"/>
             </w:pPr>
-            <w:proofErr w:type="spellStart"/>
-            <w:r>
-              <w:t>Reusable</w:t>
-            </w:r>
-            <w:proofErr w:type="spellEnd"/>
-            <w:r>
-              <w:t>:</w:t>
+            <w:r>
+              <w:t>Reusable:</w:t>
             </w:r>
           </w:p>
         </w:tc>
         <w:tc>
           <w:tcPr>
             <w:tcW w:w="7366" w:type="dxa"/>
+            <w:tcBorders>
+              <w:left w:val="single" w:sz="4" w:space="0" w:color="auto"/>
+            </w:tcBorders>
           </w:tcPr>
           <w:p>
             <w:pPr>
@@ -926,20 +732,7 @@
               <w:rPr>
                 <w:lang w:val="en-US"/>
               </w:rPr>
-              <w:t>Data and resources should be sufficiently documented to allow others to understand and reuse them. This includes information about their origin, the methods used to generate them, and clear licensing and usage conditions</w:t>
-            </w:r>
-            <w:r>
-              <w:rPr>
-                <w:vertAlign w:val="superscript"/>
-                <w:lang w:val="en-US"/>
-              </w:rPr>
-              <w:t xml:space="preserve"> 3</w:t>
-            </w:r>
-            <w:r>
-              <w:rPr>
-                <w:lang w:val="en-US"/>
-              </w:rPr>
-              <w:t>.</w:t>
+              <w:t>Data and resources should be sufficiently documented to allow others to understand and reuse them. This includes information about their origin, the methods used to generate them, and clear licensing and usage conditions.</w:t>
             </w:r>
           </w:p>
         </w:tc>
@@ -968,7 +761,6 @@
           <w:szCs w:val="28"/>
         </w:rPr>
       </w:pPr>
-      <w:proofErr w:type="spellStart"/>
       <w:r>
         <w:rPr>
           <w:b/>
@@ -976,73 +768,21 @@
           <w:sz w:val="28"/>
           <w:szCs w:val="28"/>
         </w:rPr>
-        <w:t>Nextflow</w:t>
-      </w:r>
-      <w:proofErr w:type="spellEnd"/>
-      <w:r>
-        <w:rPr>
-          <w:b/>
-          <w:bCs/>
-          <w:sz w:val="28"/>
-          <w:szCs w:val="28"/>
-        </w:rPr>
-        <w:t xml:space="preserve"> and </w:t>
-      </w:r>
-      <w:proofErr w:type="spellStart"/>
-      <w:r>
-        <w:rPr>
-          <w:b/>
-          <w:bCs/>
-          <w:sz w:val="28"/>
-          <w:szCs w:val="28"/>
-        </w:rPr>
-        <w:t>nf</w:t>
-      </w:r>
-      <w:proofErr w:type="spellEnd"/>
-      <w:r>
-        <w:rPr>
-          <w:b/>
-          <w:bCs/>
-          <w:sz w:val="28"/>
-          <w:szCs w:val="28"/>
-        </w:rPr>
-        <w:t>-core</w:t>
-      </w:r>
-    </w:p>
-    <w:p>
-      <w:pPr>
-        <w:jc w:val="both"/>
-        <w:rPr>
-          <w:lang w:val="en-US"/>
-        </w:rPr>
-      </w:pPr>
-      <w:proofErr w:type="spellStart"/>
-      <w:r>
-        <w:rPr>
-          <w:lang w:val="en-US"/>
-        </w:rPr>
-        <w:t>Nextflow</w:t>
-      </w:r>
-      <w:proofErr w:type="spellEnd"/>
-      <w:r>
-        <w:rPr>
-          <w:lang w:val="en-US"/>
-        </w:rPr>
-        <w:t xml:space="preserve"> is a workflow management system designed to support the development of reproducible and portable computational workflows. It connects individual processes through channels, which manage the flow of data between workflow components. </w:t>
-      </w:r>
-      <w:proofErr w:type="spellStart"/>
-      <w:r>
-        <w:rPr>
-          <w:lang w:val="en-US"/>
-        </w:rPr>
-        <w:t>Nextflow</w:t>
-      </w:r>
-      <w:proofErr w:type="spellEnd"/>
-      <w:r>
-        <w:rPr>
-          <w:lang w:val="en-US"/>
-        </w:rPr>
-        <w:t xml:space="preserve"> also supports parallel execution and can be used with container technologies to provide consistent software environments</w:t>
+        <w:t>Nextflow and nf-core</w:t>
+      </w:r>
+    </w:p>
+    <w:p>
+      <w:pPr>
+        <w:jc w:val="both"/>
+        <w:rPr>
+          <w:lang w:val="en-US"/>
+        </w:rPr>
+      </w:pPr>
+      <w:r>
+        <w:rPr>
+          <w:lang w:val="en-US"/>
+        </w:rPr>
+        <w:t>Nextflow is a workflow management system designed to support the development of reproducible and portable computational workflows. It connects individual processes through channels, which manage the flow of data between workflow components. Nextflow also supports parallel execution and can be used with container technologies to provide consistent software environments</w:t>
       </w:r>
       <w:r>
         <w:rPr>
@@ -1071,47 +811,11 @@
           <w:lang w:val="en-US"/>
         </w:rPr>
       </w:pPr>
-      <w:proofErr w:type="spellStart"/>
-      <w:r>
-        <w:rPr>
-          <w:lang w:val="en-US"/>
-        </w:rPr>
-        <w:t>nf</w:t>
-      </w:r>
-      <w:proofErr w:type="spellEnd"/>
-      <w:r>
-        <w:rPr>
-          <w:lang w:val="en-US"/>
-        </w:rPr>
-        <w:t xml:space="preserve">-core is a community-driven project that builds on </w:t>
-      </w:r>
-      <w:proofErr w:type="spellStart"/>
-      <w:r>
-        <w:rPr>
-          <w:lang w:val="en-US"/>
-        </w:rPr>
-        <w:t>Nextflow</w:t>
-      </w:r>
-      <w:proofErr w:type="spellEnd"/>
-      <w:r>
-        <w:rPr>
-          <w:lang w:val="en-US"/>
-        </w:rPr>
-        <w:t xml:space="preserve"> to provide </w:t>
-      </w:r>
-      <w:proofErr w:type="spellStart"/>
-      <w:r>
-        <w:rPr>
-          <w:lang w:val="en-US"/>
-        </w:rPr>
-        <w:t>standardised</w:t>
-      </w:r>
-      <w:proofErr w:type="spellEnd"/>
-      <w:r>
-        <w:rPr>
-          <w:lang w:val="en-US"/>
-        </w:rPr>
-        <w:t xml:space="preserve"> and well-maintained bioinformatics pipelines. It offers reusable modules, pipeline templates, documentation standards and testing practices to improve the reliability and reproducibility of computational analyses </w:t>
+      <w:r>
+        <w:rPr>
+          <w:lang w:val="en-US"/>
+        </w:rPr>
+        <w:t xml:space="preserve">nf-core is a community-driven project that builds on Nextflow to provide standardised and well-maintained bioinformatics pipelines. It offers reusable modules, pipeline templates, documentation standards and testing practices to improve the reliability and reproducibility of computational analyses </w:t>
       </w:r>
       <w:r>
         <w:rPr>
@@ -1134,61 +838,18 @@
           <w:lang w:val="en-US"/>
         </w:rPr>
       </w:pPr>
-      <w:proofErr w:type="spellStart"/>
-      <w:r>
-        <w:rPr>
-          <w:lang w:val="en-US"/>
-        </w:rPr>
-        <w:t>GenAbu</w:t>
-      </w:r>
-      <w:proofErr w:type="spellEnd"/>
-      <w:r>
-        <w:rPr>
-          <w:lang w:val="en-US"/>
-        </w:rPr>
-        <w:t xml:space="preserve"> is a </w:t>
-      </w:r>
-      <w:proofErr w:type="spellStart"/>
-      <w:r>
-        <w:rPr>
-          <w:lang w:val="en-US"/>
-        </w:rPr>
-        <w:t>Nextflow</w:t>
-      </w:r>
-      <w:proofErr w:type="spellEnd"/>
-      <w:r>
-        <w:rPr>
-          <w:lang w:val="en-US"/>
-        </w:rPr>
-        <w:t xml:space="preserve"> workflow for RNA-seq preprocessing and gene abundance quantification. It adopts selected </w:t>
-      </w:r>
-      <w:proofErr w:type="spellStart"/>
-      <w:r>
-        <w:rPr>
-          <w:lang w:val="en-US"/>
-        </w:rPr>
-        <w:t>nf</w:t>
-      </w:r>
-      <w:proofErr w:type="spellEnd"/>
-      <w:r>
-        <w:rPr>
-          <w:lang w:val="en-US"/>
-        </w:rPr>
-        <w:t xml:space="preserve">-core development practices, including a modular structure and automated testing. The aim is to provide a structured workflow for processing sequencing data while improving maintainability and reproducibility. The following sections describe the implementation of </w:t>
-      </w:r>
-      <w:proofErr w:type="spellStart"/>
-      <w:r>
-        <w:rPr>
-          <w:lang w:val="en-US"/>
-        </w:rPr>
-        <w:t>GenAbu</w:t>
-      </w:r>
-      <w:proofErr w:type="spellEnd"/>
-      <w:r>
-        <w:rPr>
-          <w:lang w:val="en-US"/>
-        </w:rPr>
-        <w:t xml:space="preserve"> and discuss how its design relates to reproducibility and the FAIR principles.</w:t>
+      <w:r>
+        <w:rPr>
+          <w:lang w:val="en-US"/>
+        </w:rPr>
+        <w:t xml:space="preserve">GenAbu is a Nextflow workflow for RNA-seq preprocessing and gene abundance quantification. It adopts selected nf-core development practices, including a modular structure and automated testing. The aim is to provide a structured workflow for </w:t>
+      </w:r>
+      <w:r>
+        <w:rPr>
+          <w:lang w:val="en-US"/>
+        </w:rPr>
+        <w:lastRenderedPageBreak/>
+        <w:t>processing sequencing data while improving maintainability and reproducibility. The following sections describe the implementation of GenAbu and discuss how its design relates to reproducibility and the FAIR principles.</w:t>
       </w:r>
     </w:p>
     <w:p>
@@ -1231,61 +892,11 @@
           <w:lang w:val="en-US"/>
         </w:rPr>
       </w:pPr>
-      <w:proofErr w:type="spellStart"/>
-      <w:r>
-        <w:rPr>
-          <w:lang w:val="en-US"/>
-        </w:rPr>
-        <w:t>GenAbu</w:t>
-      </w:r>
-      <w:proofErr w:type="spellEnd"/>
-      <w:r>
-        <w:rPr>
-          <w:lang w:val="en-US"/>
-        </w:rPr>
-        <w:t xml:space="preserve"> was implemented using </w:t>
-      </w:r>
-      <w:proofErr w:type="spellStart"/>
-      <w:r>
-        <w:rPr>
-          <w:lang w:val="en-US"/>
-        </w:rPr>
-        <w:t>Nextflow</w:t>
-      </w:r>
-      <w:proofErr w:type="spellEnd"/>
-      <w:r>
-        <w:rPr>
-          <w:lang w:val="en-US"/>
-        </w:rPr>
-        <w:t xml:space="preserve"> and a modular project structure. The main workflow is defined in main.nf, which includes local modules and </w:t>
-      </w:r>
-      <w:proofErr w:type="spellStart"/>
-      <w:r>
-        <w:rPr>
-          <w:lang w:val="en-US"/>
-        </w:rPr>
-        <w:t>subworkflows</w:t>
-      </w:r>
-      <w:proofErr w:type="spellEnd"/>
-      <w:r>
-        <w:rPr>
-          <w:lang w:val="en-US"/>
-        </w:rPr>
-        <w:t xml:space="preserve">. Individual processing tasks are separated from the main workflow, allowing components to be maintained, modified and tested independently. The workflow uses </w:t>
-      </w:r>
-      <w:proofErr w:type="spellStart"/>
-      <w:r>
-        <w:rPr>
-          <w:lang w:val="en-US"/>
-        </w:rPr>
-        <w:t>containerised</w:t>
-      </w:r>
-      <w:proofErr w:type="spellEnd"/>
-      <w:r>
-        <w:rPr>
-          <w:lang w:val="en-US"/>
-        </w:rPr>
-        <w:t xml:space="preserve"> software environments to improve portability and reproducibility by reducing dependencies on software installed on the host system.</w:t>
+      <w:r>
+        <w:rPr>
+          <w:lang w:val="en-US"/>
+        </w:rPr>
+        <w:t>GenAbu was implemented using Nextflow and a modular project structure. The main workflow is defined in main.nf, which includes local modules and subworkflows. Individual processing tasks are separated from the main workflow, allowing components to be maintained, modified and tested independently. The workflow uses containerised software environments to improve portability and reproducibility by reducing dependencies on software installed on the host system.</w:t>
       </w:r>
     </w:p>
     <w:p>
@@ -1320,33 +931,17 @@
           <w:lang w:val="en-US"/>
         </w:rPr>
       </w:pPr>
-      <w:proofErr w:type="spellStart"/>
       <w:r>
         <w:rPr>
           <w:lang w:val="en-US"/>
         </w:rPr>
         <w:t>GenAbu</w:t>
       </w:r>
-      <w:proofErr w:type="spellEnd"/>
-      <w:r>
-        <w:rPr>
-          <w:lang w:val="en-US"/>
-        </w:rPr>
-        <w:t xml:space="preserve"> supports three different types of input. User-provided </w:t>
-      </w:r>
-      <w:proofErr w:type="spellStart"/>
-      <w:r>
-        <w:rPr>
-          <w:lang w:val="en-US"/>
-        </w:rPr>
-        <w:t>FastQ</w:t>
-      </w:r>
-      <w:proofErr w:type="spellEnd"/>
-      <w:r>
-        <w:rPr>
-          <w:lang w:val="en-US"/>
-        </w:rPr>
-        <w:t xml:space="preserve"> files can be processed directly, </w:t>
+      <w:r>
+        <w:rPr>
+          <w:lang w:val="en-US"/>
+        </w:rPr>
+        <w:t xml:space="preserve"> supports three different types of input. User-provided FastQ files can be processed directly, </w:t>
       </w:r>
       <w:r>
         <w:rPr>
@@ -1420,9 +1015,8 @@
           <w:lang w:val="en-US" w:eastAsia="de-DE"/>
           <w14:ligatures w14:val="none"/>
         </w:rPr>
-        <w:t xml:space="preserve">The main analysis workflow consists of three main steps, the preprocessing, quantification and reporting of the result. Preprocessing includes quality control of the raw and trimmed reads using Falco and adapter trimming with </w:t>
-      </w:r>
-      <w:proofErr w:type="spellStart"/>
+        <w:t xml:space="preserve">The main analysis workflow consists of three main steps, the preprocessing, quantification and reporting of the result. Preprocessing includes quality control of the raw and trimmed reads using Falco and adapter trimming with Cutadapt. Salmon is then used for transcript quantification based on pseudo-alignment. </w:t>
+      </w:r>
       <w:r>
         <w:rPr>
           <w:rFonts w:eastAsia="Times New Roman" w:cs="Times New Roman"/>
@@ -1430,9 +1024,8 @@
           <w:lang w:val="en-US" w:eastAsia="de-DE"/>
           <w14:ligatures w14:val="none"/>
         </w:rPr>
-        <w:t>Cutadapt</w:t>
-      </w:r>
-      <w:proofErr w:type="spellEnd"/>
+        <w:t>The</w:t>
+      </w:r>
       <w:r>
         <w:rPr>
           <w:rFonts w:eastAsia="Times New Roman" w:cs="Times New Roman"/>
@@ -1440,7 +1033,7 @@
           <w:lang w:val="en-US" w:eastAsia="de-DE"/>
           <w14:ligatures w14:val="none"/>
         </w:rPr>
-        <w:t xml:space="preserve">. Salmon is then used for transcript quantification based on pseudo-alignment. </w:t>
+        <w:t xml:space="preserve"> resulting transcript-level estimates</w:t>
       </w:r>
       <w:r>
         <w:rPr>
@@ -1449,7 +1042,7 @@
           <w:lang w:val="en-US" w:eastAsia="de-DE"/>
           <w14:ligatures w14:val="none"/>
         </w:rPr>
-        <w:t>The</w:t>
+        <w:t xml:space="preserve"> are summarized into</w:t>
       </w:r>
       <w:r>
         <w:rPr>
@@ -1458,7 +1051,7 @@
           <w:lang w:val="en-US" w:eastAsia="de-DE"/>
           <w14:ligatures w14:val="none"/>
         </w:rPr>
-        <w:t xml:space="preserve"> resulting transcript-level estimates</w:t>
+        <w:t xml:space="preserve"> gene-level abundance scores </w:t>
       </w:r>
       <w:r>
         <w:rPr>
@@ -1467,7 +1060,7 @@
           <w:lang w:val="en-US" w:eastAsia="de-DE"/>
           <w14:ligatures w14:val="none"/>
         </w:rPr>
-        <w:t xml:space="preserve"> are summarized into</w:t>
+        <w:t>using</w:t>
       </w:r>
       <w:r>
         <w:rPr>
@@ -1476,7 +1069,7 @@
           <w:lang w:val="en-US" w:eastAsia="de-DE"/>
           <w14:ligatures w14:val="none"/>
         </w:rPr>
-        <w:t xml:space="preserve"> gene-level abundance scores </w:t>
+        <w:t xml:space="preserve"> the gene_abundance tool. Finally, the workflow outputs gene-level abundance tables and a MultiQC report summarising the quality control results</w:t>
       </w:r>
       <w:r>
         <w:rPr>
@@ -1485,7 +1078,7 @@
           <w:lang w:val="en-US" w:eastAsia="de-DE"/>
           <w14:ligatures w14:val="none"/>
         </w:rPr>
-        <w:t>using</w:t>
+        <w:t xml:space="preserve"> form different tools</w:t>
       </w:r>
       <w:r>
         <w:rPr>
@@ -1494,9 +1087,19 @@
           <w:lang w:val="en-US" w:eastAsia="de-DE"/>
           <w14:ligatures w14:val="none"/>
         </w:rPr>
-        <w:t xml:space="preserve"> the </w:t>
-      </w:r>
-      <w:proofErr w:type="spellStart"/>
+        <w:t>.</w:t>
+      </w:r>
+    </w:p>
+    <w:p>
+      <w:pPr>
+        <w:jc w:val="both"/>
+        <w:rPr>
+          <w:rFonts w:eastAsia="Times New Roman"/>
+          <w:kern w:val="0"/>
+          <w:lang w:val="en-US" w:eastAsia="de-DE"/>
+          <w14:ligatures w14:val="none"/>
+        </w:rPr>
+      </w:pPr>
       <w:r>
         <w:rPr>
           <w:rFonts w:eastAsia="Times New Roman" w:cs="Times New Roman"/>
@@ -1504,144 +1107,16 @@
           <w:lang w:val="en-US" w:eastAsia="de-DE"/>
           <w14:ligatures w14:val="none"/>
         </w:rPr>
-        <w:t>gene_abundance</w:t>
-      </w:r>
-      <w:proofErr w:type="spellEnd"/>
-      <w:r>
-        <w:rPr>
-          <w:rFonts w:eastAsia="Times New Roman" w:cs="Times New Roman"/>
-          <w:kern w:val="0"/>
-          <w:lang w:val="en-US" w:eastAsia="de-DE"/>
-          <w14:ligatures w14:val="none"/>
-        </w:rPr>
-        <w:t xml:space="preserve"> tool. Finally, the workflow outputs gene-level abundance tables and a </w:t>
-      </w:r>
-      <w:proofErr w:type="spellStart"/>
-      <w:r>
-        <w:rPr>
-          <w:rFonts w:eastAsia="Times New Roman" w:cs="Times New Roman"/>
-          <w:kern w:val="0"/>
-          <w:lang w:val="en-US" w:eastAsia="de-DE"/>
-          <w14:ligatures w14:val="none"/>
-        </w:rPr>
-        <w:t>MultiQC</w:t>
-      </w:r>
-      <w:proofErr w:type="spellEnd"/>
-      <w:r>
-        <w:rPr>
-          <w:rFonts w:eastAsia="Times New Roman" w:cs="Times New Roman"/>
-          <w:kern w:val="0"/>
-          <w:lang w:val="en-US" w:eastAsia="de-DE"/>
-          <w14:ligatures w14:val="none"/>
-        </w:rPr>
-        <w:t xml:space="preserve"> report </w:t>
-      </w:r>
-      <w:proofErr w:type="spellStart"/>
-      <w:r>
-        <w:rPr>
-          <w:rFonts w:eastAsia="Times New Roman" w:cs="Times New Roman"/>
-          <w:kern w:val="0"/>
-          <w:lang w:val="en-US" w:eastAsia="de-DE"/>
-          <w14:ligatures w14:val="none"/>
-        </w:rPr>
-        <w:t>summarising</w:t>
-      </w:r>
-      <w:proofErr w:type="spellEnd"/>
-      <w:r>
-        <w:rPr>
-          <w:rFonts w:eastAsia="Times New Roman" w:cs="Times New Roman"/>
-          <w:kern w:val="0"/>
-          <w:lang w:val="en-US" w:eastAsia="de-DE"/>
-          <w14:ligatures w14:val="none"/>
-        </w:rPr>
-        <w:t xml:space="preserve"> the quality control results</w:t>
-      </w:r>
-      <w:r>
-        <w:rPr>
-          <w:rFonts w:eastAsia="Times New Roman" w:cs="Times New Roman"/>
-          <w:kern w:val="0"/>
-          <w:lang w:val="en-US" w:eastAsia="de-DE"/>
-          <w14:ligatures w14:val="none"/>
-        </w:rPr>
-        <w:t xml:space="preserve"> </w:t>
-      </w:r>
-      <w:proofErr w:type="spellStart"/>
-      <w:r>
-        <w:rPr>
-          <w:rFonts w:eastAsia="Times New Roman" w:cs="Times New Roman"/>
-          <w:kern w:val="0"/>
-          <w:lang w:val="en-US" w:eastAsia="de-DE"/>
-          <w14:ligatures w14:val="none"/>
-        </w:rPr>
-        <w:t>form</w:t>
-      </w:r>
-      <w:proofErr w:type="spellEnd"/>
-      <w:r>
-        <w:rPr>
-          <w:rFonts w:eastAsia="Times New Roman" w:cs="Times New Roman"/>
-          <w:kern w:val="0"/>
-          <w:lang w:val="en-US" w:eastAsia="de-DE"/>
-          <w14:ligatures w14:val="none"/>
-        </w:rPr>
-        <w:t xml:space="preserve"> different tools</w:t>
-      </w:r>
-      <w:r>
-        <w:rPr>
-          <w:rFonts w:eastAsia="Times New Roman" w:cs="Times New Roman"/>
-          <w:kern w:val="0"/>
-          <w:lang w:val="en-US" w:eastAsia="de-DE"/>
-          <w14:ligatures w14:val="none"/>
-        </w:rPr>
-        <w:t>.</w:t>
-      </w:r>
-    </w:p>
-    <w:p>
-      <w:pPr>
-        <w:jc w:val="both"/>
+        <w:t xml:space="preserve">The modular architecture of the pipeline </w:t>
+      </w:r>
+      <w:r>
         <w:rPr>
           <w:rFonts w:eastAsia="Times New Roman"/>
           <w:kern w:val="0"/>
           <w:lang w:val="en-US" w:eastAsia="de-DE"/>
           <w14:ligatures w14:val="none"/>
         </w:rPr>
-      </w:pPr>
-      <w:r>
-        <w:rPr>
-          <w:rFonts w:eastAsia="Times New Roman" w:cs="Times New Roman"/>
-          <w:kern w:val="0"/>
-          <w:lang w:val="en-US" w:eastAsia="de-DE"/>
-          <w14:ligatures w14:val="none"/>
-        </w:rPr>
-        <w:t xml:space="preserve">The modular architecture of the pipeline </w:t>
-      </w:r>
-      <w:r>
-        <w:rPr>
-          <w:rFonts w:eastAsia="Times New Roman"/>
-          <w:kern w:val="0"/>
-          <w:lang w:val="en-US" w:eastAsia="de-DE"/>
-          <w14:ligatures w14:val="none"/>
-        </w:rPr>
-        <w:t xml:space="preserve">combines established bioinformatics tools with components developed specifically for </w:t>
-      </w:r>
-      <w:proofErr w:type="spellStart"/>
-      <w:r>
-        <w:rPr>
-          <w:rFonts w:eastAsia="Times New Roman"/>
-          <w:kern w:val="0"/>
-          <w:lang w:val="en-US" w:eastAsia="de-DE"/>
-          <w14:ligatures w14:val="none"/>
-        </w:rPr>
-        <w:t>GenAbu</w:t>
-      </w:r>
-      <w:proofErr w:type="spellEnd"/>
-      <w:r>
-        <w:rPr>
-          <w:rFonts w:eastAsia="Times New Roman"/>
-          <w:kern w:val="0"/>
-          <w:lang w:val="en-US" w:eastAsia="de-DE"/>
-          <w14:ligatures w14:val="none"/>
-        </w:rPr>
-        <w:t>. Tools such as Salmon</w:t>
+        <w:t>combines established bioinformatics tools with components developed specifically for GenAbu. Tools such as Salmon</w:t>
       </w:r>
       <w:r>
         <w:rPr>
@@ -1660,19 +1135,8 @@
           <w:lang w:val="en-US" w:eastAsia="de-DE"/>
           <w14:ligatures w14:val="none"/>
         </w:rPr>
-        <w:t xml:space="preserve"> and </w:t>
-      </w:r>
-      <w:proofErr w:type="spellStart"/>
-      <w:r>
-        <w:rPr>
-          <w:rFonts w:eastAsia="Times New Roman"/>
-          <w:kern w:val="0"/>
-          <w:lang w:val="en-US" w:eastAsia="de-DE"/>
-          <w14:ligatures w14:val="none"/>
-        </w:rPr>
-        <w:t>Cutadapt</w:t>
-      </w:r>
-      <w:proofErr w:type="spellEnd"/>
+        <w:t xml:space="preserve"> and Cutadapt</w:t>
+      </w:r>
       <w:r>
         <w:rPr>
           <w:rFonts w:eastAsia="Times New Roman"/>
@@ -1700,47 +1164,7 @@
           <w:lang w:val="en-US" w:eastAsia="de-DE"/>
           <w14:ligatures w14:val="none"/>
         </w:rPr>
-        <w:t xml:space="preserve"> provide established analysis functionality, while custom modules and </w:t>
-      </w:r>
-      <w:proofErr w:type="spellStart"/>
-      <w:r>
-        <w:rPr>
-          <w:rFonts w:eastAsia="Times New Roman"/>
-          <w:kern w:val="0"/>
-          <w:lang w:val="en-US" w:eastAsia="de-DE"/>
-          <w14:ligatures w14:val="none"/>
-        </w:rPr>
-        <w:t>subworkflows</w:t>
-      </w:r>
-      <w:proofErr w:type="spellEnd"/>
-      <w:r>
-        <w:rPr>
-          <w:rFonts w:eastAsia="Times New Roman"/>
-          <w:kern w:val="0"/>
-          <w:lang w:val="en-US" w:eastAsia="de-DE"/>
-          <w14:ligatures w14:val="none"/>
-        </w:rPr>
-        <w:t xml:space="preserve"> handle input validation, accession extraction and resolution, data routing and gene-level abundance </w:t>
-      </w:r>
-      <w:proofErr w:type="spellStart"/>
-      <w:r>
-        <w:rPr>
-          <w:rFonts w:eastAsia="Times New Roman"/>
-          <w:kern w:val="0"/>
-          <w:lang w:val="en-US" w:eastAsia="de-DE"/>
-          <w14:ligatures w14:val="none"/>
-        </w:rPr>
-        <w:t>summarisation</w:t>
-      </w:r>
-      <w:proofErr w:type="spellEnd"/>
-      <w:r>
-        <w:rPr>
-          <w:rFonts w:eastAsia="Times New Roman"/>
-          <w:kern w:val="0"/>
-          <w:lang w:val="en-US" w:eastAsia="de-DE"/>
-          <w14:ligatures w14:val="none"/>
-        </w:rPr>
-        <w:t>.</w:t>
+        <w:t xml:space="preserve"> provide established analysis functionality, while custom modules and subworkflows handle input validation, accession extraction and resolution, data routing and gene-level abundance summarisation.</w:t>
       </w:r>
     </w:p>
     <w:p>
@@ -1758,7 +1182,6 @@
           <w:szCs w:val="28"/>
         </w:rPr>
       </w:pPr>
-      <w:proofErr w:type="spellStart"/>
       <w:r>
         <w:rPr>
           <w:b/>
@@ -1766,9 +1189,8 @@
           <w:sz w:val="28"/>
           <w:szCs w:val="28"/>
         </w:rPr>
-        <w:t>Automated</w:t>
-      </w:r>
-      <w:proofErr w:type="spellEnd"/>
+        <w:t xml:space="preserve">Automated </w:t>
+      </w:r>
       <w:r>
         <w:rPr>
           <w:b/>
@@ -1776,9 +1198,8 @@
           <w:sz w:val="28"/>
           <w:szCs w:val="28"/>
         </w:rPr>
-        <w:t xml:space="preserve"> </w:t>
-      </w:r>
-      <w:proofErr w:type="spellStart"/>
+        <w:t>T</w:t>
+      </w:r>
       <w:r>
         <w:rPr>
           <w:b/>
@@ -1786,7 +1207,7 @@
           <w:sz w:val="28"/>
           <w:szCs w:val="28"/>
         </w:rPr>
-        <w:t>T</w:t>
+        <w:t>esting</w:t>
       </w:r>
       <w:r>
         <w:rPr>
@@ -1795,37 +1216,7 @@
           <w:sz w:val="28"/>
           <w:szCs w:val="28"/>
         </w:rPr>
-        <w:t>esting</w:t>
-      </w:r>
-      <w:proofErr w:type="spellEnd"/>
-      <w:r>
-        <w:rPr>
-          <w:b/>
-          <w:bCs/>
-          <w:sz w:val="28"/>
-          <w:szCs w:val="28"/>
-        </w:rPr>
-        <w:t xml:space="preserve"> and </w:t>
-      </w:r>
-      <w:proofErr w:type="spellStart"/>
-      <w:r>
-        <w:rPr>
-          <w:b/>
-          <w:bCs/>
-          <w:sz w:val="28"/>
-          <w:szCs w:val="28"/>
-        </w:rPr>
-        <w:t>Continuous</w:t>
-      </w:r>
-      <w:proofErr w:type="spellEnd"/>
-      <w:r>
-        <w:rPr>
-          <w:b/>
-          <w:bCs/>
-          <w:sz w:val="28"/>
-          <w:szCs w:val="28"/>
-        </w:rPr>
-        <w:t xml:space="preserve"> Integration</w:t>
+        <w:t xml:space="preserve"> and Continuous Integration</w:t>
       </w:r>
     </w:p>
     <w:p>
@@ -1853,14 +1244,48 @@
         </w:rPr>
         <w:t xml:space="preserve">, </w:t>
       </w:r>
-      <w:proofErr w:type="spellStart"/>
-      <w:r>
-        <w:rPr>
-          <w:lang w:val="en-US"/>
-        </w:rPr>
-        <w:t>GenAbu</w:t>
-      </w:r>
-      <w:proofErr w:type="spellEnd"/>
+      <w:r>
+        <w:rPr>
+          <w:lang w:val="en-US"/>
+        </w:rPr>
+        <w:t xml:space="preserve">GenAbu </w:t>
+      </w:r>
+      <w:r>
+        <w:rPr>
+          <w:lang w:val="en-US"/>
+        </w:rPr>
+        <w:t>uses nf</w:t>
+      </w:r>
+      <w:r>
+        <w:rPr>
+          <w:lang w:val="en-US"/>
+        </w:rPr>
+        <w:t>-test and</w:t>
+      </w:r>
+      <w:r>
+        <w:rPr>
+          <w:lang w:val="en-US"/>
+        </w:rPr>
+        <w:t xml:space="preserve"> follows</w:t>
+      </w:r>
+      <w:r>
+        <w:rPr>
+          <w:lang w:val="en-US"/>
+        </w:rPr>
+        <w:t xml:space="preserve"> the principles of Continuous Integration</w:t>
+      </w:r>
+      <w:r>
+        <w:rPr>
+          <w:lang w:val="en-US"/>
+        </w:rPr>
+        <w:t xml:space="preserve"> (CI)</w:t>
+      </w:r>
+      <w:r>
+        <w:rPr>
+          <w:lang w:val="en-US"/>
+        </w:rPr>
+        <w:t>.</w:t>
+      </w:r>
       <w:r>
         <w:rPr>
           <w:lang w:val="en-US"/>
@@ -1871,98 +1296,26 @@
         <w:rPr>
           <w:lang w:val="en-US"/>
         </w:rPr>
-        <w:t xml:space="preserve">uses </w:t>
-      </w:r>
-      <w:proofErr w:type="spellStart"/>
-      <w:r>
-        <w:rPr>
-          <w:lang w:val="en-US"/>
-        </w:rPr>
-        <w:t>nf</w:t>
-      </w:r>
-      <w:proofErr w:type="spellEnd"/>
-      <w:r>
-        <w:rPr>
-          <w:lang w:val="en-US"/>
-        </w:rPr>
-        <w:t>-test and</w:t>
-      </w:r>
-      <w:r>
-        <w:rPr>
-          <w:lang w:val="en-US"/>
-        </w:rPr>
-        <w:t xml:space="preserve"> follows</w:t>
-      </w:r>
-      <w:r>
-        <w:rPr>
-          <w:lang w:val="en-US"/>
-        </w:rPr>
-        <w:t xml:space="preserve"> the principles of Continuous Integration</w:t>
-      </w:r>
-      <w:r>
-        <w:rPr>
-          <w:lang w:val="en-US"/>
-        </w:rPr>
-        <w:t xml:space="preserve"> (CI)</w:t>
-      </w:r>
-      <w:r>
-        <w:rPr>
-          <w:lang w:val="en-US"/>
-        </w:rPr>
-        <w:t>.</w:t>
-      </w:r>
-      <w:r>
-        <w:rPr>
+        <w:t xml:space="preserve">nf-test is a testing framework for Nextflow workflows and enables to test all components of a pipeline, including end-to-end testing and </w:t>
+      </w:r>
+      <w:r>
+        <w:rPr>
+          <w:lang w:val="en-US"/>
+        </w:rPr>
+        <w:t>process-level testing</w:t>
+      </w:r>
+      <w:r>
+        <w:rPr>
+          <w:vertAlign w:val="superscript"/>
           <w:lang w:val="en-US"/>
         </w:rPr>
         <w:t xml:space="preserve"> </w:t>
       </w:r>
-      <w:proofErr w:type="spellStart"/>
-      <w:r>
-        <w:rPr>
-          <w:lang w:val="en-US"/>
-        </w:rPr>
-        <w:t>nf</w:t>
-      </w:r>
-      <w:proofErr w:type="spellEnd"/>
-      <w:r>
-        <w:rPr>
-          <w:lang w:val="en-US"/>
-        </w:rPr>
-        <w:t xml:space="preserve">-test is a testing framework for </w:t>
-      </w:r>
-      <w:proofErr w:type="spellStart"/>
-      <w:r>
-        <w:rPr>
-          <w:lang w:val="en-US"/>
-        </w:rPr>
-        <w:t>Nextflow</w:t>
-      </w:r>
-      <w:proofErr w:type="spellEnd"/>
-      <w:r>
-        <w:rPr>
-          <w:lang w:val="en-US"/>
-        </w:rPr>
-        <w:t xml:space="preserve"> workflows and enables to test all components of a pipeline, including end-to-end testing and </w:t>
-      </w:r>
-      <w:r>
-        <w:rPr>
-          <w:lang w:val="en-US"/>
-        </w:rPr>
-        <w:t>process-level testing</w:t>
-      </w:r>
       <w:r>
         <w:rPr>
           <w:vertAlign w:val="superscript"/>
           <w:lang w:val="en-US"/>
         </w:rPr>
-        <w:t xml:space="preserve"> </w:t>
-      </w:r>
-      <w:r>
-        <w:rPr>
-          <w:vertAlign w:val="superscript"/>
-          <w:lang w:val="en-US"/>
-        </w:rPr>
         <w:t>7</w:t>
       </w:r>
       <w:r>
@@ -1971,19 +1324,11 @@
         </w:rPr>
         <w:t xml:space="preserve">. </w:t>
       </w:r>
-      <w:proofErr w:type="spellStart"/>
-      <w:r>
-        <w:rPr>
-          <w:lang w:val="en-US"/>
-        </w:rPr>
-        <w:t>GenAbu</w:t>
-      </w:r>
-      <w:proofErr w:type="spellEnd"/>
-      <w:r>
-        <w:rPr>
-          <w:lang w:val="en-US"/>
-        </w:rPr>
-        <w:t xml:space="preserve"> includes</w:t>
+      <w:r>
+        <w:rPr>
+          <w:lang w:val="en-US"/>
+        </w:rPr>
+        <w:t>GenAbu includes</w:t>
       </w:r>
       <w:r>
         <w:rPr>
@@ -2057,6 +1402,7 @@
         <w:rPr>
           <w:lang w:val="en-US"/>
         </w:rPr>
+        <w:lastRenderedPageBreak/>
         <w:t>Additionally, a small representative test dataset was</w:t>
       </w:r>
       <w:r>
@@ -2125,7 +1471,6 @@
         <w:rPr>
           <w:lang w:val="en-US"/>
         </w:rPr>
-        <w:lastRenderedPageBreak/>
         <w:t>CI</w:t>
       </w:r>
       <w:r>
@@ -2162,7 +1507,6 @@
           <w:szCs w:val="28"/>
         </w:rPr>
       </w:pPr>
-      <w:proofErr w:type="spellStart"/>
       <w:r>
         <w:rPr>
           <w:b/>
@@ -2170,53 +1514,27 @@
           <w:sz w:val="28"/>
           <w:szCs w:val="28"/>
         </w:rPr>
-        <w:t>Reproducibility</w:t>
-      </w:r>
-      <w:proofErr w:type="spellEnd"/>
-      <w:r>
-        <w:rPr>
-          <w:b/>
-          <w:bCs/>
-          <w:sz w:val="28"/>
-          <w:szCs w:val="28"/>
-        </w:rPr>
-        <w:t xml:space="preserve"> and Computational Environment</w:t>
-      </w:r>
-    </w:p>
-    <w:p>
-      <w:pPr>
-        <w:jc w:val="both"/>
-        <w:rPr>
-          <w:lang w:val="en-US"/>
-        </w:rPr>
-      </w:pPr>
-      <w:proofErr w:type="spellStart"/>
+        <w:t>Reproducibility and Computational Environment</w:t>
+      </w:r>
+    </w:p>
+    <w:p>
+      <w:pPr>
+        <w:jc w:val="both"/>
+        <w:rPr>
+          <w:lang w:val="en-US"/>
+        </w:rPr>
+      </w:pPr>
       <w:r>
         <w:rPr>
           <w:lang w:val="en-US"/>
         </w:rPr>
         <w:t>GenAbu</w:t>
       </w:r>
-      <w:proofErr w:type="spellEnd"/>
-      <w:r>
-        <w:rPr>
-          <w:lang w:val="en-US"/>
-        </w:rPr>
-        <w:t xml:space="preserve"> was implemented using Docker for </w:t>
-      </w:r>
-      <w:proofErr w:type="spellStart"/>
-      <w:r>
-        <w:rPr>
-          <w:lang w:val="en-US"/>
-        </w:rPr>
-        <w:t>containerised</w:t>
-      </w:r>
-      <w:proofErr w:type="spellEnd"/>
-      <w:r>
-        <w:rPr>
-          <w:lang w:val="en-US"/>
-        </w:rPr>
-        <w:t xml:space="preserve"> execution</w:t>
+      <w:r>
+        <w:rPr>
+          <w:lang w:val="en-US"/>
+        </w:rPr>
+        <w:t xml:space="preserve"> was implemented using Docker for containerised execution</w:t>
       </w:r>
       <w:r>
         <w:rPr>
@@ -2289,39 +1607,7 @@
             <w:rStyle w:val="Hyperlink"/>
             <w:lang w:val="en-US"/>
           </w:rPr>
-          <w:t>C0ldCl0ud/</w:t>
-        </w:r>
-        <w:proofErr w:type="spellStart"/>
-        <w:r>
-          <w:rPr>
-            <w:rStyle w:val="Hyperlink"/>
-            <w:lang w:val="en-US"/>
-          </w:rPr>
-          <w:t>GenAbu</w:t>
-        </w:r>
-        <w:proofErr w:type="spellEnd"/>
-        <w:r>
-          <w:rPr>
-            <w:rStyle w:val="Hyperlink"/>
-            <w:lang w:val="en-US"/>
-          </w:rPr>
-          <w:t xml:space="preserve">: Lightweight </w:t>
-        </w:r>
-        <w:proofErr w:type="spellStart"/>
-        <w:r>
-          <w:rPr>
-            <w:rStyle w:val="Hyperlink"/>
-            <w:lang w:val="en-US"/>
-          </w:rPr>
-          <w:t>nf-pipelien</w:t>
-        </w:r>
-        <w:proofErr w:type="spellEnd"/>
-        <w:r>
-          <w:rPr>
-            <w:rStyle w:val="Hyperlink"/>
-            <w:lang w:val="en-US"/>
-          </w:rPr>
-          <w:t xml:space="preserve"> for bulk RNA-sequencing data analysis</w:t>
+          <w:t>C0ldCl0ud/GenAbu: Lightweight nf-pipelien for bulk RNA-sequencing data analysis</w:t>
         </w:r>
       </w:hyperlink>
       <w:r>
@@ -2361,7 +1647,6 @@
           <w:szCs w:val="32"/>
         </w:rPr>
       </w:pPr>
-      <w:proofErr w:type="spellStart"/>
       <w:r>
         <w:rPr>
           <w:b/>
@@ -2371,7 +1656,6 @@
         </w:rPr>
         <w:t>Results</w:t>
       </w:r>
-      <w:proofErr w:type="spellEnd"/>
     </w:p>
     <w:p>
       <w:pPr>
@@ -2409,231 +1693,71 @@
         <w:rPr>
           <w:lang w:val="en-US"/>
         </w:rPr>
-        <w:t xml:space="preserve">Input handling consists of several modules (see Table 1.1) and </w:t>
-      </w:r>
-      <w:proofErr w:type="spellStart"/>
-      <w:r>
-        <w:rPr>
-          <w:lang w:val="en-US"/>
-        </w:rPr>
-        <w:t>subworkflows</w:t>
-      </w:r>
-      <w:proofErr w:type="spellEnd"/>
-      <w:r>
-        <w:rPr>
-          <w:lang w:val="en-US"/>
-        </w:rPr>
-        <w:t xml:space="preserve"> (see Table 1.2). The workflow supports two types of input files: CSV </w:t>
-      </w:r>
-      <w:proofErr w:type="spellStart"/>
-      <w:r>
-        <w:rPr>
-          <w:lang w:val="en-US"/>
-        </w:rPr>
-        <w:t>samplesheets</w:t>
-      </w:r>
-      <w:proofErr w:type="spellEnd"/>
-      <w:r>
-        <w:rPr>
-          <w:lang w:val="en-US"/>
-        </w:rPr>
-        <w:t xml:space="preserve"> containing either FASTQ file paths or SRA accession codes and PDF documents of scientific publications.</w:t>
-      </w:r>
-    </w:p>
-    <w:p>
-      <w:pPr>
-        <w:jc w:val="both"/>
-        <w:rPr>
-          <w:lang w:val="en-US"/>
-        </w:rPr>
-      </w:pPr>
-      <w:r>
-        <w:rPr>
-          <w:lang w:val="en-US"/>
-        </w:rPr>
-        <w:t xml:space="preserve">The initial component, the </w:t>
-      </w:r>
-      <w:proofErr w:type="spellStart"/>
-      <w:r>
-        <w:rPr>
-          <w:lang w:val="en-US"/>
-        </w:rPr>
-        <w:t>input_router</w:t>
-      </w:r>
-      <w:proofErr w:type="spellEnd"/>
-      <w:r>
-        <w:rPr>
-          <w:lang w:val="en-US"/>
-        </w:rPr>
-        <w:t xml:space="preserve">, identifies the input type based on the provided file format, distinguishing between CSV files and PDF documents. It then directs the input to the appropriate downstream module for further processing. Unused channels remain empty, allowing the workflow to handle all input types through a common entry point. For CSV inputs, the </w:t>
-      </w:r>
-      <w:proofErr w:type="spellStart"/>
+        <w:t xml:space="preserve">Input handling consists of several modules (see Table </w:t>
+      </w:r>
+      <w:r>
+        <w:rPr>
+          <w:lang w:val="en-US"/>
+        </w:rPr>
+        <w:t>2</w:t>
+      </w:r>
+      <w:r>
+        <w:rPr>
+          <w:lang w:val="en-US"/>
+        </w:rPr>
+        <w:t xml:space="preserve">.1) and subworkflows (see Table </w:t>
+      </w:r>
+      <w:r>
+        <w:rPr>
+          <w:lang w:val="en-US"/>
+        </w:rPr>
+        <w:t>2</w:t>
+      </w:r>
+      <w:r>
+        <w:rPr>
+          <w:lang w:val="en-US"/>
+        </w:rPr>
+        <w:t>.2). The workflow supports two types of input files: CSV samplesheets containing either FASTQ file paths or SRA accession codes and PDF documents of scientific publications.</w:t>
+      </w:r>
+    </w:p>
+    <w:p>
+      <w:pPr>
+        <w:jc w:val="both"/>
+        <w:rPr>
+          <w:lang w:val="en-US"/>
+        </w:rPr>
+      </w:pPr>
+      <w:r>
+        <w:rPr>
+          <w:lang w:val="en-US"/>
+        </w:rPr>
+        <w:t xml:space="preserve">The initial component, the input_router, identifies the input type based on the provided file format, distinguishing between CSV files and PDF documents. It then directs the input to the appropriate downstream module for further processing. Unused channels remain empty, allowing the workflow to handle all input types through a common entry point. For CSV inputs, the </w:t>
+      </w:r>
       <w:r>
         <w:rPr>
           <w:lang w:val="en-US"/>
         </w:rPr>
         <w:t>input_validator</w:t>
       </w:r>
-      <w:proofErr w:type="spellEnd"/>
-      <w:r>
-        <w:rPr>
-          <w:lang w:val="en-US"/>
-        </w:rPr>
-        <w:t xml:space="preserve"> checks the </w:t>
-      </w:r>
-      <w:proofErr w:type="spellStart"/>
-      <w:r>
-        <w:rPr>
-          <w:lang w:val="en-US"/>
-        </w:rPr>
-        <w:t>samplesheet</w:t>
-      </w:r>
-      <w:proofErr w:type="spellEnd"/>
-      <w:r>
-        <w:rPr>
-          <w:lang w:val="en-US"/>
-        </w:rPr>
-        <w:t xml:space="preserve"> structure and prepares the data for further processing.</w:t>
-      </w:r>
-    </w:p>
-    <w:p>
-      <w:pPr>
-        <w:jc w:val="both"/>
-        <w:rPr>
-          <w:lang w:val="en-US"/>
-        </w:rPr>
-      </w:pPr>
-      <w:r>
-        <w:rPr>
-          <w:lang w:val="en-US"/>
-        </w:rPr>
-        <w:t xml:space="preserve">For publication-based input, the </w:t>
-      </w:r>
-      <w:proofErr w:type="spellStart"/>
-      <w:r>
-        <w:rPr>
-          <w:lang w:val="en-US"/>
-        </w:rPr>
-        <w:t>paper_accession</w:t>
-      </w:r>
-      <w:proofErr w:type="spellEnd"/>
-      <w:r>
-        <w:rPr>
-          <w:lang w:val="en-US"/>
-        </w:rPr>
-        <w:t xml:space="preserve"> </w:t>
-      </w:r>
-      <w:proofErr w:type="spellStart"/>
-      <w:r>
-        <w:rPr>
-          <w:lang w:val="en-US"/>
-        </w:rPr>
-        <w:t>subworkflow</w:t>
-      </w:r>
-      <w:proofErr w:type="spellEnd"/>
-      <w:r>
-        <w:rPr>
-          <w:lang w:val="en-US"/>
-        </w:rPr>
-        <w:t xml:space="preserve"> converts the PDF into text and extracts SRA accession codes. The </w:t>
-      </w:r>
-      <w:proofErr w:type="spellStart"/>
-      <w:r>
-        <w:rPr>
-          <w:lang w:val="en-US"/>
-        </w:rPr>
-        <w:t>accession_resolver</w:t>
-      </w:r>
-      <w:proofErr w:type="spellEnd"/>
-      <w:r>
-        <w:rPr>
-          <w:lang w:val="en-US"/>
-        </w:rPr>
-        <w:t xml:space="preserve"> then uses </w:t>
-      </w:r>
-      <w:proofErr w:type="spellStart"/>
-      <w:r>
-        <w:rPr>
-          <w:lang w:val="en-US"/>
-        </w:rPr>
-        <w:t>ffq</w:t>
-      </w:r>
-      <w:proofErr w:type="spellEnd"/>
-      <w:r>
-        <w:rPr>
-          <w:lang w:val="en-US"/>
-        </w:rPr>
-        <w:t xml:space="preserve"> to retrieve available metadata, including the scientific name, library strategy, library layout and </w:t>
-      </w:r>
-      <w:proofErr w:type="spellStart"/>
-      <w:r>
-        <w:rPr>
-          <w:lang w:val="en-US"/>
-        </w:rPr>
-        <w:t>FastQ</w:t>
-      </w:r>
-      <w:proofErr w:type="spellEnd"/>
-      <w:r>
-        <w:rPr>
-          <w:lang w:val="en-US"/>
-        </w:rPr>
-        <w:t xml:space="preserve"> download paths. Resolved accessions are saved in a reusable </w:t>
-      </w:r>
-      <w:proofErr w:type="spellStart"/>
-      <w:r>
-        <w:rPr>
-          <w:lang w:val="en-US"/>
-        </w:rPr>
-        <w:t>samplesheet</w:t>
-      </w:r>
-      <w:proofErr w:type="spellEnd"/>
-      <w:r>
-        <w:rPr>
-          <w:lang w:val="en-US"/>
-        </w:rPr>
-        <w:t xml:space="preserve">, while unresolved accessions are recorded separately. In the subsequent </w:t>
-      </w:r>
-      <w:proofErr w:type="spellStart"/>
-      <w:r>
-        <w:rPr>
-          <w:lang w:val="en-US"/>
-        </w:rPr>
-        <w:t>sra_input</w:t>
-      </w:r>
-      <w:proofErr w:type="spellEnd"/>
-      <w:r>
-        <w:rPr>
-          <w:lang w:val="en-US"/>
-        </w:rPr>
-        <w:t xml:space="preserve"> </w:t>
-      </w:r>
-      <w:proofErr w:type="spellStart"/>
-      <w:r>
-        <w:rPr>
-          <w:lang w:val="en-US"/>
-        </w:rPr>
-        <w:t>subworkflow</w:t>
-      </w:r>
-      <w:proofErr w:type="spellEnd"/>
-      <w:r>
-        <w:rPr>
-          <w:lang w:val="en-US"/>
-        </w:rPr>
-        <w:t xml:space="preserve">, the sequencing data are downloaded and converted into </w:t>
-      </w:r>
-      <w:proofErr w:type="spellStart"/>
-      <w:r>
-        <w:rPr>
-          <w:lang w:val="en-US"/>
-        </w:rPr>
-        <w:t>FastQ</w:t>
-      </w:r>
-      <w:proofErr w:type="spellEnd"/>
-      <w:r>
-        <w:rPr>
-          <w:lang w:val="en-US"/>
-        </w:rPr>
-        <w:t xml:space="preserve"> files for downstream analysis.</w:t>
+      <w:r>
+        <w:rPr>
+          <w:lang w:val="en-US"/>
+        </w:rPr>
+        <w:t xml:space="preserve"> checks the samplesheet structure and prepares the data for further processing.</w:t>
+      </w:r>
+    </w:p>
+    <w:p>
+      <w:pPr>
+        <w:jc w:val="both"/>
+        <w:rPr>
+          <w:lang w:val="en-US"/>
+        </w:rPr>
+      </w:pPr>
+      <w:r>
+        <w:rPr>
+          <w:lang w:val="en-US"/>
+        </w:rPr>
+        <w:t>For publication-based input, the paper_accession subworkflow converts the PDF into text and extracts SRA accession codes. The accession_resolver then uses ffq to retrieve available metadata, including the scientific name, library strategy, library layout and FastQ download paths. Resolved accessions are saved in a reusable samplesheet, while unresolved accessions are recorded separately. In the subsequent sra_input subworkflow, the sequencing data are downloaded and converted into FastQ files for downstream analysis.</w:t>
       </w:r>
     </w:p>
     <w:p>
@@ -2661,27 +1785,30 @@
           <w:bCs/>
           <w:lang w:val="en-US"/>
         </w:rPr>
-        <w:t>Table 1.1.</w:t>
-      </w:r>
-      <w:r>
-        <w:rPr>
-          <w:lang w:val="en-US"/>
-        </w:rPr>
-        <w:t xml:space="preserve"> Modules of </w:t>
-      </w:r>
-      <w:proofErr w:type="spellStart"/>
-      <w:r>
-        <w:rPr>
-          <w:lang w:val="en-US"/>
-        </w:rPr>
-        <w:t>GenAbu</w:t>
-      </w:r>
-      <w:proofErr w:type="spellEnd"/>
-      <w:r>
-        <w:rPr>
-          <w:lang w:val="en-US"/>
-        </w:rPr>
-        <w:t xml:space="preserve"> input section with corresponding description</w:t>
+        <w:lastRenderedPageBreak/>
+        <w:t xml:space="preserve">Table </w:t>
+      </w:r>
+      <w:r>
+        <w:rPr>
+          <w:b/>
+          <w:bCs/>
+          <w:lang w:val="en-US"/>
+        </w:rPr>
+        <w:t>2</w:t>
+      </w:r>
+      <w:r>
+        <w:rPr>
+          <w:b/>
+          <w:bCs/>
+          <w:lang w:val="en-US"/>
+        </w:rPr>
+        <w:t>.1.</w:t>
+      </w:r>
+      <w:r>
+        <w:rPr>
+          <w:lang w:val="en-US"/>
+        </w:rPr>
+        <w:t xml:space="preserve"> Modules of GenAbu input section with corresponding description</w:t>
       </w:r>
     </w:p>
     <w:tbl>
@@ -2767,11 +1894,9 @@
             <w:pPr>
               <w:jc w:val="both"/>
             </w:pPr>
-            <w:proofErr w:type="spellStart"/>
             <w:r>
               <w:t>accession_extractor</w:t>
             </w:r>
-            <w:proofErr w:type="spellEnd"/>
           </w:p>
         </w:tc>
         <w:tc>
@@ -2818,12 +1943,9 @@
             <w:pPr>
               <w:jc w:val="both"/>
             </w:pPr>
-            <w:proofErr w:type="spellStart"/>
-            <w:r>
-              <w:lastRenderedPageBreak/>
+            <w:r>
               <w:t>accession_resolver</w:t>
             </w:r>
-            <w:proofErr w:type="spellEnd"/>
           </w:p>
         </w:tc>
         <w:tc>
@@ -2844,35 +1966,7 @@
               <w:rPr>
                 <w:lang w:val="en-US"/>
               </w:rPr>
-              <w:t xml:space="preserve">Resolves extracted accession codes using </w:t>
-            </w:r>
-            <w:proofErr w:type="spellStart"/>
-            <w:r>
-              <w:rPr>
-                <w:lang w:val="en-US"/>
-              </w:rPr>
-              <w:t>ffq</w:t>
-            </w:r>
-            <w:proofErr w:type="spellEnd"/>
-            <w:r>
-              <w:rPr>
-                <w:lang w:val="en-US"/>
-              </w:rPr>
-              <w:t xml:space="preserve"> and generates structured metadata, including run, sample and study accessions, scientific name, library strategy, library layout and available FASTQ download paths. It also creates a reusable </w:t>
-            </w:r>
-            <w:proofErr w:type="spellStart"/>
-            <w:r>
-              <w:rPr>
-                <w:lang w:val="en-US"/>
-              </w:rPr>
-              <w:t>samplesheet</w:t>
-            </w:r>
-            <w:proofErr w:type="spellEnd"/>
-            <w:r>
-              <w:rPr>
-                <w:lang w:val="en-US"/>
-              </w:rPr>
-              <w:t xml:space="preserve"> and separates resolved from unresolved accessions.</w:t>
+              <w:t>Resolves extracted accession codes using ffq and generates structured metadata, including run, sample and study accessions, scientific name, library strategy, library layout and available FASTQ download paths. It also creates a reusable samplesheet and separates resolved from unresolved accessions.</w:t>
             </w:r>
           </w:p>
           <w:p>
@@ -2897,11 +1991,9 @@
             <w:pPr>
               <w:jc w:val="both"/>
             </w:pPr>
-            <w:proofErr w:type="spellStart"/>
             <w:r>
               <w:t>pdf_to_text</w:t>
             </w:r>
-            <w:proofErr w:type="spellEnd"/>
           </w:p>
         </w:tc>
         <w:tc>
@@ -2947,11 +2039,9 @@
             <w:pPr>
               <w:jc w:val="both"/>
             </w:pPr>
-            <w:proofErr w:type="spellStart"/>
             <w:r>
               <w:t>sra_prefetch</w:t>
             </w:r>
-            <w:proofErr w:type="spellEnd"/>
           </w:p>
         </w:tc>
         <w:tc>
@@ -3007,41 +2097,29 @@
           <w:bCs/>
           <w:lang w:val="en-US"/>
         </w:rPr>
-        <w:t>Table 1.2.</w:t>
-      </w:r>
-      <w:r>
-        <w:rPr>
-          <w:lang w:val="en-US"/>
-        </w:rPr>
-        <w:t xml:space="preserve"> </w:t>
-      </w:r>
-      <w:proofErr w:type="spellStart"/>
-      <w:r>
-        <w:rPr>
-          <w:lang w:val="en-US"/>
-        </w:rPr>
-        <w:t>Subworkflows</w:t>
-      </w:r>
-      <w:proofErr w:type="spellEnd"/>
-      <w:r>
-        <w:rPr>
-          <w:lang w:val="en-US"/>
-        </w:rPr>
-        <w:t xml:space="preserve"> of </w:t>
-      </w:r>
-      <w:proofErr w:type="spellStart"/>
-      <w:r>
-        <w:rPr>
-          <w:lang w:val="en-US"/>
-        </w:rPr>
-        <w:t>GenAbu</w:t>
-      </w:r>
-      <w:proofErr w:type="spellEnd"/>
-      <w:r>
-        <w:rPr>
-          <w:lang w:val="en-US"/>
-        </w:rPr>
-        <w:t xml:space="preserve"> input section with corresponding description</w:t>
+        <w:t xml:space="preserve">Table </w:t>
+      </w:r>
+      <w:r>
+        <w:rPr>
+          <w:b/>
+          <w:bCs/>
+          <w:lang w:val="en-US"/>
+        </w:rPr>
+        <w:t>2</w:t>
+      </w:r>
+      <w:r>
+        <w:rPr>
+          <w:b/>
+          <w:bCs/>
+          <w:lang w:val="en-US"/>
+        </w:rPr>
+        <w:t>.2.</w:t>
+      </w:r>
+      <w:r>
+        <w:rPr>
+          <w:lang w:val="en-US"/>
+        </w:rPr>
+        <w:t xml:space="preserve"> Subworkflows of GenAbu input section with corresponding description</w:t>
       </w:r>
     </w:p>
     <w:tbl>
@@ -3127,11 +2205,9 @@
             <w:pPr>
               <w:jc w:val="both"/>
             </w:pPr>
-            <w:proofErr w:type="spellStart"/>
             <w:r>
               <w:t>input_router</w:t>
             </w:r>
-            <w:proofErr w:type="spellEnd"/>
           </w:p>
         </w:tc>
         <w:tc>
@@ -3153,21 +2229,7 @@
               <w:rPr>
                 <w:lang w:val="en-US"/>
               </w:rPr>
-              <w:t xml:space="preserve">Identifies whether the provided input is a CSV </w:t>
-            </w:r>
-            <w:proofErr w:type="spellStart"/>
-            <w:r>
-              <w:rPr>
-                <w:lang w:val="en-US"/>
-              </w:rPr>
-              <w:t>samplesheet</w:t>
-            </w:r>
-            <w:proofErr w:type="spellEnd"/>
-            <w:r>
-              <w:rPr>
-                <w:lang w:val="en-US"/>
-              </w:rPr>
-              <w:t xml:space="preserve"> or a PDF document and directs the file to the appropriate downstream workflow or rejects unsupported or invalid input files.</w:t>
+              <w:t>Identifies whether the provided input is a CSV samplesheet or a PDF document and directs the file to the appropriate downstream workflow or rejects unsupported or invalid input files.</w:t>
             </w:r>
           </w:p>
           <w:p>
@@ -3192,11 +2254,9 @@
             <w:pPr>
               <w:jc w:val="both"/>
             </w:pPr>
-            <w:proofErr w:type="spellStart"/>
             <w:r>
               <w:t>input_validator</w:t>
             </w:r>
-            <w:proofErr w:type="spellEnd"/>
           </w:p>
         </w:tc>
         <w:tc>
@@ -3217,35 +2277,7 @@
               <w:rPr>
                 <w:lang w:val="en-US"/>
               </w:rPr>
-              <w:t xml:space="preserve">Detects whether a CSV </w:t>
-            </w:r>
-            <w:proofErr w:type="spellStart"/>
-            <w:r>
-              <w:rPr>
-                <w:lang w:val="en-US"/>
-              </w:rPr>
-              <w:t>samplesheet</w:t>
-            </w:r>
-            <w:proofErr w:type="spellEnd"/>
-            <w:r>
-              <w:rPr>
-                <w:lang w:val="en-US"/>
-              </w:rPr>
-              <w:t xml:space="preserve"> contains SRA accessions or FASTQ file paths. It validates the required columns and uses the appropriate schema to parse the </w:t>
-            </w:r>
-            <w:proofErr w:type="spellStart"/>
-            <w:r>
-              <w:rPr>
-                <w:lang w:val="en-US"/>
-              </w:rPr>
-              <w:t>samplesheet</w:t>
-            </w:r>
-            <w:proofErr w:type="spellEnd"/>
-            <w:r>
-              <w:rPr>
-                <w:lang w:val="en-US"/>
-              </w:rPr>
-              <w:t xml:space="preserve"> and prepare the input for downstream processing.</w:t>
+              <w:t>Detects whether a CSV samplesheet contains SRA accessions or FASTQ file paths. It validates the required columns and uses the appropriate schema to parse the samplesheet and prepare the input for downstream processing.</w:t>
             </w:r>
           </w:p>
           <w:p>
@@ -3270,14 +2302,12 @@
             <w:pPr>
               <w:jc w:val="both"/>
             </w:pPr>
-            <w:proofErr w:type="spellStart"/>
             <w:r>
               <w:t>paper_accession</w:t>
             </w:r>
             <w:r>
               <w:t>s</w:t>
             </w:r>
-            <w:proofErr w:type="spellEnd"/>
           </w:p>
         </w:tc>
         <w:tc>
@@ -3298,21 +2328,7 @@
               <w:rPr>
                 <w:lang w:val="en-US"/>
               </w:rPr>
-              <w:t xml:space="preserve">Coordinates the publication-processing steps by converting the PDF to text, extracting accession codes and resolving them into structured metadata. It outputs resolved and unresolved accessions, a reusable </w:t>
-            </w:r>
-            <w:proofErr w:type="spellStart"/>
-            <w:r>
-              <w:rPr>
-                <w:lang w:val="en-US"/>
-              </w:rPr>
-              <w:t>samplesheet</w:t>
-            </w:r>
-            <w:proofErr w:type="spellEnd"/>
-            <w:r>
-              <w:rPr>
-                <w:lang w:val="en-US"/>
-              </w:rPr>
-              <w:t xml:space="preserve"> and SRA run information for further processing.</w:t>
+              <w:t>Coordinates the publication-processing steps by converting the PDF to text, extracting accession codes and resolving them into structured metadata. It outputs resolved and unresolved accessions, a reusable samplesheet and SRA run information for further processing.</w:t>
             </w:r>
           </w:p>
           <w:p>
@@ -3337,11 +2353,9 @@
             <w:pPr>
               <w:jc w:val="both"/>
             </w:pPr>
-            <w:proofErr w:type="spellStart"/>
             <w:r>
               <w:t>sra_input</w:t>
             </w:r>
-            <w:proofErr w:type="spellEnd"/>
           </w:p>
         </w:tc>
         <w:tc>
@@ -3362,35 +2376,7 @@
               <w:rPr>
                 <w:lang w:val="en-US"/>
               </w:rPr>
-              <w:t xml:space="preserve">Processes SRA-based input by downloading the sequencing data with </w:t>
-            </w:r>
-            <w:proofErr w:type="spellStart"/>
-            <w:r>
-              <w:rPr>
-                <w:lang w:val="en-US"/>
-              </w:rPr>
-              <w:t>sra_prefetch</w:t>
-            </w:r>
-            <w:proofErr w:type="spellEnd"/>
-            <w:r>
-              <w:rPr>
-                <w:lang w:val="en-US"/>
-              </w:rPr>
-              <w:t xml:space="preserve"> and converting it into compressed FASTQ files with </w:t>
-            </w:r>
-            <w:proofErr w:type="spellStart"/>
-            <w:r>
-              <w:rPr>
-                <w:lang w:val="en-US"/>
-              </w:rPr>
-              <w:t>fasterq</w:t>
-            </w:r>
-            <w:proofErr w:type="spellEnd"/>
-            <w:r>
-              <w:rPr>
-                <w:lang w:val="en-US"/>
-              </w:rPr>
-              <w:t>-dump. It also determines whether the resulting reads are single-end or paired-end.</w:t>
+              <w:t>Processes SRA-based input by downloading the sequencing data with sra_prefetch and converting it into compressed FASTQ files with fasterq-dump. It also determines whether the resulting reads are single-end or paired-end.</w:t>
             </w:r>
           </w:p>
         </w:tc>
@@ -3430,6 +2416,7 @@
           <w:sz w:val="28"/>
           <w:szCs w:val="28"/>
         </w:rPr>
+        <w:lastRenderedPageBreak/>
         <w:t>Analysis Workflow</w:t>
       </w:r>
     </w:p>
@@ -3444,49 +2431,19 @@
         <w:rPr>
           <w:lang w:val="en-US"/>
         </w:rPr>
-        <w:t xml:space="preserve">The preprocessing part of the pipeline consists of </w:t>
-      </w:r>
-      <w:proofErr w:type="gramStart"/>
-      <w:r>
-        <w:rPr>
-          <w:lang w:val="en-US"/>
-        </w:rPr>
-        <w:t>a</w:t>
-      </w:r>
-      <w:proofErr w:type="gramEnd"/>
-      <w:r>
-        <w:rPr>
-          <w:lang w:val="en-US"/>
-        </w:rPr>
-        <w:t xml:space="preserve"> initial quality control step, followed by adapter trimming and a second QC check. To </w:t>
-      </w:r>
-      <w:proofErr w:type="spellStart"/>
-      <w:r>
-        <w:rPr>
-          <w:lang w:val="en-US"/>
-        </w:rPr>
-        <w:t>asses</w:t>
-      </w:r>
-      <w:proofErr w:type="spellEnd"/>
-      <w:r>
-        <w:rPr>
-          <w:lang w:val="en-US"/>
-        </w:rPr>
-        <w:t xml:space="preserve"> the quality of the raw and the trimmed reads, Falco is used. Falco is a high-speed emulation of the </w:t>
-      </w:r>
-      <w:proofErr w:type="spellStart"/>
-      <w:r>
-        <w:rPr>
-          <w:lang w:val="en-US"/>
-        </w:rPr>
-        <w:t>FastQC</w:t>
-      </w:r>
-      <w:proofErr w:type="spellEnd"/>
-      <w:r>
-        <w:rPr>
-          <w:lang w:val="en-US"/>
-        </w:rPr>
-        <w:t xml:space="preserve"> tool and can save </w:t>
+        <w:t>The preprocessing part of the pipeline consists of a</w:t>
+      </w:r>
+      <w:r>
+        <w:rPr>
+          <w:lang w:val="en-US"/>
+        </w:rPr>
+        <w:t>n</w:t>
+      </w:r>
+      <w:r>
+        <w:rPr>
+          <w:lang w:val="en-US"/>
+        </w:rPr>
+        <w:t xml:space="preserve"> initial quality control step, followed by adapter trimming and a second QC check. To asses the quality of the raw and the trimmed reads, Falco is used. Falco is a high-speed emulation of the FastQC tool and can save </w:t>
       </w:r>
       <w:r>
         <w:rPr>
@@ -3530,28 +2487,7 @@
         <w:rPr>
           <w:lang w:val="en-US"/>
         </w:rPr>
-        <w:t xml:space="preserve">. </w:t>
-      </w:r>
-      <w:proofErr w:type="spellStart"/>
-      <w:r>
-        <w:rPr>
-          <w:lang w:val="en-US"/>
-        </w:rPr>
-        <w:t>Cutadapt</w:t>
-      </w:r>
-      <w:proofErr w:type="spellEnd"/>
-      <w:r>
-        <w:rPr>
-          <w:lang w:val="en-US"/>
-        </w:rPr>
-        <w:t xml:space="preserve"> is used to remove unwanted sequences such as adapter sequences </w:t>
-      </w:r>
-      <w:r>
-        <w:rPr>
-          <w:lang w:val="en-US"/>
-        </w:rPr>
-        <w:lastRenderedPageBreak/>
-        <w:t>and to trim reads according to a quality threshold</w:t>
+        <w:t>. Cutadapt is used to remove unwanted sequences such as adapter sequences and to trim reads according to a quality threshold</w:t>
       </w:r>
       <w:r>
         <w:rPr>
@@ -3571,35 +2507,7 @@
         <w:rPr>
           <w:lang w:val="en-US"/>
         </w:rPr>
-        <w:t xml:space="preserve">. The QC and </w:t>
-      </w:r>
-      <w:proofErr w:type="spellStart"/>
-      <w:r>
-        <w:rPr>
-          <w:lang w:val="en-US"/>
-        </w:rPr>
-        <w:t>Cutadapt</w:t>
-      </w:r>
-      <w:proofErr w:type="spellEnd"/>
-      <w:r>
-        <w:rPr>
-          <w:lang w:val="en-US"/>
-        </w:rPr>
-        <w:t xml:space="preserve"> reports are subsequently collected by the </w:t>
-      </w:r>
-      <w:proofErr w:type="spellStart"/>
-      <w:r>
-        <w:rPr>
-          <w:lang w:val="en-US"/>
-        </w:rPr>
-        <w:t>MultiQC</w:t>
-      </w:r>
-      <w:proofErr w:type="spellEnd"/>
-      <w:r>
-        <w:rPr>
-          <w:lang w:val="en-US"/>
-        </w:rPr>
-        <w:t xml:space="preserve"> tool to generate a summary report instead of requiring to inspect the report of each module </w:t>
+        <w:t xml:space="preserve">. The QC and Cutadapt reports are subsequently collected by the MultiQC tool to generate a summary report instead of requiring to inspect the report of each module </w:t>
       </w:r>
       <w:r>
         <w:rPr>
@@ -3673,21 +2581,7 @@
         <w:rPr>
           <w:lang w:val="en-US"/>
         </w:rPr>
-        <w:t xml:space="preserve">Gene-level abundance is determined by </w:t>
-      </w:r>
-      <w:proofErr w:type="spellStart"/>
-      <w:r>
-        <w:rPr>
-          <w:lang w:val="en-US"/>
-        </w:rPr>
-        <w:t>summarising</w:t>
-      </w:r>
-      <w:proofErr w:type="spellEnd"/>
-      <w:r>
-        <w:rPr>
-          <w:lang w:val="en-US"/>
-        </w:rPr>
-        <w:t xml:space="preserve"> transcript-level estimates using gene annotation information. This allows the results to be interpreted at the gene level rather than only at the transcript level possibly including several different isoforms per gene.</w:t>
+        <w:t>Gene-level abundance is determined by summarising transcript-level estimates using gene annotation information. This allows the results to be interpreted at the gene level rather than only at the transcript level possibly including several different isoforms per gene.</w:t>
       </w:r>
     </w:p>
     <w:p>
@@ -3715,7 +2609,6 @@
           <w:szCs w:val="32"/>
         </w:rPr>
       </w:pPr>
-      <w:proofErr w:type="spellStart"/>
       <w:r>
         <w:rPr>
           <w:b/>
@@ -3725,231 +2618,127 @@
         </w:rPr>
         <w:t>Discussion</w:t>
       </w:r>
-      <w:proofErr w:type="spellEnd"/>
-    </w:p>
-    <w:p>
-      <w:pPr>
-        <w:jc w:val="both"/>
-        <w:rPr>
-          <w:lang w:val="en-US"/>
-        </w:rPr>
-      </w:pPr>
-      <w:r>
-        <w:rPr>
-          <w:lang w:val="en-US"/>
-        </w:rPr>
-        <w:t>Concepts such as Continuous Integration (CI) are fundamental to modern software development, particularly in larger, established projects. However, practical experience with these concepts is often limited in university courses, where assignments are typically divided into small, largely independent tasks. Developing this pipeline therefore provided a valuable opportunity to experience such a workflow firsthand.</w:t>
-      </w:r>
-    </w:p>
-    <w:p>
-      <w:pPr>
-        <w:jc w:val="both"/>
-        <w:rPr>
-          <w:lang w:val="en-US"/>
-        </w:rPr>
-      </w:pPr>
-      <w:r>
-        <w:rPr>
-          <w:lang w:val="en-US"/>
-        </w:rPr>
-        <w:t xml:space="preserve">In retrospect, adopting these practices introduced considerable friction, some of which initially seemed unnecessary. Nevertheless, several of the challenges encountered during development proved to be valuable learning experiences. For example, an earlier version of the CI configuration used latest-stable for </w:t>
-      </w:r>
-      <w:proofErr w:type="spellStart"/>
-      <w:r>
-        <w:rPr>
-          <w:lang w:val="en-US"/>
-        </w:rPr>
-        <w:t>Nextflow</w:t>
-      </w:r>
-      <w:proofErr w:type="spellEnd"/>
-      <w:r>
-        <w:rPr>
-          <w:lang w:val="en-US"/>
-        </w:rPr>
-        <w:t xml:space="preserve"> and ubuntu-latest for the operating system. Following a </w:t>
-      </w:r>
-      <w:proofErr w:type="spellStart"/>
-      <w:r>
-        <w:rPr>
-          <w:lang w:val="en-US"/>
-        </w:rPr>
-        <w:t>Nextflow</w:t>
-      </w:r>
-      <w:proofErr w:type="spellEnd"/>
-      <w:r>
-        <w:rPr>
-          <w:lang w:val="en-US"/>
-        </w:rPr>
-        <w:t xml:space="preserve"> update, tests on the main branch began to fail despite having passed previously. This demonstrated the importance of pinning software and environment versions to ensure reproducible execution.</w:t>
-      </w:r>
-    </w:p>
-    <w:p>
-      <w:pPr>
-        <w:jc w:val="both"/>
-        <w:rPr>
-          <w:lang w:val="en-US"/>
-        </w:rPr>
-      </w:pPr>
-      <w:r>
-        <w:rPr>
-          <w:lang w:val="en-US"/>
-        </w:rPr>
-        <w:t>As the number of test cases increased, testing also became increasingly time-consuming, even for minor changes or modifications unrelated to the pipeline's functionality, such as updating the README or generating figures. This was particularly frustrating when small errors required another complete test run. To address this, we adopted a more targeted approach during local development, executing individual tests for the components affected by a change before running the full test suite. Despite the additional effort, the testing strategy contributed to a more stable pipeline and reduced the risk of introducing unintended changes in behavior.</w:t>
-      </w:r>
-    </w:p>
-    <w:p>
-      <w:pPr>
-        <w:jc w:val="both"/>
-        <w:rPr>
-          <w:lang w:val="en-US"/>
-        </w:rPr>
-      </w:pPr>
-      <w:r>
-        <w:rPr>
-          <w:lang w:val="en-US"/>
-        </w:rPr>
-        <w:t>A limitation of the current pipeline is the restricted configurability of some analysis tools. While several parameters, such as adapter sequences, quality thresholds, and minimum read lengths, are exposed to the user, other settings remain fixed. For example, Salmon uses a k-</w:t>
-      </w:r>
-      <w:proofErr w:type="spellStart"/>
-      <w:r>
-        <w:rPr>
-          <w:lang w:val="en-US"/>
-        </w:rPr>
-        <w:t>mer</w:t>
-      </w:r>
-      <w:proofErr w:type="spellEnd"/>
-      <w:r>
-        <w:rPr>
-          <w:lang w:val="en-US"/>
-        </w:rPr>
-        <w:t xml:space="preserve"> length of 31 during index generation. Under different experimental conditions, particularly when processing shorter reads, a smaller k-</w:t>
-      </w:r>
-      <w:proofErr w:type="spellStart"/>
-      <w:r>
-        <w:rPr>
-          <w:lang w:val="en-US"/>
-        </w:rPr>
-        <w:t>mer</w:t>
-      </w:r>
-      <w:proofErr w:type="spellEnd"/>
-      <w:r>
-        <w:rPr>
-          <w:lang w:val="en-US"/>
-        </w:rPr>
-        <w:t xml:space="preserve"> length might be more appropriate.</w:t>
-      </w:r>
-    </w:p>
-    <w:p>
-      <w:pPr>
-        <w:jc w:val="both"/>
-        <w:rPr>
-          <w:lang w:val="en-US"/>
-        </w:rPr>
-      </w:pPr>
+    </w:p>
+    <w:p>
+      <w:pPr>
+        <w:jc w:val="both"/>
+        <w:rPr>
+          <w:lang w:val="en-US"/>
+        </w:rPr>
+      </w:pPr>
+      <w:r>
+        <w:rPr>
+          <w:lang w:val="en-US"/>
+        </w:rPr>
+        <w:t>Concepts such as Continuous Integration are fundamental to modern software development, particularly in larger, established projects. However, practical experience with these concepts is often limited in university courses, where assignments are typically divided into small, largely independent tasks. Developing this pipeline therefore provided a valuable opportunity</w:t>
+      </w:r>
+      <w:r>
+        <w:rPr>
+          <w:lang w:val="en-US"/>
+        </w:rPr>
+        <w:t xml:space="preserve"> for us</w:t>
+      </w:r>
+      <w:r>
+        <w:rPr>
+          <w:lang w:val="en-US"/>
+        </w:rPr>
+        <w:t xml:space="preserve"> to experience such a workflow firsthand.</w:t>
+      </w:r>
+    </w:p>
+    <w:p>
+      <w:pPr>
+        <w:jc w:val="both"/>
+        <w:rPr>
+          <w:lang w:val="en-US"/>
+        </w:rPr>
+      </w:pPr>
+      <w:r>
+        <w:rPr>
+          <w:lang w:val="en-US"/>
+        </w:rPr>
+        <w:t>In retrospect, adopting these practices introduced considerable friction, some of which initially seemed unnecessary. Nevertheless, several of the challenges encountered during development proved to be valuable learning experiences. For example, an earlier version of the CI configuration used latest-stable for Nextflow and ubuntu-latest for the operating system. Following a Nextflow update, tests on the main branch began to fail despite having passed previously. This demonstrated the importance of pinning software and environment versions to ensure reproducible execution.</w:t>
+      </w:r>
+    </w:p>
+    <w:p>
+      <w:pPr>
+        <w:jc w:val="both"/>
+        <w:rPr>
+          <w:lang w:val="en-US"/>
+        </w:rPr>
+      </w:pPr>
+      <w:r>
+        <w:rPr>
+          <w:lang w:val="en-US"/>
+        </w:rPr>
+        <w:t xml:space="preserve">As the number of test cases increased, testing also became increasingly time-consuming, even for minor changes or modifications unrelated to the pipeline's functionality, such as updating the README or generating figures. This was particularly frustrating when small errors required another complete test run. To address this, we adopted a more targeted approach during local development, executing individual tests for the components affected by a change before running the full test suite. Despite the </w:t>
+      </w:r>
       <w:r>
         <w:rPr>
           <w:lang w:val="en-US"/>
         </w:rPr>
         <w:lastRenderedPageBreak/>
-        <w:t>Increasing the configurability of the pipeline would therefore be a desirable improvement. However, such changes would require careful consideration of existing tests and potential effects on current behavior. For instance, changes to the k-</w:t>
-      </w:r>
-      <w:proofErr w:type="spellStart"/>
-      <w:r>
-        <w:rPr>
-          <w:lang w:val="en-US"/>
-        </w:rPr>
-        <w:t>mer</w:t>
-      </w:r>
-      <w:proofErr w:type="spellEnd"/>
-      <w:r>
-        <w:rPr>
-          <w:lang w:val="en-US"/>
-        </w:rPr>
-        <w:t xml:space="preserve"> length would need to be reflected in the reference caching mechanism to ensure that compatible indices are selected.</w:t>
-      </w:r>
-    </w:p>
-    <w:p>
-      <w:pPr>
-        <w:jc w:val="both"/>
-        <w:rPr>
-          <w:lang w:val="en-US"/>
-        </w:rPr>
-      </w:pPr>
-      <w:r>
-        <w:rPr>
-          <w:lang w:val="en-US"/>
-        </w:rPr>
-        <w:t>Another useful improvement would be the introduction of a run-specific configuration summary alongside `</w:t>
-      </w:r>
-      <w:proofErr w:type="spellStart"/>
-      <w:r>
-        <w:rPr>
-          <w:lang w:val="en-US"/>
-        </w:rPr>
-        <w:t>software_versions.yml</w:t>
-      </w:r>
-      <w:proofErr w:type="spellEnd"/>
-      <w:r>
-        <w:rPr>
-          <w:lang w:val="en-US"/>
-        </w:rPr>
-        <w:t>`, documenting all effective pipeline parameters, including both user-defined and fixed settings. This would improve traceability and reproducibility while preserving the pipeline's current ease of use.</w:t>
-      </w:r>
-    </w:p>
-    <w:p>
-      <w:pPr>
-        <w:jc w:val="both"/>
-        <w:rPr>
-          <w:lang w:val="en-US"/>
-        </w:rPr>
-      </w:pPr>
-      <w:r>
-        <w:rPr>
-          <w:lang w:val="en-US"/>
-        </w:rPr>
-        <w:t xml:space="preserve">The code was developed with support from </w:t>
-      </w:r>
-      <w:proofErr w:type="spellStart"/>
-      <w:r>
-        <w:rPr>
-          <w:lang w:val="en-US"/>
-        </w:rPr>
-        <w:t>ChatGPT</w:t>
-      </w:r>
-      <w:proofErr w:type="spellEnd"/>
-      <w:r>
-        <w:rPr>
-          <w:lang w:val="en-US"/>
-        </w:rPr>
-        <w:t xml:space="preserve">, following a three-step, test-driven approach. First, tests were defined to specify the expected behavior of individual components. Second, the corresponding implementations were developed to satisfy these tests. Finally, a separate AI agent was tasked with reviewing the code against </w:t>
-      </w:r>
-      <w:proofErr w:type="spellStart"/>
-      <w:r>
-        <w:rPr>
-          <w:lang w:val="en-US"/>
-        </w:rPr>
-        <w:t>Nextflow</w:t>
-      </w:r>
-      <w:proofErr w:type="spellEnd"/>
-      <w:r>
-        <w:rPr>
-          <w:lang w:val="en-US"/>
-        </w:rPr>
-        <w:t xml:space="preserve"> and </w:t>
-      </w:r>
-      <w:proofErr w:type="spellStart"/>
-      <w:r>
-        <w:rPr>
-          <w:lang w:val="en-US"/>
-        </w:rPr>
-        <w:t>nf</w:t>
-      </w:r>
-      <w:proofErr w:type="spellEnd"/>
-      <w:r>
-        <w:rPr>
-          <w:lang w:val="en-US"/>
-        </w:rPr>
-        <w:t>-core coding guidelines, with particular attention to readability, modularity, and maintainability.</w:t>
+        <w:t>additional effort, the testing strategy contributed to a more stable pipeline and reduced the risk of introducing unintended changes in behavior.</w:t>
+      </w:r>
+    </w:p>
+    <w:p>
+      <w:pPr>
+        <w:jc w:val="both"/>
+      </w:pPr>
+      <w:r>
+        <w:rPr>
+          <w:lang w:val="en-US"/>
+        </w:rPr>
+        <w:t>A limitation of the current pipeline is the restricted configurability of some analysis tools. While several parameters, such as adapter sequences, quality thresholds, and minimum read lengths, are exposed to the user, other settings remain fixed. For example, Salmon uses a k-mer length of 31 during index generation. Under different experimental conditions, particularly when processing shorter reads, a smaller k-mer length might be more appropriate.</w:t>
+      </w:r>
+    </w:p>
+    <w:p>
+      <w:pPr>
+        <w:jc w:val="both"/>
+        <w:rPr>
+          <w:lang w:val="en-US"/>
+        </w:rPr>
+      </w:pPr>
+      <w:r>
+        <w:rPr>
+          <w:lang w:val="en-US"/>
+        </w:rPr>
+        <w:t>Increasing the configurability of the pipeline would therefore be a desirable improvement. However, such changes would require careful consideration of existing tests and potential effects on current behavior. For instance, changes to the k-mer length would need to be reflected in the reference caching mechanism to ensure that compatible indices are selected.</w:t>
+      </w:r>
+    </w:p>
+    <w:p>
+      <w:pPr>
+        <w:jc w:val="both"/>
+      </w:pPr>
+      <w:r>
+        <w:t>A further planned improvement is the integration of automated gene-name mapping into the pipeline. Currently, gene-level count and abundance tables may contain identifiers that are not immediately interpretable without additional annotation. The proposed extension aims to associate these identifiers with readable gene names, primarily using the NCBI gene annotation database and, where possible, information from the reference GTF file as a fallback. This would facilitate downstream analyses and improve the interpretability of the generated results. Although an initial implementation has been developed in a separate feature branch, it could not be fully completed, tested, and integrated into the main branch within the project timeframe. Completing and validating this functionality would therefore be a valuable next step in the further development of the pipeline.</w:t>
+      </w:r>
+    </w:p>
+    <w:p>
+      <w:pPr>
+        <w:jc w:val="both"/>
+        <w:rPr>
+          <w:lang w:val="en-US"/>
+        </w:rPr>
+      </w:pPr>
+      <w:r>
+        <w:rPr>
+          <w:lang w:val="en-US"/>
+        </w:rPr>
+        <w:t>Another useful improvement would be the introduction of a run-specific configuration summary alongside `software_versions.yml`, documenting all effective pipeline parameters, including both user-defined and fixed settings. This would improve traceability and reproducibility while preserving the pipeline's current ease of use.</w:t>
+      </w:r>
+    </w:p>
+    <w:p>
+      <w:pPr>
+        <w:jc w:val="both"/>
+        <w:rPr>
+          <w:lang w:val="en-US"/>
+        </w:rPr>
+      </w:pPr>
+      <w:r>
+        <w:rPr>
+          <w:lang w:val="en-US"/>
+        </w:rPr>
+        <w:t>The code was developed with support from ChatGPT, following a three-step, test-driven approach. First, tests were defined to specify the expected behavior of individual components. Second, the corresponding implementations were developed to satisfy these tests. Finally, a separate AI agent was tasked with reviewing the code against Nextflow and nf-core coding guidelines, with particular attention to readability, modularity, and maintainability.</w:t>
       </w:r>
       <w:r>
         <w:rPr>
@@ -4033,44 +2822,14 @@
             <w:tcW w:w="8358" w:type="dxa"/>
           </w:tcPr>
           <w:p>
-            <w:proofErr w:type="spellStart"/>
             <w:r>
               <w:rPr>
                 <w:lang w:val="en-US"/>
               </w:rPr>
-              <w:t>Kämpf</w:t>
-            </w:r>
-            <w:proofErr w:type="spellEnd"/>
-            <w:r>
-              <w:rPr>
-                <w:lang w:val="en-US"/>
-              </w:rPr>
-              <w:t xml:space="preserve">, C., Specht, M., Scholz, A. et al. </w:t>
-            </w:r>
-            <w:proofErr w:type="spellStart"/>
-            <w:r>
-              <w:rPr>
-                <w:lang w:val="en-US"/>
-              </w:rPr>
-              <w:t>uap</w:t>
-            </w:r>
-            <w:proofErr w:type="spellEnd"/>
-            <w:r>
-              <w:rPr>
-                <w:lang w:val="en-US"/>
-              </w:rPr>
-              <w:t xml:space="preserve">: reproducible and robust HTS data analysis. </w:t>
-            </w:r>
-            <w:r>
-              <w:t xml:space="preserve">BMC </w:t>
-            </w:r>
-            <w:proofErr w:type="spellStart"/>
-            <w:r>
-              <w:t>Bioinformatics</w:t>
-            </w:r>
-            <w:proofErr w:type="spellEnd"/>
-            <w:r>
-              <w:t xml:space="preserve"> 20, 664 (2019).</w:t>
+              <w:t xml:space="preserve">Kämpf, C., Specht, M., Scholz, A. et al. uap: reproducible and robust HTS data analysis. </w:t>
+            </w:r>
+            <w:r>
+              <w:t>BMC Bioinformatics 20, 664 (2019).</w:t>
             </w:r>
           </w:p>
           <w:p>
@@ -4103,48 +2862,16 @@
           </w:tcPr>
           <w:p>
             <w:r>
-              <w:t xml:space="preserve">Di Tommaso, P., </w:t>
-            </w:r>
-            <w:proofErr w:type="spellStart"/>
-            <w:r>
-              <w:t>Chatzou</w:t>
-            </w:r>
-            <w:proofErr w:type="spellEnd"/>
-            <w:r>
-              <w:t xml:space="preserve">, M., </w:t>
-            </w:r>
-            <w:proofErr w:type="spellStart"/>
-            <w:r>
-              <w:t>Floden</w:t>
-            </w:r>
-            <w:proofErr w:type="spellEnd"/>
-            <w:r>
-              <w:t xml:space="preserve">, E. et al. </w:t>
-            </w:r>
-            <w:proofErr w:type="spellStart"/>
+              <w:t xml:space="preserve">Di Tommaso, P., Chatzou, M., Floden, E. et al. </w:t>
+            </w:r>
             <w:r>
               <w:rPr>
                 <w:lang w:val="en-US"/>
               </w:rPr>
-              <w:t>Nextflow</w:t>
-            </w:r>
-            <w:proofErr w:type="spellEnd"/>
-            <w:r>
-              <w:rPr>
-                <w:lang w:val="en-US"/>
-              </w:rPr>
-              <w:t xml:space="preserve"> enables reproducible computational workflows. </w:t>
-            </w:r>
-            <w:r>
-              <w:t xml:space="preserve">Nat </w:t>
-            </w:r>
-            <w:proofErr w:type="spellStart"/>
-            <w:r>
-              <w:t>Biotechnol</w:t>
-            </w:r>
-            <w:proofErr w:type="spellEnd"/>
-            <w:r>
-              <w:t xml:space="preserve"> 35, 316–319 (2017).</w:t>
+              <w:t xml:space="preserve">Nextflow enables reproducible computational workflows. </w:t>
+            </w:r>
+            <w:r>
+              <w:t>Nat Biotechnol 35, 316–319 (2017).</w:t>
             </w:r>
             <w:r>
               <w:t xml:space="preserve"> </w:t>
@@ -4178,23 +2905,7 @@
           </w:tcPr>
           <w:p>
             <w:r>
-              <w:t xml:space="preserve">Wilkinson, M., </w:t>
-            </w:r>
-            <w:proofErr w:type="spellStart"/>
-            <w:r>
-              <w:t>Dumontier</w:t>
-            </w:r>
-            <w:proofErr w:type="spellEnd"/>
-            <w:r>
-              <w:t xml:space="preserve">, M., </w:t>
-            </w:r>
-            <w:proofErr w:type="spellStart"/>
-            <w:r>
-              <w:t>Aalbersberg</w:t>
-            </w:r>
-            <w:proofErr w:type="spellEnd"/>
-            <w:r>
-              <w:t xml:space="preserve">, I. et al. </w:t>
+              <w:t xml:space="preserve">Wilkinson, M., Dumontier, M., Aalbersberg, I. et al. </w:t>
             </w:r>
             <w:r>
               <w:rPr>
@@ -4202,13 +2913,8 @@
               </w:rPr>
               <w:t xml:space="preserve">The FAIR Guiding Principles for scientific data management and stewardship. </w:t>
             </w:r>
-            <w:proofErr w:type="spellStart"/>
-            <w:r>
-              <w:t>Sci</w:t>
-            </w:r>
-            <w:proofErr w:type="spellEnd"/>
-            <w:r>
-              <w:t xml:space="preserve"> Data 3, 160018 (2016). </w:t>
+            <w:r>
+              <w:t xml:space="preserve">Sci Data 3, 160018 (2016). </w:t>
             </w:r>
             <w:hyperlink r:id="rId8" w:history="1">
               <w:r>
@@ -4245,32 +2951,10 @@
               <w:rPr>
                 <w:lang w:val="en-US"/>
               </w:rPr>
-              <w:t xml:space="preserve">The </w:t>
-            </w:r>
-            <w:proofErr w:type="spellStart"/>
-            <w:r>
-              <w:rPr>
-                <w:lang w:val="en-US"/>
-              </w:rPr>
-              <w:t>nf</w:t>
-            </w:r>
-            <w:proofErr w:type="spellEnd"/>
-            <w:r>
-              <w:rPr>
-                <w:lang w:val="en-US"/>
-              </w:rPr>
-              <w:t xml:space="preserve">-core framework for community-curated bioinformatics pipelines. </w:t>
-            </w:r>
-            <w:r>
-              <w:t xml:space="preserve">Nat </w:t>
-            </w:r>
-            <w:proofErr w:type="spellStart"/>
-            <w:r>
-              <w:t>Biotechnol</w:t>
-            </w:r>
-            <w:proofErr w:type="spellEnd"/>
-            <w:r>
-              <w:t xml:space="preserve"> 38, 276–278 (2020). </w:t>
+              <w:t xml:space="preserve">The nf-core framework for community-curated bioinformatics pipelines. </w:t>
+            </w:r>
+            <w:r>
+              <w:t xml:space="preserve">Nat Biotechnol 38, 276–278 (2020). </w:t>
             </w:r>
             <w:hyperlink r:id="rId9" w:history="1">
               <w:r>
@@ -4300,19 +2984,11 @@
             <w:tcW w:w="8358" w:type="dxa"/>
           </w:tcPr>
           <w:p>
-            <w:proofErr w:type="spellStart"/>
             <w:r>
               <w:rPr>
                 <w:lang w:val="en-US"/>
               </w:rPr>
-              <w:t>Patro</w:t>
-            </w:r>
-            <w:proofErr w:type="spellEnd"/>
-            <w:r>
-              <w:rPr>
-                <w:lang w:val="en-US"/>
-              </w:rPr>
-              <w:t xml:space="preserve">, R., Duggal, G., Love, M. et al. Salmon provides fast and bias-aware quantification of transcript expression. </w:t>
+              <w:t xml:space="preserve">Patro, R., Duggal, G., Love, M. et al. Salmon provides fast and bias-aware quantification of transcript expression. </w:t>
             </w:r>
             <w:r>
               <w:t xml:space="preserve">Nat Methods 14, 417–419 (2017). </w:t>
@@ -4349,37 +3025,10 @@
               <w:rPr>
                 <w:lang w:val="en-US"/>
               </w:rPr>
-              <w:t xml:space="preserve">Martin, M. </w:t>
-            </w:r>
-            <w:proofErr w:type="spellStart"/>
-            <w:r>
-              <w:rPr>
-                <w:lang w:val="en-US"/>
-              </w:rPr>
-              <w:t>Cutadapt</w:t>
-            </w:r>
-            <w:proofErr w:type="spellEnd"/>
-            <w:r>
-              <w:rPr>
-                <w:lang w:val="en-US"/>
-              </w:rPr>
-              <w:t xml:space="preserve"> removes adapter sequences from high-throughput sequencing reads. </w:t>
-            </w:r>
-            <w:proofErr w:type="spellStart"/>
-            <w:r>
-              <w:t>EMBnet</w:t>
-            </w:r>
-            <w:proofErr w:type="spellEnd"/>
-            <w:r>
-              <w:t xml:space="preserve">. </w:t>
-            </w:r>
-            <w:proofErr w:type="spellStart"/>
-            <w:r>
-              <w:t>journal</w:t>
-            </w:r>
-            <w:proofErr w:type="spellEnd"/>
-            <w:r>
-              <w:t xml:space="preserve"> 17.1 (2011): 10-12.</w:t>
+              <w:t xml:space="preserve">Martin, M. Cutadapt removes adapter sequences from high-throughput sequencing reads. </w:t>
+            </w:r>
+            <w:r>
+              <w:t>EMBnet. journal 17.1 (2011): 10-12.</w:t>
             </w:r>
           </w:p>
           <w:p>
@@ -4420,49 +3069,7 @@
               <w:rPr>
                 <w:lang w:val="en-US"/>
               </w:rPr>
-              <w:t xml:space="preserve">Forer, L., </w:t>
-            </w:r>
-            <w:proofErr w:type="spellStart"/>
-            <w:r>
-              <w:rPr>
-                <w:lang w:val="en-US"/>
-              </w:rPr>
-              <w:t>Schönherr</w:t>
-            </w:r>
-            <w:proofErr w:type="spellEnd"/>
-            <w:r>
-              <w:rPr>
-                <w:lang w:val="en-US"/>
-              </w:rPr>
-              <w:t xml:space="preserve">, S., Improving the reliability, quality, and maintainability of bioinformatics pipelines with </w:t>
-            </w:r>
-            <w:proofErr w:type="spellStart"/>
-            <w:r>
-              <w:rPr>
-                <w:lang w:val="en-US"/>
-              </w:rPr>
-              <w:t>nf</w:t>
-            </w:r>
-            <w:proofErr w:type="spellEnd"/>
-            <w:r>
-              <w:rPr>
-                <w:lang w:val="en-US"/>
-              </w:rPr>
-              <w:t xml:space="preserve">-test, </w:t>
-            </w:r>
-            <w:proofErr w:type="spellStart"/>
-            <w:r>
-              <w:rPr>
-                <w:lang w:val="en-US"/>
-              </w:rPr>
-              <w:t>GigaScience</w:t>
-            </w:r>
-            <w:proofErr w:type="spellEnd"/>
-            <w:r>
-              <w:rPr>
-                <w:lang w:val="en-US"/>
-              </w:rPr>
-              <w:t xml:space="preserve">, Volume 14, 2025, giaf130, </w:t>
+              <w:t xml:space="preserve">Forer, L., Schönherr, S., Improving the reliability, quality, and maintainability of bioinformatics pipelines with nf-test, GigaScience, Volume 14, 2025, giaf130, </w:t>
             </w:r>
             <w:hyperlink r:id="rId12" w:history="1">
               <w:r>
@@ -4503,21 +3110,7 @@
               <w:rPr>
                 <w:lang w:val="en-US"/>
               </w:rPr>
-              <w:t xml:space="preserve">Moreau, D., </w:t>
-            </w:r>
-            <w:proofErr w:type="spellStart"/>
-            <w:r>
-              <w:rPr>
-                <w:lang w:val="en-US"/>
-              </w:rPr>
-              <w:t>Wiebels</w:t>
-            </w:r>
-            <w:proofErr w:type="spellEnd"/>
-            <w:r>
-              <w:rPr>
-                <w:lang w:val="en-US"/>
-              </w:rPr>
-              <w:t xml:space="preserve">, K. &amp; Boettiger, C. Containers for computational reproducibility. </w:t>
+              <w:t xml:space="preserve">Moreau, D., Wiebels, K. &amp; Boettiger, C. Containers for computational reproducibility. </w:t>
             </w:r>
             <w:r>
               <w:t xml:space="preserve">Nat Rev Methods Primers 3, 50 (2023). </w:t>
@@ -4554,49 +3147,7 @@
               <w:rPr>
                 <w:lang w:val="en-US"/>
               </w:rPr>
-              <w:t xml:space="preserve">de </w:t>
-            </w:r>
-            <w:proofErr w:type="spellStart"/>
-            <w:r>
-              <w:rPr>
-                <w:lang w:val="en-US"/>
-              </w:rPr>
-              <w:t>Sena</w:t>
-            </w:r>
-            <w:proofErr w:type="spellEnd"/>
-            <w:r>
-              <w:rPr>
-                <w:lang w:val="en-US"/>
-              </w:rPr>
-              <w:t xml:space="preserve"> </w:t>
-            </w:r>
-            <w:proofErr w:type="spellStart"/>
-            <w:r>
-              <w:rPr>
-                <w:lang w:val="en-US"/>
-              </w:rPr>
-              <w:t>Brandine</w:t>
-            </w:r>
-            <w:proofErr w:type="spellEnd"/>
-            <w:r>
-              <w:rPr>
-                <w:lang w:val="en-US"/>
-              </w:rPr>
-              <w:t xml:space="preserve"> G and Smith AD. Falco: high-speed </w:t>
-            </w:r>
-            <w:proofErr w:type="spellStart"/>
-            <w:r>
-              <w:rPr>
-                <w:lang w:val="en-US"/>
-              </w:rPr>
-              <w:t>FastQC</w:t>
-            </w:r>
-            <w:proofErr w:type="spellEnd"/>
-            <w:r>
-              <w:rPr>
-                <w:lang w:val="en-US"/>
-              </w:rPr>
-              <w:t xml:space="preserve"> emulation for quality control of sequencing data [version 2; peer review: 2 approved]. </w:t>
+              <w:t xml:space="preserve">de Sena Brandine G and Smith AD. Falco: high-speed FastQC emulation for quality control of sequencing data [version 2; peer review: 2 approved]. </w:t>
             </w:r>
             <w:r>
               <w:t>F1000Research 2021, 8:1874</w:t>
@@ -4640,63 +3191,7 @@
               <w:rPr>
                 <w:lang w:val="en-US"/>
               </w:rPr>
-              <w:t xml:space="preserve">Philip </w:t>
-            </w:r>
-            <w:proofErr w:type="spellStart"/>
-            <w:r>
-              <w:rPr>
-                <w:lang w:val="en-US"/>
-              </w:rPr>
-              <w:t>Ewels</w:t>
-            </w:r>
-            <w:proofErr w:type="spellEnd"/>
-            <w:r>
-              <w:rPr>
-                <w:lang w:val="en-US"/>
-              </w:rPr>
-              <w:t xml:space="preserve">, </w:t>
-            </w:r>
-            <w:proofErr w:type="spellStart"/>
-            <w:r>
-              <w:rPr>
-                <w:lang w:val="en-US"/>
-              </w:rPr>
-              <w:t>Måns</w:t>
-            </w:r>
-            <w:proofErr w:type="spellEnd"/>
-            <w:r>
-              <w:rPr>
-                <w:lang w:val="en-US"/>
-              </w:rPr>
-              <w:t xml:space="preserve"> Magnusson, Sverker Lundin, Max </w:t>
-            </w:r>
-            <w:proofErr w:type="spellStart"/>
-            <w:r>
-              <w:rPr>
-                <w:lang w:val="en-US"/>
-              </w:rPr>
-              <w:t>Käller</w:t>
-            </w:r>
-            <w:proofErr w:type="spellEnd"/>
-            <w:r>
-              <w:rPr>
-                <w:lang w:val="en-US"/>
-              </w:rPr>
-              <w:t xml:space="preserve">, </w:t>
-            </w:r>
-            <w:proofErr w:type="spellStart"/>
-            <w:r>
-              <w:rPr>
-                <w:lang w:val="en-US"/>
-              </w:rPr>
-              <w:t>MultiQC</w:t>
-            </w:r>
-            <w:proofErr w:type="spellEnd"/>
-            <w:r>
-              <w:rPr>
-                <w:lang w:val="en-US"/>
-              </w:rPr>
-              <w:t xml:space="preserve">: summarize analysis results for multiple tools and samples in a single report, Bioinformatics, Volume 32, Issue 19, October 2016, Pages 3047–3048, </w:t>
+              <w:t xml:space="preserve">Philip Ewels, Måns Magnusson, Sverker Lundin, Max Käller, MultiQC: summarize analysis results for multiple tools and samples in a single report, Bioinformatics, Volume 32, Issue 19, October 2016, Pages 3047–3048, </w:t>
             </w:r>
             <w:hyperlink r:id="rId15" w:history="1">
               <w:r>
@@ -4735,7 +3230,7 @@
 </file>
 
 <file path=word/numbering.xml><?xml version="1.0" encoding="utf-8"?>
-<w:numbering xmlns:wpc="http://schemas.microsoft.com/office/word/2010/wordprocessingCanvas" xmlns:cx="http://schemas.microsoft.com/office/drawing/2014/chartex" xmlns:cx1="http://schemas.microsoft.com/office/drawing/2015/9/8/chartex" xmlns:cx2="http://schemas.microsoft.com/office/drawing/2015/10/21/chartex" xmlns:cx3="http://schemas.microsoft.com/office/drawing/2016/5/9/chartex" xmlns:cx4="http://schemas.microsoft.com/office/drawing/2016/5/10/chartex" xmlns:cx5="http://schemas.microsoft.com/office/drawing/2016/5/11/chartex" xmlns:cx6="http://schemas.microsoft.com/office/drawing/2016/5/12/chartex" xmlns:cx7="http://schemas.microsoft.com/office/drawing/2016/5/13/chartex" xmlns:cx8="http://schemas.microsoft.com/office/drawing/2016/5/14/chartex" xmlns:mc="http://schemas.openxmlformats.org/markup-compatibility/2006" xmlns:aink="http://schemas.microsoft.com/office/drawing/2016/ink" xmlns:am3d="http://schemas.microsoft.com/office/drawing/2017/model3d" xmlns:o="urn:schemas-microsoft-com:office:office" xmlns:r="http://schemas.openxmlformats.org/officeDocument/2006/relationships" xmlns:m="http://schemas.openxmlformats.org/officeDocument/2006/math" xmlns:v="urn:schemas-microsoft-com:vml" xmlns:wp14="http://schemas.microsoft.com/office/word/2010/wordprocessingDrawing" xmlns:wp="http://schemas.openxmlformats.org/drawingml/2006/wordprocessingDrawing" xmlns:w10="urn:schemas-microsoft-com:office:word" xmlns:w="http://schemas.openxmlformats.org/wordprocessingml/2006/main" xmlns:w14="http://schemas.microsoft.com/office/word/2010/wordml" xmlns:w15="http://schemas.microsoft.com/office/word/2012/wordml" xmlns:w16cex="http://schemas.microsoft.com/office/word/2018/wordml/cex" xmlns:w16cid="http://schemas.microsoft.com/office/word/2016/wordml/cid" xmlns:w16="http://schemas.microsoft.com/office/word/2018/wordml" xmlns:w16sdtdh="http://schemas.microsoft.com/office/word/2020/wordml/sdtdatahash" xmlns:w16se="http://schemas.microsoft.com/office/word/2015/wordml/symex" xmlns:wpg="http://schemas.microsoft.com/office/word/2010/wordprocessingGroup" xmlns:wpi="http://schemas.microsoft.com/office/word/2010/wordprocessingInk" xmlns:wne="http://schemas.microsoft.com/office/word/2006/wordml" xmlns:wps="http://schemas.microsoft.com/office/word/2010/wordprocessingShape" mc:Ignorable="w14 w15 w16se w16cid w16 w16cex w16sdtdh wp14">
+<w:numbering xmlns:wpc="http://schemas.microsoft.com/office/word/2010/wordprocessingCanvas" xmlns:cx="http://schemas.microsoft.com/office/drawing/2014/chartex" xmlns:cx1="http://schemas.microsoft.com/office/drawing/2015/9/8/chartex" xmlns:cx2="http://schemas.microsoft.com/office/drawing/2015/10/21/chartex" xmlns:cx3="http://schemas.microsoft.com/office/drawing/2016/5/9/chartex" xmlns:cx4="http://schemas.microsoft.com/office/drawing/2016/5/10/chartex" xmlns:cx5="http://schemas.microsoft.com/office/drawing/2016/5/11/chartex" xmlns:cx6="http://schemas.microsoft.com/office/drawing/2016/5/12/chartex" xmlns:cx7="http://schemas.microsoft.com/office/drawing/2016/5/13/chartex" xmlns:cx8="http://schemas.microsoft.com/office/drawing/2016/5/14/chartex" xmlns:mc="http://schemas.openxmlformats.org/markup-compatibility/2006" xmlns:aink="http://schemas.microsoft.com/office/drawing/2016/ink" xmlns:am3d="http://schemas.microsoft.com/office/drawing/2017/model3d" xmlns:o="urn:schemas-microsoft-com:office:office" xmlns:oel="http://schemas.microsoft.com/office/2019/extlst" xmlns:r="http://schemas.openxmlformats.org/officeDocument/2006/relationships" xmlns:m="http://schemas.openxmlformats.org/officeDocument/2006/math" xmlns:v="urn:schemas-microsoft-com:vml" xmlns:wp14="http://schemas.microsoft.com/office/word/2010/wordprocessingDrawing" xmlns:wp="http://schemas.openxmlformats.org/drawingml/2006/wordprocessingDrawing" xmlns:w10="urn:schemas-microsoft-com:office:word" xmlns:w="http://schemas.openxmlformats.org/wordprocessingml/2006/main" xmlns:w14="http://schemas.microsoft.com/office/word/2010/wordml" xmlns:w15="http://schemas.microsoft.com/office/word/2012/wordml" xmlns:w16cex="http://schemas.microsoft.com/office/word/2018/wordml/cex" xmlns:w16cid="http://schemas.microsoft.com/office/word/2016/wordml/cid" xmlns:w16="http://schemas.microsoft.com/office/word/2018/wordml" xmlns:w16du="http://schemas.microsoft.com/office/word/2023/wordml/word16du" xmlns:w16sdtdh="http://schemas.microsoft.com/office/word/2020/wordml/sdtdatahash" xmlns:w16sdtfl="http://schemas.microsoft.com/office/word/2024/wordml/sdtformatlock" xmlns:w16se="http://schemas.microsoft.com/office/word/2015/wordml/symex" xmlns:wpg="http://schemas.microsoft.com/office/word/2010/wordprocessingGroup" xmlns:wpi="http://schemas.microsoft.com/office/word/2010/wordprocessingInk" xmlns:wne="http://schemas.microsoft.com/office/word/2006/wordml" xmlns:wps="http://schemas.microsoft.com/office/word/2010/wordprocessingShape" mc:Ignorable="w14 w15 w16se w16cid w16 w16cex w16sdtdh w16sdtfl w16du wp14">
   <w:abstractNum w:abstractNumId="0" w15:restartNumberingAfterBreak="0">
     <w:nsid w:val="2A320982"/>
     <w:multiLevelType w:val="hybridMultilevel"/>
@@ -5260,26 +3755,26 @@
       </w:rPr>
     </w:lvl>
   </w:abstractNum>
-  <w:num w:numId="1">
+  <w:num w:numId="1" w16cid:durableId="488056693">
     <w:abstractNumId w:val="4"/>
   </w:num>
-  <w:num w:numId="2">
+  <w:num w:numId="2" w16cid:durableId="1636450872">
     <w:abstractNumId w:val="1"/>
   </w:num>
-  <w:num w:numId="3">
+  <w:num w:numId="3" w16cid:durableId="1451125547">
     <w:abstractNumId w:val="0"/>
   </w:num>
-  <w:num w:numId="4">
+  <w:num w:numId="4" w16cid:durableId="1180121097">
     <w:abstractNumId w:val="2"/>
   </w:num>
-  <w:num w:numId="5">
+  <w:num w:numId="5" w16cid:durableId="1640501017">
     <w:abstractNumId w:val="3"/>
   </w:num>
 </w:numbering>
 </file>
 
 <file path=word/styles.xml><?xml version="1.0" encoding="utf-8"?>
-<w:styles xmlns:mc="http://schemas.openxmlformats.org/markup-compatibility/2006" xmlns:r="http://schemas.openxmlformats.org/officeDocument/2006/relationships" xmlns:w="http://schemas.openxmlformats.org/wordprocessingml/2006/main" xmlns:w14="http://schemas.microsoft.com/office/word/2010/wordml" xmlns:w15="http://schemas.microsoft.com/office/word/2012/wordml" xmlns:w16cex="http://schemas.microsoft.com/office/word/2018/wordml/cex" xmlns:w16cid="http://schemas.microsoft.com/office/word/2016/wordml/cid" xmlns:w16="http://schemas.microsoft.com/office/word/2018/wordml" xmlns:w16sdtdh="http://schemas.microsoft.com/office/word/2020/wordml/sdtdatahash" xmlns:w16se="http://schemas.microsoft.com/office/word/2015/wordml/symex" mc:Ignorable="w14 w15 w16se w16cid w16 w16cex w16sdtdh">
+<w:styles xmlns:mc="http://schemas.openxmlformats.org/markup-compatibility/2006" xmlns:r="http://schemas.openxmlformats.org/officeDocument/2006/relationships" xmlns:w="http://schemas.openxmlformats.org/wordprocessingml/2006/main" xmlns:w14="http://schemas.microsoft.com/office/word/2010/wordml" xmlns:w15="http://schemas.microsoft.com/office/word/2012/wordml" xmlns:w16cex="http://schemas.microsoft.com/office/word/2018/wordml/cex" xmlns:w16cid="http://schemas.microsoft.com/office/word/2016/wordml/cid" xmlns:w16="http://schemas.microsoft.com/office/word/2018/wordml" xmlns:w16du="http://schemas.microsoft.com/office/word/2023/wordml/word16du" xmlns:w16sdtdh="http://schemas.microsoft.com/office/word/2020/wordml/sdtdatahash" xmlns:w16sdtfl="http://schemas.microsoft.com/office/word/2024/wordml/sdtformatlock" xmlns:w16se="http://schemas.microsoft.com/office/word/2015/wordml/symex" mc:Ignorable="w14 w15 w16se w16cid w16 w16cex w16sdtdh w16sdtfl w16du">
   <w:docDefaults>
     <w:rPrDefault>
       <w:rPr>
@@ -5881,7 +4376,6 @@
   <w:style w:type="character" w:default="1" w:styleId="Absatz-Standardschriftart">
     <w:name w:val="Default Paragraph Font"/>
     <w:uiPriority w:val="1"/>
-    <w:semiHidden/>
     <w:unhideWhenUsed/>
   </w:style>
   <w:style w:type="table" w:default="1" w:styleId="NormaleTabelle">
